--- a/个性化社交媒体写作Agent_RAG项目入门指南.docx
+++ b/个性化社交媒体写作Agent_RAG项目入门指南.docx
@@ -89,6 +89,17 @@
     <w:p>
       <w:r>
         <w:br w:type="page"/>
+      </w:r>
+    </w:p>
+    <w:p>
+      <w:r>
+        <w:rPr>
+          <w:rFonts w:ascii="Calibri" w:hAnsi="Calibri" w:eastAsia="Microsoft YaHei"/>
+          <w:i/>
+          <w:color w:val="596775"/>
+          <w:sz w:val="20"/>
+        </w:rPr>
+        <w:t>版本说明  本指南已按 2026-09-04 当前代码更新，覆盖 28 个 API 路径和 57 项自动化测试。</w:t>
       </w:r>
     </w:p>
     <w:p>
@@ -802,6 +813,7 @@
     </w:p>
     <w:tbl>
       <w:tblPr>
+        <w:tblStyle w:val="TableGrid"/>
         <w:tblW w:type="auto" w:w="0"/>
         <w:jc w:val="center"/>
         <w:tblLayout w:type="fixed"/>
@@ -815,12 +827,13 @@
       <w:tr>
         <w:trPr>
           <w:tblHeader/>
+          <w:tblHeader w:val="true"/>
         </w:trPr>
         <w:tc>
           <w:tcPr>
             <w:tcW w:type="dxa" w:w="3120"/>
             <w:vAlign w:val="center"/>
-            <w:shd w:fill="2E74B5"/>
+            <w:shd w:fill="E8EEF5"/>
             <w:tcMar>
               <w:top w:w="100" w:type="dxa"/>
               <w:bottom w:w="100" w:type="dxa"/>
@@ -830,15 +843,14 @@
           </w:tcPr>
           <w:p>
             <w:pPr>
-              <w:spacing w:after="0" w:line="276" w:lineRule="auto"/>
+              <w:spacing w:before="0" w:after="40" w:line="276" w:lineRule="auto"/>
             </w:pPr>
-            <w:r/>
             <w:r>
               <w:rPr>
-                <w:rFonts w:ascii="Arial Unicode MS" w:hAnsi="Arial Unicode MS" w:eastAsia="Arial Unicode MS"/>
+                <w:rFonts w:ascii="Calibri" w:hAnsi="Calibri" w:eastAsia="Microsoft YaHei"/>
                 <w:b/>
-                <w:color w:val="FFFFFF"/>
-                <w:sz w:val="19"/>
+                <w:color w:val="1A1A1A"/>
+                <w:sz w:val="18"/>
               </w:rPr>
               <w:t>层次</w:t>
             </w:r>
@@ -848,7 +860,7 @@
           <w:tcPr>
             <w:tcW w:type="dxa" w:w="3120"/>
             <w:vAlign w:val="center"/>
-            <w:shd w:fill="2E74B5"/>
+            <w:shd w:fill="E8EEF5"/>
             <w:tcMar>
               <w:top w:w="100" w:type="dxa"/>
               <w:bottom w:w="100" w:type="dxa"/>
@@ -858,15 +870,14 @@
           </w:tcPr>
           <w:p>
             <w:pPr>
-              <w:spacing w:after="0" w:line="276" w:lineRule="auto"/>
+              <w:spacing w:before="0" w:after="40" w:line="276" w:lineRule="auto"/>
             </w:pPr>
-            <w:r/>
             <w:r>
               <w:rPr>
-                <w:rFonts w:ascii="Arial Unicode MS" w:hAnsi="Arial Unicode MS" w:eastAsia="Arial Unicode MS"/>
+                <w:rFonts w:ascii="Calibri" w:hAnsi="Calibri" w:eastAsia="Microsoft YaHei"/>
                 <w:b/>
-                <w:color w:val="FFFFFF"/>
-                <w:sz w:val="19"/>
+                <w:color w:val="1A1A1A"/>
+                <w:sz w:val="18"/>
               </w:rPr>
               <w:t>职责</w:t>
             </w:r>
@@ -876,7 +887,7 @@
           <w:tcPr>
             <w:tcW w:type="dxa" w:w="3120"/>
             <w:vAlign w:val="center"/>
-            <w:shd w:fill="2E74B5"/>
+            <w:shd w:fill="E8EEF5"/>
             <w:tcMar>
               <w:top w:w="100" w:type="dxa"/>
               <w:bottom w:w="100" w:type="dxa"/>
@@ -886,15 +897,14 @@
           </w:tcPr>
           <w:p>
             <w:pPr>
-              <w:spacing w:after="0" w:line="276" w:lineRule="auto"/>
+              <w:spacing w:before="0" w:after="40" w:line="276" w:lineRule="auto"/>
             </w:pPr>
-            <w:r/>
             <w:r>
               <w:rPr>
-                <w:rFonts w:ascii="Arial Unicode MS" w:hAnsi="Arial Unicode MS" w:eastAsia="Arial Unicode MS"/>
+                <w:rFonts w:ascii="Calibri" w:hAnsi="Calibri" w:eastAsia="Microsoft YaHei"/>
                 <w:b/>
-                <w:color w:val="FFFFFF"/>
-                <w:sz w:val="19"/>
+                <w:color w:val="1A1A1A"/>
+                <w:sz w:val="18"/>
               </w:rPr>
               <w:t>通俗类比</w:t>
             </w:r>
@@ -906,25 +916,17 @@
           <w:tcPr>
             <w:tcW w:type="dxa" w:w="1512"/>
             <w:vAlign w:val="center"/>
-            <w:shd w:fill="FFFFFF"/>
-            <w:tcMar>
-              <w:top w:w="100" w:type="dxa"/>
-              <w:bottom w:w="100" w:type="dxa"/>
-              <w:start w:w="120" w:type="dxa"/>
-              <w:end w:w="120" w:type="dxa"/>
-            </w:tcMar>
           </w:tcPr>
           <w:p>
             <w:pPr>
-              <w:spacing w:after="0" w:line="276" w:lineRule="auto"/>
+              <w:spacing w:before="0" w:after="40" w:line="276" w:lineRule="auto"/>
             </w:pPr>
-            <w:r/>
             <w:r>
               <w:rPr>
-                <w:rFonts w:ascii="Arial Unicode MS" w:hAnsi="Arial Unicode MS" w:eastAsia="Arial Unicode MS"/>
-                <w:b w:val="0"/>
-                <w:color w:val="222222"/>
-                <w:sz w:val="19"/>
+                <w:rFonts w:ascii="Calibri" w:hAnsi="Calibri" w:eastAsia="Microsoft YaHei"/>
+                <w:b/>
+                <w:color w:val="1A1A1A"/>
+                <w:sz w:val="18"/>
               </w:rPr>
               <w:t>角色层</w:t>
             </w:r>
@@ -934,27 +936,19 @@
           <w:tcPr>
             <w:tcW w:type="dxa" w:w="4680"/>
             <w:vAlign w:val="center"/>
-            <w:shd w:fill="FFFFFF"/>
-            <w:tcMar>
-              <w:top w:w="100" w:type="dxa"/>
-              <w:bottom w:w="100" w:type="dxa"/>
-              <w:start w:w="120" w:type="dxa"/>
-              <w:end w:w="120" w:type="dxa"/>
-            </w:tcMar>
           </w:tcPr>
           <w:p>
             <w:pPr>
-              <w:spacing w:after="0" w:line="276" w:lineRule="auto"/>
+              <w:spacing w:before="0" w:after="40" w:line="276" w:lineRule="auto"/>
             </w:pPr>
-            <w:r/>
             <w:r>
               <w:rPr>
-                <w:rFonts w:ascii="Arial Unicode MS" w:hAnsi="Arial Unicode MS" w:eastAsia="Arial Unicode MS"/>
+                <w:rFonts w:ascii="Calibri" w:hAnsi="Calibri" w:eastAsia="Microsoft YaHei"/>
                 <w:b w:val="0"/>
-                <w:color w:val="222222"/>
-                <w:sz w:val="19"/>
+                <w:color w:val="1A1A1A"/>
+                <w:sz w:val="18"/>
               </w:rPr>
-              <w:t>定义这个身份是谁、能说什么、不能说什么</w:t>
+              <w:t>身份边界与默认任务模板</w:t>
             </w:r>
           </w:p>
         </w:tc>
@@ -962,25 +956,17 @@
           <w:tcPr>
             <w:tcW w:type="dxa" w:w="3168"/>
             <w:vAlign w:val="center"/>
-            <w:shd w:fill="FFFFFF"/>
-            <w:tcMar>
-              <w:top w:w="100" w:type="dxa"/>
-              <w:bottom w:w="100" w:type="dxa"/>
-              <w:start w:w="120" w:type="dxa"/>
-              <w:end w:w="120" w:type="dxa"/>
-            </w:tcMar>
           </w:tcPr>
           <w:p>
             <w:pPr>
-              <w:spacing w:after="0" w:line="276" w:lineRule="auto"/>
+              <w:spacing w:before="0" w:after="40" w:line="276" w:lineRule="auto"/>
             </w:pPr>
-            <w:r/>
             <w:r>
               <w:rPr>
-                <w:rFonts w:ascii="Arial Unicode MS" w:hAnsi="Arial Unicode MS" w:eastAsia="Arial Unicode MS"/>
+                <w:rFonts w:ascii="Calibri" w:hAnsi="Calibri" w:eastAsia="Microsoft YaHei"/>
                 <w:b w:val="0"/>
-                <w:color w:val="222222"/>
-                <w:sz w:val="19"/>
+                <w:color w:val="1A1A1A"/>
+                <w:sz w:val="18"/>
               </w:rPr>
               <w:t>员工身份与品牌守则</w:t>
             </w:r>
@@ -992,25 +978,17 @@
           <w:tcPr>
             <w:tcW w:type="dxa" w:w="1512"/>
             <w:vAlign w:val="center"/>
-            <w:shd w:fill="FFFFFF"/>
-            <w:tcMar>
-              <w:top w:w="100" w:type="dxa"/>
-              <w:bottom w:w="100" w:type="dxa"/>
-              <w:start w:w="120" w:type="dxa"/>
-              <w:end w:w="120" w:type="dxa"/>
-            </w:tcMar>
           </w:tcPr>
           <w:p>
             <w:pPr>
-              <w:spacing w:after="0" w:line="276" w:lineRule="auto"/>
+              <w:spacing w:before="0" w:after="40" w:line="276" w:lineRule="auto"/>
             </w:pPr>
-            <w:r/>
             <w:r>
               <w:rPr>
-                <w:rFonts w:ascii="Arial Unicode MS" w:hAnsi="Arial Unicode MS" w:eastAsia="Arial Unicode MS"/>
-                <w:b w:val="0"/>
-                <w:color w:val="222222"/>
-                <w:sz w:val="19"/>
+                <w:rFonts w:ascii="Calibri" w:hAnsi="Calibri" w:eastAsia="Microsoft YaHei"/>
+                <w:b/>
+                <w:color w:val="1A1A1A"/>
+                <w:sz w:val="18"/>
               </w:rPr>
               <w:t>语料层</w:t>
             </w:r>
@@ -1020,27 +998,19 @@
           <w:tcPr>
             <w:tcW w:type="dxa" w:w="4680"/>
             <w:vAlign w:val="center"/>
-            <w:shd w:fill="FFFFFF"/>
-            <w:tcMar>
-              <w:top w:w="100" w:type="dxa"/>
-              <w:bottom w:w="100" w:type="dxa"/>
-              <w:start w:w="120" w:type="dxa"/>
-              <w:end w:w="120" w:type="dxa"/>
-            </w:tcMar>
           </w:tcPr>
           <w:p>
             <w:pPr>
-              <w:spacing w:after="0" w:line="276" w:lineRule="auto"/>
+              <w:spacing w:before="0" w:after="40" w:line="276" w:lineRule="auto"/>
             </w:pPr>
-            <w:r/>
             <w:r>
               <w:rPr>
-                <w:rFonts w:ascii="Arial Unicode MS" w:hAnsi="Arial Unicode MS" w:eastAsia="Arial Unicode MS"/>
+                <w:rFonts w:ascii="Calibri" w:hAnsi="Calibri" w:eastAsia="Microsoft YaHei"/>
                 <w:b w:val="0"/>
-                <w:color w:val="222222"/>
-                <w:sz w:val="19"/>
+                <w:color w:val="1A1A1A"/>
+                <w:sz w:val="18"/>
               </w:rPr>
-              <w:t>保存过去真实发布的文章和标签</w:t>
+              <w:t>真实文章、元数据、真实性和 ACTIVE/RETIRED 状态</w:t>
             </w:r>
           </w:p>
         </w:tc>
@@ -1048,25 +1018,17 @@
           <w:tcPr>
             <w:tcW w:type="dxa" w:w="3168"/>
             <w:vAlign w:val="center"/>
-            <w:shd w:fill="FFFFFF"/>
-            <w:tcMar>
-              <w:top w:w="100" w:type="dxa"/>
-              <w:bottom w:w="100" w:type="dxa"/>
-              <w:start w:w="120" w:type="dxa"/>
-              <w:end w:w="120" w:type="dxa"/>
-            </w:tcMar>
           </w:tcPr>
           <w:p>
             <w:pPr>
-              <w:spacing w:after="0" w:line="276" w:lineRule="auto"/>
+              <w:spacing w:before="0" w:after="40" w:line="276" w:lineRule="auto"/>
             </w:pPr>
-            <w:r/>
             <w:r>
               <w:rPr>
-                <w:rFonts w:ascii="Arial Unicode MS" w:hAnsi="Arial Unicode MS" w:eastAsia="Arial Unicode MS"/>
+                <w:rFonts w:ascii="Calibri" w:hAnsi="Calibri" w:eastAsia="Microsoft YaHei"/>
                 <w:b w:val="0"/>
-                <w:color w:val="222222"/>
-                <w:sz w:val="19"/>
+                <w:color w:val="1A1A1A"/>
+                <w:sz w:val="18"/>
               </w:rPr>
               <w:t>资料室</w:t>
             </w:r>
@@ -1078,25 +1040,79 @@
           <w:tcPr>
             <w:tcW w:type="dxa" w:w="1512"/>
             <w:vAlign w:val="center"/>
-            <w:shd w:fill="FFFFFF"/>
-            <w:tcMar>
-              <w:top w:w="100" w:type="dxa"/>
-              <w:bottom w:w="100" w:type="dxa"/>
-              <w:start w:w="120" w:type="dxa"/>
-              <w:end w:w="120" w:type="dxa"/>
-            </w:tcMar>
           </w:tcPr>
           <w:p>
             <w:pPr>
-              <w:spacing w:after="0" w:line="276" w:lineRule="auto"/>
+              <w:spacing w:before="0" w:after="40" w:line="276" w:lineRule="auto"/>
             </w:pPr>
-            <w:r/>
             <w:r>
               <w:rPr>
-                <w:rFonts w:ascii="Arial Unicode MS" w:hAnsi="Arial Unicode MS" w:eastAsia="Arial Unicode MS"/>
+                <w:rFonts w:ascii="Calibri" w:hAnsi="Calibri" w:eastAsia="Microsoft YaHei"/>
+                <w:b/>
+                <w:color w:val="1A1A1A"/>
+                <w:sz w:val="18"/>
+              </w:rPr>
+              <w:t>画像层</w:t>
+            </w:r>
+          </w:p>
+        </w:tc>
+        <w:tc>
+          <w:tcPr>
+            <w:tcW w:type="dxa" w:w="4680"/>
+            <w:vAlign w:val="center"/>
+          </w:tcPr>
+          <w:p>
+            <w:pPr>
+              <w:spacing w:before="0" w:after="40" w:line="276" w:lineRule="auto"/>
+            </w:pPr>
+            <w:r>
+              <w:rPr>
+                <w:rFonts w:ascii="Calibri" w:hAnsi="Calibri" w:eastAsia="Microsoft YaHei"/>
                 <w:b w:val="0"/>
-                <w:color w:val="222222"/>
-                <w:sz w:val="19"/>
+                <w:color w:val="1A1A1A"/>
+                <w:sz w:val="18"/>
+              </w:rPr>
+              <w:t>从高真实性 ACTIVE 样本总结稳定表达</w:t>
+            </w:r>
+          </w:p>
+        </w:tc>
+        <w:tc>
+          <w:tcPr>
+            <w:tcW w:type="dxa" w:w="3168"/>
+            <w:vAlign w:val="center"/>
+          </w:tcPr>
+          <w:p>
+            <w:pPr>
+              <w:spacing w:before="0" w:after="40" w:line="276" w:lineRule="auto"/>
+            </w:pPr>
+            <w:r>
+              <w:rPr>
+                <w:rFonts w:ascii="Calibri" w:hAnsi="Calibri" w:eastAsia="Microsoft YaHei"/>
+                <w:b w:val="0"/>
+                <w:color w:val="1A1A1A"/>
+                <w:sz w:val="18"/>
+              </w:rPr>
+              <w:t>写作习惯卡</w:t>
+            </w:r>
+          </w:p>
+        </w:tc>
+      </w:tr>
+      <w:tr>
+        <w:tc>
+          <w:tcPr>
+            <w:tcW w:type="dxa" w:w="1512"/>
+            <w:vAlign w:val="center"/>
+          </w:tcPr>
+          <w:p>
+            <w:pPr>
+              <w:spacing w:before="0" w:after="40" w:line="276" w:lineRule="auto"/>
+            </w:pPr>
+            <w:r>
+              <w:rPr>
+                <w:rFonts w:ascii="Calibri" w:hAnsi="Calibri" w:eastAsia="Microsoft YaHei"/>
+                <w:b/>
+                <w:color w:val="1A1A1A"/>
+                <w:sz w:val="18"/>
               </w:rPr>
               <w:t>检索层</w:t>
             </w:r>
@@ -1106,27 +1122,19 @@
           <w:tcPr>
             <w:tcW w:type="dxa" w:w="4680"/>
             <w:vAlign w:val="center"/>
-            <w:shd w:fill="FFFFFF"/>
-            <w:tcMar>
-              <w:top w:w="100" w:type="dxa"/>
-              <w:bottom w:w="100" w:type="dxa"/>
-              <w:start w:w="120" w:type="dxa"/>
-              <w:end w:w="120" w:type="dxa"/>
-            </w:tcMar>
           </w:tcPr>
           <w:p>
             <w:pPr>
-              <w:spacing w:after="0" w:line="276" w:lineRule="auto"/>
+              <w:spacing w:before="0" w:after="40" w:line="276" w:lineRule="auto"/>
             </w:pPr>
-            <w:r/>
             <w:r>
               <w:rPr>
-                <w:rFonts w:ascii="Arial Unicode MS" w:hAnsi="Arial Unicode MS" w:eastAsia="Arial Unicode MS"/>
+                <w:rFonts w:ascii="Calibri" w:hAnsi="Calibri" w:eastAsia="Microsoft YaHei"/>
                 <w:b w:val="0"/>
-                <w:color w:val="222222"/>
-                <w:sz w:val="19"/>
+                <w:color w:val="1A1A1A"/>
+                <w:sz w:val="18"/>
               </w:rPr>
-              <w:t>从资料室找到本次最相关的文章</w:t>
+              <w:t>混合评分、解释和 MMR 去重</w:t>
             </w:r>
           </w:p>
         </w:tc>
@@ -1134,27 +1142,19 @@
           <w:tcPr>
             <w:tcW w:type="dxa" w:w="3168"/>
             <w:vAlign w:val="center"/>
-            <w:shd w:fill="FFFFFF"/>
-            <w:tcMar>
-              <w:top w:w="100" w:type="dxa"/>
-              <w:bottom w:w="100" w:type="dxa"/>
-              <w:start w:w="120" w:type="dxa"/>
-              <w:end w:w="120" w:type="dxa"/>
-            </w:tcMar>
           </w:tcPr>
           <w:p>
             <w:pPr>
-              <w:spacing w:after="0" w:line="276" w:lineRule="auto"/>
+              <w:spacing w:before="0" w:after="40" w:line="276" w:lineRule="auto"/>
             </w:pPr>
-            <w:r/>
             <w:r>
               <w:rPr>
-                <w:rFonts w:ascii="Arial Unicode MS" w:hAnsi="Arial Unicode MS" w:eastAsia="Arial Unicode MS"/>
+                <w:rFonts w:ascii="Calibri" w:hAnsi="Calibri" w:eastAsia="Microsoft YaHei"/>
                 <w:b w:val="0"/>
-                <w:color w:val="222222"/>
-                <w:sz w:val="19"/>
+                <w:color w:val="1A1A1A"/>
+                <w:sz w:val="18"/>
               </w:rPr>
-              <w:t>研究助理</w:t>
+              <w:t>按任务找资料</w:t>
             </w:r>
           </w:p>
         </w:tc>
@@ -1164,27 +1164,19 @@
           <w:tcPr>
             <w:tcW w:type="dxa" w:w="1512"/>
             <w:vAlign w:val="center"/>
-            <w:shd w:fill="FFFFFF"/>
-            <w:tcMar>
-              <w:top w:w="100" w:type="dxa"/>
-              <w:bottom w:w="100" w:type="dxa"/>
-              <w:start w:w="120" w:type="dxa"/>
-              <w:end w:w="120" w:type="dxa"/>
-            </w:tcMar>
           </w:tcPr>
           <w:p>
             <w:pPr>
-              <w:spacing w:after="0" w:line="276" w:lineRule="auto"/>
+              <w:spacing w:before="0" w:after="40" w:line="276" w:lineRule="auto"/>
             </w:pPr>
-            <w:r/>
             <w:r>
               <w:rPr>
-                <w:rFonts w:ascii="Arial Unicode MS" w:hAnsi="Arial Unicode MS" w:eastAsia="Arial Unicode MS"/>
-                <w:b w:val="0"/>
-                <w:color w:val="222222"/>
-                <w:sz w:val="19"/>
+                <w:rFonts w:ascii="Calibri" w:hAnsi="Calibri" w:eastAsia="Microsoft YaHei"/>
+                <w:b/>
+                <w:color w:val="1A1A1A"/>
+                <w:sz w:val="18"/>
               </w:rPr>
-              <w:t>画像层</w:t>
+              <w:t>生成层</w:t>
             </w:r>
           </w:p>
         </w:tc>
@@ -1192,27 +1184,19 @@
           <w:tcPr>
             <w:tcW w:type="dxa" w:w="4680"/>
             <w:vAlign w:val="center"/>
-            <w:shd w:fill="FFFFFF"/>
-            <w:tcMar>
-              <w:top w:w="100" w:type="dxa"/>
-              <w:bottom w:w="100" w:type="dxa"/>
-              <w:start w:w="120" w:type="dxa"/>
-              <w:end w:w="120" w:type="dxa"/>
-            </w:tcMar>
           </w:tcPr>
           <w:p>
             <w:pPr>
-              <w:spacing w:after="0" w:line="276" w:lineRule="auto"/>
+              <w:spacing w:before="0" w:after="40" w:line="276" w:lineRule="auto"/>
             </w:pPr>
-            <w:r/>
             <w:r>
               <w:rPr>
-                <w:rFonts w:ascii="Arial Unicode MS" w:hAnsi="Arial Unicode MS" w:eastAsia="Arial Unicode MS"/>
+                <w:rFonts w:ascii="Calibri" w:hAnsi="Calibri" w:eastAsia="Microsoft YaHei"/>
                 <w:b w:val="0"/>
-                <w:color w:val="222222"/>
-                <w:sz w:val="19"/>
+                <w:color w:val="1A1A1A"/>
+                <w:sz w:val="18"/>
               </w:rPr>
-              <w:t>总结长期稳定的表达习惯</w:t>
+              <w:t>Evidence Contract、初稿、评审与定向改写</w:t>
             </w:r>
           </w:p>
         </w:tc>
@@ -1220,27 +1204,19 @@
           <w:tcPr>
             <w:tcW w:type="dxa" w:w="3168"/>
             <w:vAlign w:val="center"/>
-            <w:shd w:fill="FFFFFF"/>
-            <w:tcMar>
-              <w:top w:w="100" w:type="dxa"/>
-              <w:bottom w:w="100" w:type="dxa"/>
-              <w:start w:w="120" w:type="dxa"/>
-              <w:end w:w="120" w:type="dxa"/>
-            </w:tcMar>
           </w:tcPr>
           <w:p>
             <w:pPr>
-              <w:spacing w:after="0" w:line="276" w:lineRule="auto"/>
+              <w:spacing w:before="0" w:after="40" w:line="276" w:lineRule="auto"/>
             </w:pPr>
-            <w:r/>
             <w:r>
               <w:rPr>
-                <w:rFonts w:ascii="Arial Unicode MS" w:hAnsi="Arial Unicode MS" w:eastAsia="Arial Unicode MS"/>
+                <w:rFonts w:ascii="Calibri" w:hAnsi="Calibri" w:eastAsia="Microsoft YaHei"/>
                 <w:b w:val="0"/>
-                <w:color w:val="222222"/>
-                <w:sz w:val="19"/>
+                <w:color w:val="1A1A1A"/>
+                <w:sz w:val="18"/>
               </w:rPr>
-              <w:t>写作风格说明书</w:t>
+              <w:t>受控写作流水线</w:t>
             </w:r>
           </w:p>
         </w:tc>
@@ -1250,27 +1226,19 @@
           <w:tcPr>
             <w:tcW w:type="dxa" w:w="1512"/>
             <w:vAlign w:val="center"/>
-            <w:shd w:fill="FFFFFF"/>
-            <w:tcMar>
-              <w:top w:w="100" w:type="dxa"/>
-              <w:bottom w:w="100" w:type="dxa"/>
-              <w:start w:w="120" w:type="dxa"/>
-              <w:end w:w="120" w:type="dxa"/>
-            </w:tcMar>
           </w:tcPr>
           <w:p>
             <w:pPr>
-              <w:spacing w:after="0" w:line="276" w:lineRule="auto"/>
+              <w:spacing w:before="0" w:after="40" w:line="276" w:lineRule="auto"/>
             </w:pPr>
-            <w:r/>
             <w:r>
               <w:rPr>
-                <w:rFonts w:ascii="Arial Unicode MS" w:hAnsi="Arial Unicode MS" w:eastAsia="Arial Unicode MS"/>
-                <w:b w:val="0"/>
-                <w:color w:val="222222"/>
-                <w:sz w:val="19"/>
+                <w:rFonts w:ascii="Calibri" w:hAnsi="Calibri" w:eastAsia="Microsoft YaHei"/>
+                <w:b/>
+                <w:color w:val="1A1A1A"/>
+                <w:sz w:val="18"/>
               </w:rPr>
-              <w:t>生成与评审层</w:t>
+              <w:t>人工审批层</w:t>
             </w:r>
           </w:p>
         </w:tc>
@@ -1278,27 +1246,19 @@
           <w:tcPr>
             <w:tcW w:type="dxa" w:w="4680"/>
             <w:vAlign w:val="center"/>
-            <w:shd w:fill="FFFFFF"/>
-            <w:tcMar>
-              <w:top w:w="100" w:type="dxa"/>
-              <w:bottom w:w="100" w:type="dxa"/>
-              <w:start w:w="120" w:type="dxa"/>
-              <w:end w:w="120" w:type="dxa"/>
-            </w:tcMar>
           </w:tcPr>
           <w:p>
             <w:pPr>
-              <w:spacing w:after="0" w:line="276" w:lineRule="auto"/>
+              <w:spacing w:before="0" w:after="40" w:line="276" w:lineRule="auto"/>
             </w:pPr>
-            <w:r/>
             <w:r>
               <w:rPr>
-                <w:rFonts w:ascii="Arial Unicode MS" w:hAnsi="Arial Unicode MS" w:eastAsia="Arial Unicode MS"/>
+                <w:rFonts w:ascii="Calibri" w:hAnsi="Calibri" w:eastAsia="Microsoft YaHei"/>
                 <w:b w:val="0"/>
-                <w:color w:val="222222"/>
-                <w:sz w:val="19"/>
+                <w:color w:val="1A1A1A"/>
+                <w:sz w:val="18"/>
               </w:rPr>
-              <w:t>写初稿、检查问题、定向修改</w:t>
+              <w:t>编辑、批准、拒绝并保留 diff</w:t>
             </w:r>
           </w:p>
         </w:tc>
@@ -1306,27 +1266,19 @@
           <w:tcPr>
             <w:tcW w:type="dxa" w:w="3168"/>
             <w:vAlign w:val="center"/>
-            <w:shd w:fill="FFFFFF"/>
-            <w:tcMar>
-              <w:top w:w="100" w:type="dxa"/>
-              <w:bottom w:w="100" w:type="dxa"/>
-              <w:start w:w="120" w:type="dxa"/>
-              <w:end w:w="120" w:type="dxa"/>
-            </w:tcMar>
           </w:tcPr>
           <w:p>
             <w:pPr>
-              <w:spacing w:after="0" w:line="276" w:lineRule="auto"/>
+              <w:spacing w:before="0" w:after="40" w:line="276" w:lineRule="auto"/>
             </w:pPr>
-            <w:r/>
             <w:r>
               <w:rPr>
-                <w:rFonts w:ascii="Arial Unicode MS" w:hAnsi="Arial Unicode MS" w:eastAsia="Arial Unicode MS"/>
+                <w:rFonts w:ascii="Calibri" w:hAnsi="Calibri" w:eastAsia="Microsoft YaHei"/>
                 <w:b w:val="0"/>
-                <w:color w:val="222222"/>
-                <w:sz w:val="19"/>
+                <w:color w:val="1A1A1A"/>
+                <w:sz w:val="18"/>
               </w:rPr>
-              <w:t>作者与编辑</w:t>
+              <w:t>发布前总编</w:t>
             </w:r>
           </w:p>
         </w:tc>
@@ -1336,27 +1288,19 @@
           <w:tcPr>
             <w:tcW w:type="dxa" w:w="1512"/>
             <w:vAlign w:val="center"/>
-            <w:shd w:fill="FFFFFF"/>
-            <w:tcMar>
-              <w:top w:w="100" w:type="dxa"/>
-              <w:bottom w:w="100" w:type="dxa"/>
-              <w:start w:w="120" w:type="dxa"/>
-              <w:end w:w="120" w:type="dxa"/>
-            </w:tcMar>
           </w:tcPr>
           <w:p>
             <w:pPr>
-              <w:spacing w:after="0" w:line="276" w:lineRule="auto"/>
+              <w:spacing w:before="0" w:after="40" w:line="276" w:lineRule="auto"/>
             </w:pPr>
-            <w:r/>
             <w:r>
               <w:rPr>
-                <w:rFonts w:ascii="Arial Unicode MS" w:hAnsi="Arial Unicode MS" w:eastAsia="Arial Unicode MS"/>
-                <w:b w:val="0"/>
-                <w:color w:val="222222"/>
-                <w:sz w:val="19"/>
+                <w:rFonts w:ascii="Calibri" w:hAnsi="Calibri" w:eastAsia="Microsoft YaHei"/>
+                <w:b/>
+                <w:color w:val="1A1A1A"/>
+                <w:sz w:val="18"/>
               </w:rPr>
-              <w:t>反馈层</w:t>
+              <w:t>反馈与评测层</w:t>
             </w:r>
           </w:p>
         </w:tc>
@@ -1364,27 +1308,19 @@
           <w:tcPr>
             <w:tcW w:type="dxa" w:w="4680"/>
             <w:vAlign w:val="center"/>
-            <w:shd w:fill="FFFFFF"/>
-            <w:tcMar>
-              <w:top w:w="100" w:type="dxa"/>
-              <w:bottom w:w="100" w:type="dxa"/>
-              <w:start w:w="120" w:type="dxa"/>
-              <w:end w:w="120" w:type="dxa"/>
-            </w:tcMar>
           </w:tcPr>
           <w:p>
             <w:pPr>
-              <w:spacing w:after="0" w:line="276" w:lineRule="auto"/>
+              <w:spacing w:before="0" w:after="40" w:line="276" w:lineRule="auto"/>
             </w:pPr>
-            <w:r/>
             <w:r>
               <w:rPr>
-                <w:rFonts w:ascii="Arial Unicode MS" w:hAnsi="Arial Unicode MS" w:eastAsia="Arial Unicode MS"/>
+                <w:rFonts w:ascii="Calibri" w:hAnsi="Calibri" w:eastAsia="Microsoft YaHei"/>
                 <w:b w:val="0"/>
-                <w:color w:val="222222"/>
-                <w:sz w:val="19"/>
+                <w:color w:val="1A1A1A"/>
+                <w:sz w:val="18"/>
               </w:rPr>
-              <w:t>保存本人如何修改初稿</w:t>
+              <w:t>经验准入、检索纠错和确定性指标</w:t>
             </w:r>
           </w:p>
         </w:tc>
@@ -1392,27 +1328,19 @@
           <w:tcPr>
             <w:tcW w:type="dxa" w:w="3168"/>
             <w:vAlign w:val="center"/>
-            <w:shd w:fill="FFFFFF"/>
-            <w:tcMar>
-              <w:top w:w="100" w:type="dxa"/>
-              <w:bottom w:w="100" w:type="dxa"/>
-              <w:start w:w="120" w:type="dxa"/>
-              <w:end w:w="120" w:type="dxa"/>
-            </w:tcMar>
           </w:tcPr>
           <w:p>
             <w:pPr>
-              <w:spacing w:after="0" w:line="276" w:lineRule="auto"/>
+              <w:spacing w:before="0" w:after="40" w:line="276" w:lineRule="auto"/>
             </w:pPr>
-            <w:r/>
             <w:r>
               <w:rPr>
-                <w:rFonts w:ascii="Arial Unicode MS" w:hAnsi="Arial Unicode MS" w:eastAsia="Arial Unicode MS"/>
+                <w:rFonts w:ascii="Calibri" w:hAnsi="Calibri" w:eastAsia="Microsoft YaHei"/>
                 <w:b w:val="0"/>
-                <w:color w:val="222222"/>
-                <w:sz w:val="19"/>
+                <w:color w:val="1A1A1A"/>
+                <w:sz w:val="18"/>
               </w:rPr>
-              <w:t>持续更新的批注本</w:t>
+              <w:t>可审计的改进闭环</w:t>
             </w:r>
           </w:p>
         </w:tc>
@@ -1426,12 +1354,11 @@
     <w:p>
       <w:r>
         <w:rPr>
-          <w:rFonts w:ascii="Arial Unicode MS" w:hAnsi="Arial Unicode MS" w:eastAsia="Arial Unicode MS"/>
-          <w:b w:val="0"/>
-          <w:color w:val="222222"/>
+          <w:rFonts w:ascii="Calibri" w:hAnsi="Calibri" w:eastAsia="Microsoft YaHei"/>
+          <w:color w:val="1A1A1A"/>
           <w:sz w:val="22"/>
         </w:rPr>
-        <w:t>完整链路是：创建角色 → 导入文章 → 拆分并保存 → 建立画像 → 接收写作任务 → 检索相关文章 → 生成初稿 → 风格评审 → 人工修改 → 保存反馈。</w:t>
+        <w:t>完整链路是：创建或克隆角色 → 批量导入文章 → 自动拆分、标注和去重 → 建立画像 → 检索 ACTIVE 文章 → 生成与独立评审 → 人工编辑和审批 → 保存反馈 → 人工决定是否准入长期记忆。</w:t>
       </w:r>
     </w:p>
     <w:p>
@@ -1451,16 +1378,16 @@
     <w:p>
       <w:r>
         <w:rPr>
-          <w:rFonts w:ascii="Arial Unicode MS" w:hAnsi="Arial Unicode MS" w:eastAsia="Arial Unicode MS"/>
-          <w:b w:val="0"/>
-          <w:color w:val="222222"/>
+          <w:rFonts w:ascii="Calibri" w:hAnsi="Calibri" w:eastAsia="Microsoft YaHei"/>
+          <w:color w:val="1A1A1A"/>
           <w:sz w:val="22"/>
         </w:rPr>
-        <w:t>角色不是一个昵称，而是一套独立的写作身份。每个角色都有自己的语料、作者画像和修改反馈。当前首个角色是“Alignment AI｜GEO 品牌传播”，role_id 为 2。</w:t>
+        <w:t>角色不是一个昵称，而是一套独立的写作身份。每个角色都有自己的语料、作者画像、反馈、生成记录和 default_generate_params。需要同一作者管理另一个平台时可以克隆角色规则，但不会复制历史文章和长期记忆。</w:t>
       </w:r>
     </w:p>
     <w:tbl>
       <w:tblPr>
+        <w:tblStyle w:val="TableGrid"/>
         <w:tblW w:type="auto" w:w="0"/>
         <w:jc w:val="center"/>
         <w:tblLayout w:type="fixed"/>
@@ -1473,12 +1400,13 @@
       <w:tr>
         <w:trPr>
           <w:tblHeader/>
+          <w:tblHeader w:val="true"/>
         </w:trPr>
         <w:tc>
           <w:tcPr>
             <w:tcW w:type="dxa" w:w="4680"/>
             <w:vAlign w:val="center"/>
-            <w:shd w:fill="2E74B5"/>
+            <w:shd w:fill="E8EEF5"/>
             <w:tcMar>
               <w:top w:w="100" w:type="dxa"/>
               <w:bottom w:w="100" w:type="dxa"/>
@@ -1488,15 +1416,14 @@
           </w:tcPr>
           <w:p>
             <w:pPr>
-              <w:spacing w:after="0" w:line="276" w:lineRule="auto"/>
+              <w:spacing w:before="0" w:after="40" w:line="276" w:lineRule="auto"/>
             </w:pPr>
-            <w:r/>
             <w:r>
               <w:rPr>
-                <w:rFonts w:ascii="Arial Unicode MS" w:hAnsi="Arial Unicode MS" w:eastAsia="Arial Unicode MS"/>
+                <w:rFonts w:ascii="Calibri" w:hAnsi="Calibri" w:eastAsia="Microsoft YaHei"/>
                 <w:b/>
-                <w:color w:val="FFFFFF"/>
-                <w:sz w:val="19"/>
+                <w:color w:val="1A1A1A"/>
+                <w:sz w:val="18"/>
               </w:rPr>
               <w:t>角色字段</w:t>
             </w:r>
@@ -1506,7 +1433,7 @@
           <w:tcPr>
             <w:tcW w:type="dxa" w:w="4680"/>
             <w:vAlign w:val="center"/>
-            <w:shd w:fill="2E74B5"/>
+            <w:shd w:fill="E8EEF5"/>
             <w:tcMar>
               <w:top w:w="100" w:type="dxa"/>
               <w:bottom w:w="100" w:type="dxa"/>
@@ -1516,15 +1443,14 @@
           </w:tcPr>
           <w:p>
             <w:pPr>
-              <w:spacing w:after="0" w:line="276" w:lineRule="auto"/>
+              <w:spacing w:before="0" w:after="40" w:line="276" w:lineRule="auto"/>
             </w:pPr>
-            <w:r/>
             <w:r>
               <w:rPr>
-                <w:rFonts w:ascii="Arial Unicode MS" w:hAnsi="Arial Unicode MS" w:eastAsia="Arial Unicode MS"/>
+                <w:rFonts w:ascii="Calibri" w:hAnsi="Calibri" w:eastAsia="Microsoft YaHei"/>
                 <w:b/>
-                <w:color w:val="FFFFFF"/>
-                <w:sz w:val="19"/>
+                <w:color w:val="1A1A1A"/>
+                <w:sz w:val="18"/>
               </w:rPr>
               <w:t>作用</w:t>
             </w:r>
@@ -1536,25 +1462,17 @@
           <w:tcPr>
             <w:tcW w:type="dxa" w:w="2304"/>
             <w:vAlign w:val="center"/>
-            <w:shd w:fill="FFFFFF"/>
-            <w:tcMar>
-              <w:top w:w="100" w:type="dxa"/>
-              <w:bottom w:w="100" w:type="dxa"/>
-              <w:start w:w="120" w:type="dxa"/>
-              <w:end w:w="120" w:type="dxa"/>
-            </w:tcMar>
           </w:tcPr>
           <w:p>
             <w:pPr>
-              <w:spacing w:after="0" w:line="276" w:lineRule="auto"/>
+              <w:spacing w:before="0" w:after="40" w:line="276" w:lineRule="auto"/>
             </w:pPr>
-            <w:r/>
             <w:r>
               <w:rPr>
-                <w:rFonts w:ascii="Arial Unicode MS" w:hAnsi="Arial Unicode MS" w:eastAsia="Arial Unicode MS"/>
-                <w:b w:val="0"/>
-                <w:color w:val="222222"/>
-                <w:sz w:val="19"/>
+                <w:rFonts w:ascii="Calibri" w:hAnsi="Calibri" w:eastAsia="Microsoft YaHei"/>
+                <w:b/>
+                <w:color w:val="1A1A1A"/>
+                <w:sz w:val="18"/>
               </w:rPr>
               <w:t>name</w:t>
             </w:r>
@@ -1564,27 +1482,19 @@
           <w:tcPr>
             <w:tcW w:type="dxa" w:w="7056"/>
             <w:vAlign w:val="center"/>
-            <w:shd w:fill="FFFFFF"/>
-            <w:tcMar>
-              <w:top w:w="100" w:type="dxa"/>
-              <w:bottom w:w="100" w:type="dxa"/>
-              <w:start w:w="120" w:type="dxa"/>
-              <w:end w:w="120" w:type="dxa"/>
-            </w:tcMar>
           </w:tcPr>
           <w:p>
             <w:pPr>
-              <w:spacing w:after="0" w:line="276" w:lineRule="auto"/>
+              <w:spacing w:before="0" w:after="40" w:line="276" w:lineRule="auto"/>
             </w:pPr>
-            <w:r/>
             <w:r>
               <w:rPr>
-                <w:rFonts w:ascii="Arial Unicode MS" w:hAnsi="Arial Unicode MS" w:eastAsia="Arial Unicode MS"/>
+                <w:rFonts w:ascii="Calibri" w:hAnsi="Calibri" w:eastAsia="Microsoft YaHei"/>
                 <w:b w:val="0"/>
-                <w:color w:val="222222"/>
-                <w:sz w:val="19"/>
+                <w:color w:val="1A1A1A"/>
+                <w:sz w:val="18"/>
               </w:rPr>
-              <w:t>角色名称，例如品牌官方账号或创始人个人账号</w:t>
+              <w:t>可识别的角色或账号名称</w:t>
             </w:r>
           </w:p>
         </w:tc>
@@ -1594,25 +1504,17 @@
           <w:tcPr>
             <w:tcW w:type="dxa" w:w="2304"/>
             <w:vAlign w:val="center"/>
-            <w:shd w:fill="FFFFFF"/>
-            <w:tcMar>
-              <w:top w:w="100" w:type="dxa"/>
-              <w:bottom w:w="100" w:type="dxa"/>
-              <w:start w:w="120" w:type="dxa"/>
-              <w:end w:w="120" w:type="dxa"/>
-            </w:tcMar>
           </w:tcPr>
           <w:p>
             <w:pPr>
-              <w:spacing w:after="0" w:line="276" w:lineRule="auto"/>
+              <w:spacing w:before="0" w:after="40" w:line="276" w:lineRule="auto"/>
             </w:pPr>
-            <w:r/>
             <w:r>
               <w:rPr>
-                <w:rFonts w:ascii="Arial Unicode MS" w:hAnsi="Arial Unicode MS" w:eastAsia="Arial Unicode MS"/>
-                <w:b w:val="0"/>
-                <w:color w:val="222222"/>
-                <w:sz w:val="19"/>
+                <w:rFonts w:ascii="Calibri" w:hAnsi="Calibri" w:eastAsia="Microsoft YaHei"/>
+                <w:b/>
+                <w:color w:val="1A1A1A"/>
+                <w:sz w:val="18"/>
               </w:rPr>
               <w:t>description</w:t>
             </w:r>
@@ -1622,27 +1524,19 @@
           <w:tcPr>
             <w:tcW w:type="dxa" w:w="7056"/>
             <w:vAlign w:val="center"/>
-            <w:shd w:fill="FFFFFF"/>
-            <w:tcMar>
-              <w:top w:w="100" w:type="dxa"/>
-              <w:bottom w:w="100" w:type="dxa"/>
-              <w:start w:w="120" w:type="dxa"/>
-              <w:end w:w="120" w:type="dxa"/>
-            </w:tcMar>
           </w:tcPr>
           <w:p>
             <w:pPr>
-              <w:spacing w:after="0" w:line="276" w:lineRule="auto"/>
+              <w:spacing w:before="0" w:after="40" w:line="276" w:lineRule="auto"/>
             </w:pPr>
-            <w:r/>
             <w:r>
               <w:rPr>
-                <w:rFonts w:ascii="Arial Unicode MS" w:hAnsi="Arial Unicode MS" w:eastAsia="Arial Unicode MS"/>
+                <w:rFonts w:ascii="Calibri" w:hAnsi="Calibri" w:eastAsia="Microsoft YaHei"/>
                 <w:b w:val="0"/>
-                <w:color w:val="222222"/>
-                <w:sz w:val="19"/>
+                <w:color w:val="1A1A1A"/>
+                <w:sz w:val="18"/>
               </w:rPr>
-              <w:t>受众、主题、业务范围和沟通任务</w:t>
+              <w:t>受众、主题和业务范围</w:t>
             </w:r>
           </w:p>
         </w:tc>
@@ -1652,25 +1546,17 @@
           <w:tcPr>
             <w:tcW w:type="dxa" w:w="2304"/>
             <w:vAlign w:val="center"/>
-            <w:shd w:fill="FFFFFF"/>
-            <w:tcMar>
-              <w:top w:w="100" w:type="dxa"/>
-              <w:bottom w:w="100" w:type="dxa"/>
-              <w:start w:w="120" w:type="dxa"/>
-              <w:end w:w="120" w:type="dxa"/>
-            </w:tcMar>
           </w:tcPr>
           <w:p>
             <w:pPr>
-              <w:spacing w:after="0" w:line="276" w:lineRule="auto"/>
+              <w:spacing w:before="0" w:after="40" w:line="276" w:lineRule="auto"/>
             </w:pPr>
-            <w:r/>
             <w:r>
               <w:rPr>
-                <w:rFonts w:ascii="Arial Unicode MS" w:hAnsi="Arial Unicode MS" w:eastAsia="Arial Unicode MS"/>
-                <w:b w:val="0"/>
-                <w:color w:val="222222"/>
-                <w:sz w:val="19"/>
+                <w:rFonts w:ascii="Calibri" w:hAnsi="Calibri" w:eastAsia="Microsoft YaHei"/>
+                <w:b/>
+                <w:color w:val="1A1A1A"/>
+                <w:sz w:val="18"/>
               </w:rPr>
               <w:t>identity_rules</w:t>
             </w:r>
@@ -1680,27 +1566,19 @@
           <w:tcPr>
             <w:tcW w:type="dxa" w:w="7056"/>
             <w:vAlign w:val="center"/>
-            <w:shd w:fill="FFFFFF"/>
-            <w:tcMar>
-              <w:top w:w="100" w:type="dxa"/>
-              <w:bottom w:w="100" w:type="dxa"/>
-              <w:start w:w="120" w:type="dxa"/>
-              <w:end w:w="120" w:type="dxa"/>
-            </w:tcMar>
           </w:tcPr>
           <w:p>
             <w:pPr>
-              <w:spacing w:after="0" w:line="276" w:lineRule="auto"/>
+              <w:spacing w:before="0" w:after="40" w:line="276" w:lineRule="auto"/>
             </w:pPr>
-            <w:r/>
             <w:r>
               <w:rPr>
-                <w:rFonts w:ascii="Arial Unicode MS" w:hAnsi="Arial Unicode MS" w:eastAsia="Arial Unicode MS"/>
+                <w:rFonts w:ascii="Calibri" w:hAnsi="Calibri" w:eastAsia="Microsoft YaHei"/>
                 <w:b w:val="0"/>
-                <w:color w:val="222222"/>
-                <w:sz w:val="19"/>
+                <w:color w:val="1A1A1A"/>
+                <w:sz w:val="18"/>
               </w:rPr>
-              <w:t>不可越过的事实与身份边界</w:t>
+              <w:t>不得虚构的身份、事实、承诺和合规边界</w:t>
             </w:r>
           </w:p>
         </w:tc>
@@ -1710,25 +1588,59 @@
           <w:tcPr>
             <w:tcW w:type="dxa" w:w="2304"/>
             <w:vAlign w:val="center"/>
-            <w:shd w:fill="FFFFFF"/>
-            <w:tcMar>
-              <w:top w:w="100" w:type="dxa"/>
-              <w:bottom w:w="100" w:type="dxa"/>
-              <w:start w:w="120" w:type="dxa"/>
-              <w:end w:w="120" w:type="dxa"/>
-            </w:tcMar>
           </w:tcPr>
           <w:p>
             <w:pPr>
-              <w:spacing w:after="0" w:line="276" w:lineRule="auto"/>
+              <w:spacing w:before="0" w:after="40" w:line="276" w:lineRule="auto"/>
             </w:pPr>
-            <w:r/>
             <w:r>
               <w:rPr>
-                <w:rFonts w:ascii="Arial Unicode MS" w:hAnsi="Arial Unicode MS" w:eastAsia="Arial Unicode MS"/>
+                <w:rFonts w:ascii="Calibri" w:hAnsi="Calibri" w:eastAsia="Microsoft YaHei"/>
+                <w:b/>
+                <w:color w:val="1A1A1A"/>
+                <w:sz w:val="18"/>
+              </w:rPr>
+              <w:t>default_generate_params</w:t>
+            </w:r>
+          </w:p>
+        </w:tc>
+        <w:tc>
+          <w:tcPr>
+            <w:tcW w:type="dxa" w:w="7056"/>
+            <w:vAlign w:val="center"/>
+          </w:tcPr>
+          <w:p>
+            <w:pPr>
+              <w:spacing w:before="0" w:after="40" w:line="276" w:lineRule="auto"/>
+            </w:pPr>
+            <w:r>
+              <w:rPr>
+                <w:rFonts w:ascii="Calibri" w:hAnsi="Calibri" w:eastAsia="Microsoft YaHei"/>
                 <w:b w:val="0"/>
-                <w:color w:val="222222"/>
-                <w:sz w:val="19"/>
+                <w:color w:val="1A1A1A"/>
+                <w:sz w:val="18"/>
+              </w:rPr>
+              <w:t>长期复用的平台、语言、受众、语气、长度和禁用词</w:t>
+            </w:r>
+          </w:p>
+        </w:tc>
+      </w:tr>
+      <w:tr>
+        <w:tc>
+          <w:tcPr>
+            <w:tcW w:type="dxa" w:w="2304"/>
+            <w:vAlign w:val="center"/>
+          </w:tcPr>
+          <w:p>
+            <w:pPr>
+              <w:spacing w:before="0" w:after="40" w:line="276" w:lineRule="auto"/>
+            </w:pPr>
+            <w:r>
+              <w:rPr>
+                <w:rFonts w:ascii="Calibri" w:hAnsi="Calibri" w:eastAsia="Microsoft YaHei"/>
+                <w:b/>
+                <w:color w:val="1A1A1A"/>
+                <w:sz w:val="18"/>
               </w:rPr>
               <w:t>role_id</w:t>
             </w:r>
@@ -1738,27 +1650,19 @@
           <w:tcPr>
             <w:tcW w:type="dxa" w:w="7056"/>
             <w:vAlign w:val="center"/>
-            <w:shd w:fill="FFFFFF"/>
-            <w:tcMar>
-              <w:top w:w="100" w:type="dxa"/>
-              <w:bottom w:w="100" w:type="dxa"/>
-              <w:start w:w="120" w:type="dxa"/>
-              <w:end w:w="120" w:type="dxa"/>
-            </w:tcMar>
           </w:tcPr>
           <w:p>
             <w:pPr>
-              <w:spacing w:after="0" w:line="276" w:lineRule="auto"/>
+              <w:spacing w:before="0" w:after="40" w:line="276" w:lineRule="auto"/>
             </w:pPr>
-            <w:r/>
             <w:r>
               <w:rPr>
-                <w:rFonts w:ascii="Arial Unicode MS" w:hAnsi="Arial Unicode MS" w:eastAsia="Arial Unicode MS"/>
+                <w:rFonts w:ascii="Calibri" w:hAnsi="Calibri" w:eastAsia="Microsoft YaHei"/>
                 <w:b w:val="0"/>
-                <w:color w:val="222222"/>
-                <w:sz w:val="19"/>
+                <w:color w:val="1A1A1A"/>
+                <w:sz w:val="18"/>
               </w:rPr>
-              <w:t>数据库中的角色编号，用于隔离所有资料</w:t>
+              <w:t>文章、画像、反馈和生成记录的隔离键</w:t>
             </w:r>
           </w:p>
         </w:tc>
@@ -1811,16 +1715,16 @@
     <w:p>
       <w:r>
         <w:rPr>
-          <w:rFonts w:ascii="Arial Unicode MS" w:hAnsi="Arial Unicode MS" w:eastAsia="Arial Unicode MS"/>
-          <w:b w:val="0"/>
-          <w:color w:val="222222"/>
+          <w:rFonts w:ascii="Calibri" w:hAnsi="Calibri" w:eastAsia="Microsoft YaHei"/>
+          <w:color w:val="1A1A1A"/>
           <w:sz w:val="22"/>
         </w:rPr>
-        <w:t>上传 PDF 后，系统不会把整份文件当成一条记录。它会提取文字并按独立 Post 拆分。这样，检索器才知道哪一篇是风险教育、哪一篇是事件营销、哪一篇是产品宣传。</w:t>
+        <w:t>上传 PDF、TXT 或 Markdown 后，系统会提取文字、拆分独立 Post，并根据文件名与正文推断标题、平台、语言、内容类型、主题、语气和发布日期。单文件与批量上传共用同一套去重和自动标注逻辑。</w:t>
       </w:r>
     </w:p>
     <w:tbl>
       <w:tblPr>
+        <w:tblStyle w:val="TableGrid"/>
         <w:tblW w:type="auto" w:w="0"/>
         <w:jc w:val="center"/>
         <w:tblLayout w:type="fixed"/>
@@ -1833,12 +1737,13 @@
       <w:tr>
         <w:trPr>
           <w:tblHeader/>
+          <w:tblHeader w:val="true"/>
         </w:trPr>
         <w:tc>
           <w:tcPr>
             <w:tcW w:type="dxa" w:w="4680"/>
             <w:vAlign w:val="center"/>
-            <w:shd w:fill="2E74B5"/>
+            <w:shd w:fill="E8EEF5"/>
             <w:tcMar>
               <w:top w:w="100" w:type="dxa"/>
               <w:bottom w:w="100" w:type="dxa"/>
@@ -1848,15 +1753,14 @@
           </w:tcPr>
           <w:p>
             <w:pPr>
-              <w:spacing w:after="0" w:line="276" w:lineRule="auto"/>
+              <w:spacing w:before="0" w:after="40" w:line="276" w:lineRule="auto"/>
             </w:pPr>
-            <w:r/>
             <w:r>
               <w:rPr>
-                <w:rFonts w:ascii="Arial Unicode MS" w:hAnsi="Arial Unicode MS" w:eastAsia="Arial Unicode MS"/>
+                <w:rFonts w:ascii="Calibri" w:hAnsi="Calibri" w:eastAsia="Microsoft YaHei"/>
                 <w:b/>
-                <w:color w:val="FFFFFF"/>
-                <w:sz w:val="19"/>
+                <w:color w:val="1A1A1A"/>
+                <w:sz w:val="18"/>
               </w:rPr>
               <w:t>保存字段</w:t>
             </w:r>
@@ -1866,7 +1770,7 @@
           <w:tcPr>
             <w:tcW w:type="dxa" w:w="4680"/>
             <w:vAlign w:val="center"/>
-            <w:shd w:fill="2E74B5"/>
+            <w:shd w:fill="E8EEF5"/>
             <w:tcMar>
               <w:top w:w="100" w:type="dxa"/>
               <w:bottom w:w="100" w:type="dxa"/>
@@ -1876,15 +1780,14 @@
           </w:tcPr>
           <w:p>
             <w:pPr>
-              <w:spacing w:after="0" w:line="276" w:lineRule="auto"/>
+              <w:spacing w:before="0" w:after="40" w:line="276" w:lineRule="auto"/>
             </w:pPr>
-            <w:r/>
             <w:r>
               <w:rPr>
-                <w:rFonts w:ascii="Arial Unicode MS" w:hAnsi="Arial Unicode MS" w:eastAsia="Arial Unicode MS"/>
+                <w:rFonts w:ascii="Calibri" w:hAnsi="Calibri" w:eastAsia="Microsoft YaHei"/>
                 <w:b/>
-                <w:color w:val="FFFFFF"/>
-                <w:sz w:val="19"/>
+                <w:color w:val="1A1A1A"/>
+                <w:sz w:val="18"/>
               </w:rPr>
               <w:t>检索或生成中的用途</w:t>
             </w:r>
@@ -1896,27 +1799,19 @@
           <w:tcPr>
             <w:tcW w:type="dxa" w:w="2088"/>
             <w:vAlign w:val="center"/>
-            <w:shd w:fill="FFFFFF"/>
-            <w:tcMar>
-              <w:top w:w="100" w:type="dxa"/>
-              <w:bottom w:w="100" w:type="dxa"/>
-              <w:start w:w="120" w:type="dxa"/>
-              <w:end w:w="120" w:type="dxa"/>
-            </w:tcMar>
           </w:tcPr>
           <w:p>
             <w:pPr>
-              <w:spacing w:after="0" w:line="276" w:lineRule="auto"/>
+              <w:spacing w:before="0" w:after="40" w:line="276" w:lineRule="auto"/>
             </w:pPr>
-            <w:r/>
             <w:r>
               <w:rPr>
-                <w:rFonts w:ascii="Arial Unicode MS" w:hAnsi="Arial Unicode MS" w:eastAsia="Arial Unicode MS"/>
-                <w:b w:val="0"/>
-                <w:color w:val="222222"/>
-                <w:sz w:val="19"/>
+                <w:rFonts w:ascii="Calibri" w:hAnsi="Calibri" w:eastAsia="Microsoft YaHei"/>
+                <w:b/>
+                <w:color w:val="1A1A1A"/>
+                <w:sz w:val="18"/>
               </w:rPr>
-              <w:t>text</w:t>
+              <w:t>text / title</w:t>
             </w:r>
           </w:p>
         </w:tc>
@@ -1924,27 +1819,19 @@
           <w:tcPr>
             <w:tcW w:type="dxa" w:w="7272"/>
             <w:vAlign w:val="center"/>
-            <w:shd w:fill="FFFFFF"/>
-            <w:tcMar>
-              <w:top w:w="100" w:type="dxa"/>
-              <w:bottom w:w="100" w:type="dxa"/>
-              <w:start w:w="120" w:type="dxa"/>
-              <w:end w:w="120" w:type="dxa"/>
-            </w:tcMar>
           </w:tcPr>
           <w:p>
             <w:pPr>
-              <w:spacing w:after="0" w:line="276" w:lineRule="auto"/>
+              <w:spacing w:before="0" w:after="40" w:line="276" w:lineRule="auto"/>
             </w:pPr>
-            <w:r/>
             <w:r>
               <w:rPr>
-                <w:rFonts w:ascii="Arial Unicode MS" w:hAnsi="Arial Unicode MS" w:eastAsia="Arial Unicode MS"/>
+                <w:rFonts w:ascii="Calibri" w:hAnsi="Calibri" w:eastAsia="Microsoft YaHei"/>
                 <w:b w:val="0"/>
-                <w:color w:val="222222"/>
-                <w:sz w:val="19"/>
+                <w:color w:val="1A1A1A"/>
+                <w:sz w:val="18"/>
               </w:rPr>
-              <w:t>原始正文，是最主要的风格和内容参考</w:t>
+              <w:t>正文与标题，是最主要的内容和风格参考</w:t>
             </w:r>
           </w:p>
         </w:tc>
@@ -1954,27 +1841,19 @@
           <w:tcPr>
             <w:tcW w:type="dxa" w:w="2088"/>
             <w:vAlign w:val="center"/>
-            <w:shd w:fill="FFFFFF"/>
-            <w:tcMar>
-              <w:top w:w="100" w:type="dxa"/>
-              <w:bottom w:w="100" w:type="dxa"/>
-              <w:start w:w="120" w:type="dxa"/>
-              <w:end w:w="120" w:type="dxa"/>
-            </w:tcMar>
           </w:tcPr>
           <w:p>
             <w:pPr>
-              <w:spacing w:after="0" w:line="276" w:lineRule="auto"/>
+              <w:spacing w:before="0" w:after="40" w:line="276" w:lineRule="auto"/>
             </w:pPr>
-            <w:r/>
             <w:r>
               <w:rPr>
-                <w:rFonts w:ascii="Arial Unicode MS" w:hAnsi="Arial Unicode MS" w:eastAsia="Arial Unicode MS"/>
-                <w:b w:val="0"/>
-                <w:color w:val="222222"/>
-                <w:sz w:val="19"/>
+                <w:rFonts w:ascii="Calibri" w:hAnsi="Calibri" w:eastAsia="Microsoft YaHei"/>
+                <w:b/>
+                <w:color w:val="1A1A1A"/>
+                <w:sz w:val="18"/>
               </w:rPr>
-              <w:t>platform</w:t>
+              <w:t>platform / language</w:t>
             </w:r>
           </w:p>
         </w:tc>
@@ -1982,27 +1861,19 @@
           <w:tcPr>
             <w:tcW w:type="dxa" w:w="7272"/>
             <w:vAlign w:val="center"/>
-            <w:shd w:fill="FFFFFF"/>
-            <w:tcMar>
-              <w:top w:w="100" w:type="dxa"/>
-              <w:bottom w:w="100" w:type="dxa"/>
-              <w:start w:w="120" w:type="dxa"/>
-              <w:end w:w="120" w:type="dxa"/>
-            </w:tcMar>
           </w:tcPr>
           <w:p>
             <w:pPr>
-              <w:spacing w:after="0" w:line="276" w:lineRule="auto"/>
+              <w:spacing w:before="0" w:after="40" w:line="276" w:lineRule="auto"/>
             </w:pPr>
-            <w:r/>
             <w:r>
               <w:rPr>
-                <w:rFonts w:ascii="Arial Unicode MS" w:hAnsi="Arial Unicode MS" w:eastAsia="Arial Unicode MS"/>
+                <w:rFonts w:ascii="Calibri" w:hAnsi="Calibri" w:eastAsia="Microsoft YaHei"/>
                 <w:b w:val="0"/>
-                <w:color w:val="222222"/>
-                <w:sz w:val="19"/>
+                <w:color w:val="1A1A1A"/>
+                <w:sz w:val="18"/>
               </w:rPr>
-              <w:t>LinkedIn、X、微信、小红书等发布环境</w:t>
+              <w:t>匹配发布环境与语言</w:t>
             </w:r>
           </w:p>
         </w:tc>
@@ -2012,27 +1883,19 @@
           <w:tcPr>
             <w:tcW w:type="dxa" w:w="2088"/>
             <w:vAlign w:val="center"/>
-            <w:shd w:fill="FFFFFF"/>
-            <w:tcMar>
-              <w:top w:w="100" w:type="dxa"/>
-              <w:bottom w:w="100" w:type="dxa"/>
-              <w:start w:w="120" w:type="dxa"/>
-              <w:end w:w="120" w:type="dxa"/>
-            </w:tcMar>
           </w:tcPr>
           <w:p>
             <w:pPr>
-              <w:spacing w:after="0" w:line="276" w:lineRule="auto"/>
+              <w:spacing w:before="0" w:after="40" w:line="276" w:lineRule="auto"/>
             </w:pPr>
-            <w:r/>
             <w:r>
               <w:rPr>
-                <w:rFonts w:ascii="Arial Unicode MS" w:hAnsi="Arial Unicode MS" w:eastAsia="Arial Unicode MS"/>
-                <w:b w:val="0"/>
-                <w:color w:val="222222"/>
-                <w:sz w:val="19"/>
+                <w:rFonts w:ascii="Calibri" w:hAnsi="Calibri" w:eastAsia="Microsoft YaHei"/>
+                <w:b/>
+                <w:color w:val="1A1A1A"/>
+                <w:sz w:val="18"/>
               </w:rPr>
-              <w:t>content_type</w:t>
+              <w:t>content_type / topic / tone</w:t>
             </w:r>
           </w:p>
         </w:tc>
@@ -2040,27 +1903,19 @@
           <w:tcPr>
             <w:tcW w:type="dxa" w:w="7272"/>
             <w:vAlign w:val="center"/>
-            <w:shd w:fill="FFFFFF"/>
-            <w:tcMar>
-              <w:top w:w="100" w:type="dxa"/>
-              <w:bottom w:w="100" w:type="dxa"/>
-              <w:start w:w="120" w:type="dxa"/>
-              <w:end w:w="120" w:type="dxa"/>
-            </w:tcMar>
           </w:tcPr>
           <w:p>
             <w:pPr>
-              <w:spacing w:after="0" w:line="276" w:lineRule="auto"/>
+              <w:spacing w:before="0" w:after="40" w:line="276" w:lineRule="auto"/>
             </w:pPr>
-            <w:r/>
             <w:r>
               <w:rPr>
-                <w:rFonts w:ascii="Arial Unicode MS" w:hAnsi="Arial Unicode MS" w:eastAsia="Arial Unicode MS"/>
+                <w:rFonts w:ascii="Calibri" w:hAnsi="Calibri" w:eastAsia="Microsoft YaHei"/>
                 <w:b w:val="0"/>
-                <w:color w:val="222222"/>
-                <w:sz w:val="19"/>
+                <w:color w:val="1A1A1A"/>
+                <w:sz w:val="18"/>
               </w:rPr>
-              <w:t>教育、打假、宣传、故事、活动推广等类型</w:t>
+              <w:t>匹配任务类型、主题和表达方式</w:t>
             </w:r>
           </w:p>
         </w:tc>
@@ -2070,27 +1925,19 @@
           <w:tcPr>
             <w:tcW w:type="dxa" w:w="2088"/>
             <w:vAlign w:val="center"/>
-            <w:shd w:fill="FFFFFF"/>
-            <w:tcMar>
-              <w:top w:w="100" w:type="dxa"/>
-              <w:bottom w:w="100" w:type="dxa"/>
-              <w:start w:w="120" w:type="dxa"/>
-              <w:end w:w="120" w:type="dxa"/>
-            </w:tcMar>
           </w:tcPr>
           <w:p>
             <w:pPr>
-              <w:spacing w:after="0" w:line="276" w:lineRule="auto"/>
+              <w:spacing w:before="0" w:after="40" w:line="276" w:lineRule="auto"/>
             </w:pPr>
-            <w:r/>
             <w:r>
               <w:rPr>
-                <w:rFonts w:ascii="Arial Unicode MS" w:hAnsi="Arial Unicode MS" w:eastAsia="Arial Unicode MS"/>
-                <w:b w:val="0"/>
-                <w:color w:val="222222"/>
-                <w:sz w:val="19"/>
+                <w:rFonts w:ascii="Calibri" w:hAnsi="Calibri" w:eastAsia="Microsoft YaHei"/>
+                <w:b/>
+                <w:color w:val="1A1A1A"/>
+                <w:sz w:val="18"/>
               </w:rPr>
-              <w:t>topic</w:t>
+              <w:t>authenticity</w:t>
             </w:r>
           </w:p>
         </w:tc>
@@ -2098,27 +1945,19 @@
           <w:tcPr>
             <w:tcW w:type="dxa" w:w="7272"/>
             <w:vAlign w:val="center"/>
-            <w:shd w:fill="FFFFFF"/>
-            <w:tcMar>
-              <w:top w:w="100" w:type="dxa"/>
-              <w:bottom w:w="100" w:type="dxa"/>
-              <w:start w:w="120" w:type="dxa"/>
-              <w:end w:w="120" w:type="dxa"/>
-            </w:tcMar>
           </w:tcPr>
           <w:p>
             <w:pPr>
-              <w:spacing w:after="0" w:line="276" w:lineRule="auto"/>
+              <w:spacing w:before="0" w:after="40" w:line="276" w:lineRule="auto"/>
             </w:pPr>
-            <w:r/>
             <w:r>
               <w:rPr>
-                <w:rFonts w:ascii="Arial Unicode MS" w:hAnsi="Arial Unicode MS" w:eastAsia="Arial Unicode MS"/>
+                <w:rFonts w:ascii="Calibri" w:hAnsi="Calibri" w:eastAsia="Microsoft YaHei"/>
                 <w:b w:val="0"/>
-                <w:color w:val="222222"/>
-                <w:sz w:val="19"/>
+                <w:color w:val="1A1A1A"/>
+                <w:sz w:val="18"/>
               </w:rPr>
-              <w:t>GEO、AI Visibility、品牌传播等主题标签</w:t>
+              <w:t>4–5 可进入画像；1–5 均可辅助检索排序</w:t>
             </w:r>
           </w:p>
         </w:tc>
@@ -2128,27 +1967,19 @@
           <w:tcPr>
             <w:tcW w:type="dxa" w:w="2088"/>
             <w:vAlign w:val="center"/>
-            <w:shd w:fill="FFFFFF"/>
-            <w:tcMar>
-              <w:top w:w="100" w:type="dxa"/>
-              <w:bottom w:w="100" w:type="dxa"/>
-              <w:start w:w="120" w:type="dxa"/>
-              <w:end w:w="120" w:type="dxa"/>
-            </w:tcMar>
           </w:tcPr>
           <w:p>
             <w:pPr>
-              <w:spacing w:after="0" w:line="276" w:lineRule="auto"/>
+              <w:spacing w:before="0" w:after="40" w:line="276" w:lineRule="auto"/>
             </w:pPr>
-            <w:r/>
             <w:r>
               <w:rPr>
-                <w:rFonts w:ascii="Arial Unicode MS" w:hAnsi="Arial Unicode MS" w:eastAsia="Arial Unicode MS"/>
-                <w:b w:val="0"/>
-                <w:color w:val="222222"/>
-                <w:sz w:val="19"/>
+                <w:rFonts w:ascii="Calibri" w:hAnsi="Calibri" w:eastAsia="Microsoft YaHei"/>
+                <w:b/>
+                <w:color w:val="1A1A1A"/>
+                <w:sz w:val="18"/>
               </w:rPr>
-              <w:t>tone</w:t>
+              <w:t>retrieval_status</w:t>
             </w:r>
           </w:p>
         </w:tc>
@@ -2156,27 +1987,19 @@
           <w:tcPr>
             <w:tcW w:type="dxa" w:w="7272"/>
             <w:vAlign w:val="center"/>
-            <w:shd w:fill="FFFFFF"/>
-            <w:tcMar>
-              <w:top w:w="100" w:type="dxa"/>
-              <w:bottom w:w="100" w:type="dxa"/>
-              <w:start w:w="120" w:type="dxa"/>
-              <w:end w:w="120" w:type="dxa"/>
-            </w:tcMar>
           </w:tcPr>
           <w:p>
             <w:pPr>
-              <w:spacing w:after="0" w:line="276" w:lineRule="auto"/>
+              <w:spacing w:before="0" w:after="40" w:line="276" w:lineRule="auto"/>
             </w:pPr>
-            <w:r/>
             <w:r>
               <w:rPr>
-                <w:rFonts w:ascii="Arial Unicode MS" w:hAnsi="Arial Unicode MS" w:eastAsia="Arial Unicode MS"/>
+                <w:rFonts w:ascii="Calibri" w:hAnsi="Calibri" w:eastAsia="Microsoft YaHei"/>
                 <w:b w:val="0"/>
-                <w:color w:val="222222"/>
-                <w:sz w:val="19"/>
+                <w:color w:val="1A1A1A"/>
+                <w:sz w:val="18"/>
               </w:rPr>
-              <w:t>克制、教育型、基于证据等语气标签</w:t>
+              <w:t>只有 ACTIVE 可进入 RAG 和画像；RETIRED 保留审计但不召回</w:t>
             </w:r>
           </w:p>
         </w:tc>
@@ -2186,27 +2009,19 @@
           <w:tcPr>
             <w:tcW w:type="dxa" w:w="2088"/>
             <w:vAlign w:val="center"/>
-            <w:shd w:fill="FFFFFF"/>
-            <w:tcMar>
-              <w:top w:w="100" w:type="dxa"/>
-              <w:bottom w:w="100" w:type="dxa"/>
-              <w:start w:w="120" w:type="dxa"/>
-              <w:end w:w="120" w:type="dxa"/>
-            </w:tcMar>
           </w:tcPr>
           <w:p>
             <w:pPr>
-              <w:spacing w:after="0" w:line="276" w:lineRule="auto"/>
+              <w:spacing w:before="0" w:after="40" w:line="276" w:lineRule="auto"/>
             </w:pPr>
-            <w:r/>
             <w:r>
               <w:rPr>
-                <w:rFonts w:ascii="Arial Unicode MS" w:hAnsi="Arial Unicode MS" w:eastAsia="Arial Unicode MS"/>
-                <w:b w:val="0"/>
-                <w:color w:val="222222"/>
-                <w:sz w:val="19"/>
+                <w:rFonts w:ascii="Calibri" w:hAnsi="Calibri" w:eastAsia="Microsoft YaHei"/>
+                <w:b/>
+                <w:color w:val="1A1A1A"/>
+                <w:sz w:val="18"/>
               </w:rPr>
-              <w:t>authenticity</w:t>
+              <w:t>published_at / source_name</w:t>
             </w:r>
           </w:p>
         </w:tc>
@@ -2214,27 +2029,19 @@
           <w:tcPr>
             <w:tcW w:type="dxa" w:w="7272"/>
             <w:vAlign w:val="center"/>
-            <w:shd w:fill="FFFFFF"/>
-            <w:tcMar>
-              <w:top w:w="100" w:type="dxa"/>
-              <w:bottom w:w="100" w:type="dxa"/>
-              <w:start w:w="120" w:type="dxa"/>
-              <w:end w:w="120" w:type="dxa"/>
-            </w:tcMar>
           </w:tcPr>
           <w:p>
             <w:pPr>
-              <w:spacing w:after="0" w:line="276" w:lineRule="auto"/>
+              <w:spacing w:before="0" w:after="40" w:line="276" w:lineRule="auto"/>
             </w:pPr>
-            <w:r/>
             <w:r>
               <w:rPr>
-                <w:rFonts w:ascii="Arial Unicode MS" w:hAnsi="Arial Unicode MS" w:eastAsia="Arial Unicode MS"/>
+                <w:rFonts w:ascii="Calibri" w:hAnsi="Calibri" w:eastAsia="Microsoft YaHei"/>
                 <w:b w:val="0"/>
-                <w:color w:val="222222"/>
-                <w:sz w:val="19"/>
+                <w:color w:val="1A1A1A"/>
+                <w:sz w:val="18"/>
               </w:rPr>
-              <w:t>1–5 分，表示这篇文章有多能代表角色本人</w:t>
+              <w:t>提供轻量新鲜度和来源追踪</w:t>
             </w:r>
           </w:p>
         </w:tc>
@@ -2248,12 +2055,11 @@
     <w:p>
       <w:r>
         <w:rPr>
-          <w:rFonts w:ascii="Arial Unicode MS" w:hAnsi="Arial Unicode MS" w:eastAsia="Arial Unicode MS"/>
-          <w:b w:val="0"/>
-          <w:color w:val="222222"/>
+          <w:rFonts w:ascii="Calibri" w:hAnsi="Calibri" w:eastAsia="Microsoft YaHei"/>
+          <w:color w:val="1A1A1A"/>
           <w:sz w:val="22"/>
         </w:rPr>
-        <w:t>目前角色 2 已入库 7 条语料：5 篇英文 LinkedIn Post 和 2 篇完整中文“打假”文章。只有标题、没有正文的“隐藏文案会有什么风险”没有被当成训练样本。</w:t>
+        <w:t>语料数量会随实际导入变化，不应把固定篇数写进系统假设。完整正文才会入库；标题、空片段和不足 80 字的内容会被跳过或列入失败清单。</w:t>
       </w:r>
     </w:p>
     <w:p>
@@ -2966,12 +2772,11 @@
     <w:p>
       <w:r>
         <w:rPr>
-          <w:rFonts w:ascii="Arial Unicode MS" w:hAnsi="Arial Unicode MS" w:eastAsia="Arial Unicode MS"/>
-          <w:b w:val="0"/>
-          <w:color w:val="222222"/>
+          <w:rFonts w:ascii="Calibri" w:hAnsi="Calibri" w:eastAsia="Microsoft YaHei"/>
+          <w:color w:val="1A1A1A"/>
           <w:sz w:val="22"/>
         </w:rPr>
-        <w:t>每篇文章不是只使用正文，而是把 content_type、topic、tone 和 text 拼接后再向量化。本次任务则把 topic、format、tone 和 goal 拼成检索查询。</w:t>
+        <w:t>每篇文章会把 content_type、topic、tone、platform、language、title 和 text 拼成检索文档。本次查询使用 topic、format、tone、goal、audience、platform 和 language；proof_points 属于事实白名单，不参与风格检索。</w:t>
       </w:r>
     </w:p>
     <w:p>
@@ -3016,12 +2821,11 @@
     <w:p>
       <w:r>
         <w:rPr>
-          <w:rFonts w:ascii="Arial Unicode MS" w:hAnsi="Arial Unicode MS" w:eastAsia="Arial Unicode MS"/>
-          <w:b w:val="0"/>
-          <w:color w:val="222222"/>
+          <w:rFonts w:ascii="Calibri" w:hAnsi="Calibri" w:eastAsia="Microsoft YaHei"/>
+          <w:color w:val="1A1A1A"/>
           <w:sz w:val="22"/>
         </w:rPr>
-        <w:t>系统先计算查询向量与每篇文章向量的余弦相似度。余弦相似度越高，说明方向越接近。随后加入一个较小的真实性加分。</w:t>
+        <w:t>系统先计算字符 TF-IDF 相似度，再结合关键词覆盖、平台/语言/内容类型/语气匹配、真实性和新鲜度形成可解释分数，最后用 MMR 避免近重复文章占满 Top-K。</w:t>
       </w:r>
     </w:p>
     <w:p>
@@ -3032,25 +2836,16 @@
       </w:pPr>
       <w:r>
         <w:rPr>
-          <w:rFonts w:ascii="Arial Unicode MS" w:hAnsi="Arial Unicode MS" w:eastAsia="Arial Unicode MS"/>
-          <w:b/>
-          <w:color w:val="1F4D78"/>
-          <w:sz w:val="21"/>
+          <w:rFonts w:ascii="Calibri" w:hAnsi="Calibri" w:eastAsia="Microsoft YaHei"/>
+          <w:color w:val="1A1A1A"/>
+          <w:sz w:val="22"/>
         </w:rPr>
-        <w:t xml:space="preserve">当前排序公式  </w:t>
-      </w:r>
-      <w:r>
-        <w:rPr>
-          <w:rFonts w:ascii="Arial Unicode MS" w:hAnsi="Arial Unicode MS" w:eastAsia="Arial Unicode MS"/>
-          <w:b w:val="0"/>
-          <w:color w:val="222222"/>
-          <w:sz w:val="21"/>
-        </w:rPr>
-        <w:t>最终分数 = 文本相似度 + authenticity × 0.02</w:t>
+        <w:t>当前 hybrid 公式  最终分数 = 字符 TF-IDF 60% + 关键词 18% + 元数据 14% + 真实性 6% + 新鲜度 2%。tfidf 兼容模式仍使用相似度加很小的真实性分量。</w:t>
       </w:r>
     </w:p>
     <w:tbl>
       <w:tblPr>
+        <w:tblStyle w:val="TableGrid"/>
         <w:tblW w:type="auto" w:w="0"/>
         <w:jc w:val="center"/>
         <w:tblLayout w:type="fixed"/>
@@ -3065,12 +2860,13 @@
       <w:tr>
         <w:trPr>
           <w:tblHeader/>
+          <w:tblHeader w:val="true"/>
         </w:trPr>
         <w:tc>
           <w:tcPr>
             <w:tcW w:type="dxa" w:w="2340"/>
             <w:vAlign w:val="center"/>
-            <w:shd w:fill="2E74B5"/>
+            <w:shd w:fill="E8EEF5"/>
             <w:tcMar>
               <w:top w:w="100" w:type="dxa"/>
               <w:bottom w:w="100" w:type="dxa"/>
@@ -3080,17 +2876,16 @@
           </w:tcPr>
           <w:p>
             <w:pPr>
-              <w:spacing w:after="0" w:line="276" w:lineRule="auto"/>
+              <w:spacing w:before="0" w:after="40" w:line="276" w:lineRule="auto"/>
             </w:pPr>
-            <w:r/>
             <w:r>
               <w:rPr>
-                <w:rFonts w:ascii="Arial Unicode MS" w:hAnsi="Arial Unicode MS" w:eastAsia="Arial Unicode MS"/>
+                <w:rFonts w:ascii="Calibri" w:hAnsi="Calibri" w:eastAsia="Microsoft YaHei"/>
                 <w:b/>
-                <w:color w:val="FFFFFF"/>
-                <w:sz w:val="19"/>
+                <w:color w:val="1A1A1A"/>
+                <w:sz w:val="18"/>
               </w:rPr>
-              <w:t>文章</w:t>
+              <w:t>分量</w:t>
             </w:r>
           </w:p>
         </w:tc>
@@ -3098,7 +2893,7 @@
           <w:tcPr>
             <w:tcW w:type="dxa" w:w="2340"/>
             <w:vAlign w:val="center"/>
-            <w:shd w:fill="2E74B5"/>
+            <w:shd w:fill="E8EEF5"/>
             <w:tcMar>
               <w:top w:w="100" w:type="dxa"/>
               <w:bottom w:w="100" w:type="dxa"/>
@@ -3108,17 +2903,16 @@
           </w:tcPr>
           <w:p>
             <w:pPr>
-              <w:spacing w:after="0" w:line="276" w:lineRule="auto"/>
+              <w:spacing w:before="0" w:after="40" w:line="276" w:lineRule="auto"/>
             </w:pPr>
-            <w:r/>
             <w:r>
               <w:rPr>
-                <w:rFonts w:ascii="Arial Unicode MS" w:hAnsi="Arial Unicode MS" w:eastAsia="Arial Unicode MS"/>
+                <w:rFonts w:ascii="Calibri" w:hAnsi="Calibri" w:eastAsia="Microsoft YaHei"/>
                 <w:b/>
-                <w:color w:val="FFFFFF"/>
-                <w:sz w:val="19"/>
+                <w:color w:val="1A1A1A"/>
+                <w:sz w:val="18"/>
               </w:rPr>
-              <w:t>相似度</w:t>
+              <w:t>权重</w:t>
             </w:r>
           </w:p>
         </w:tc>
@@ -3126,7 +2920,7 @@
           <w:tcPr>
             <w:tcW w:type="dxa" w:w="2340"/>
             <w:vAlign w:val="center"/>
-            <w:shd w:fill="2E74B5"/>
+            <w:shd w:fill="E8EEF5"/>
             <w:tcMar>
               <w:top w:w="100" w:type="dxa"/>
               <w:bottom w:w="100" w:type="dxa"/>
@@ -3136,17 +2930,16 @@
           </w:tcPr>
           <w:p>
             <w:pPr>
-              <w:spacing w:after="0" w:line="276" w:lineRule="auto"/>
+              <w:spacing w:before="0" w:after="40" w:line="276" w:lineRule="auto"/>
             </w:pPr>
-            <w:r/>
             <w:r>
               <w:rPr>
-                <w:rFonts w:ascii="Arial Unicode MS" w:hAnsi="Arial Unicode MS" w:eastAsia="Arial Unicode MS"/>
+                <w:rFonts w:ascii="Calibri" w:hAnsi="Calibri" w:eastAsia="Microsoft YaHei"/>
                 <w:b/>
-                <w:color w:val="FFFFFF"/>
-                <w:sz w:val="19"/>
+                <w:color w:val="1A1A1A"/>
+                <w:sz w:val="18"/>
               </w:rPr>
-              <w:t>真实性</w:t>
+              <w:t>作用</w:t>
             </w:r>
           </w:p>
         </w:tc>
@@ -3154,7 +2947,7 @@
           <w:tcPr>
             <w:tcW w:type="dxa" w:w="2340"/>
             <w:vAlign w:val="center"/>
-            <w:shd w:fill="2E74B5"/>
+            <w:shd w:fill="E8EEF5"/>
             <w:tcMar>
               <w:top w:w="100" w:type="dxa"/>
               <w:bottom w:w="100" w:type="dxa"/>
@@ -3164,17 +2957,16 @@
           </w:tcPr>
           <w:p>
             <w:pPr>
-              <w:spacing w:after="0" w:line="276" w:lineRule="auto"/>
+              <w:spacing w:before="0" w:after="40" w:line="276" w:lineRule="auto"/>
             </w:pPr>
-            <w:r/>
             <w:r>
               <w:rPr>
-                <w:rFonts w:ascii="Arial Unicode MS" w:hAnsi="Arial Unicode MS" w:eastAsia="Arial Unicode MS"/>
+                <w:rFonts w:ascii="Calibri" w:hAnsi="Calibri" w:eastAsia="Microsoft YaHei"/>
                 <w:b/>
-                <w:color w:val="FFFFFF"/>
-                <w:sz w:val="19"/>
+                <w:color w:val="1A1A1A"/>
+                <w:sz w:val="18"/>
               </w:rPr>
-              <w:t>最终分数</w:t>
+              <w:t>是否可解释</w:t>
             </w:r>
           </w:p>
         </w:tc>
@@ -3184,27 +2976,19 @@
           <w:tcPr>
             <w:tcW w:type="dxa" w:w="4032"/>
             <w:vAlign w:val="center"/>
-            <w:shd w:fill="FFFFFF"/>
-            <w:tcMar>
-              <w:top w:w="100" w:type="dxa"/>
-              <w:bottom w:w="100" w:type="dxa"/>
-              <w:start w:w="120" w:type="dxa"/>
-              <w:end w:w="120" w:type="dxa"/>
-            </w:tcMar>
           </w:tcPr>
           <w:p>
             <w:pPr>
-              <w:spacing w:after="0" w:line="276" w:lineRule="auto"/>
+              <w:spacing w:before="0" w:after="40" w:line="276" w:lineRule="auto"/>
             </w:pPr>
-            <w:r/>
             <w:r>
               <w:rPr>
-                <w:rFonts w:ascii="Arial Unicode MS" w:hAnsi="Arial Unicode MS" w:eastAsia="Arial Unicode MS"/>
-                <w:b w:val="0"/>
-                <w:color w:val="222222"/>
-                <w:sz w:val="19"/>
+                <w:rFonts w:ascii="Calibri" w:hAnsi="Calibri" w:eastAsia="Microsoft YaHei"/>
+                <w:b/>
+                <w:color w:val="1A1A1A"/>
+                <w:sz w:val="18"/>
               </w:rPr>
-              <w:t>A：高度代表本人</w:t>
+              <w:t>字符 TF-IDF</w:t>
             </w:r>
           </w:p>
         </w:tc>
@@ -3212,27 +2996,19 @@
           <w:tcPr>
             <w:tcW w:type="dxa" w:w="1656"/>
             <w:vAlign w:val="center"/>
-            <w:shd w:fill="FFFFFF"/>
-            <w:tcMar>
-              <w:top w:w="100" w:type="dxa"/>
-              <w:bottom w:w="100" w:type="dxa"/>
-              <w:start w:w="120" w:type="dxa"/>
-              <w:end w:w="120" w:type="dxa"/>
-            </w:tcMar>
           </w:tcPr>
           <w:p>
             <w:pPr>
-              <w:spacing w:after="0" w:line="276" w:lineRule="auto"/>
+              <w:spacing w:before="0" w:after="40" w:line="276" w:lineRule="auto"/>
             </w:pPr>
-            <w:r/>
             <w:r>
               <w:rPr>
-                <w:rFonts w:ascii="Arial Unicode MS" w:hAnsi="Arial Unicode MS" w:eastAsia="Arial Unicode MS"/>
+                <w:rFonts w:ascii="Calibri" w:hAnsi="Calibri" w:eastAsia="Microsoft YaHei"/>
                 <w:b w:val="0"/>
-                <w:color w:val="222222"/>
-                <w:sz w:val="19"/>
+                <w:color w:val="1A1A1A"/>
+                <w:sz w:val="18"/>
               </w:rPr>
-              <w:t>0.75</w:t>
+              <w:t>60%</w:t>
             </w:r>
           </w:p>
         </w:tc>
@@ -3240,27 +3016,19 @@
           <w:tcPr>
             <w:tcW w:type="dxa" w:w="1656"/>
             <w:vAlign w:val="center"/>
-            <w:shd w:fill="FFFFFF"/>
-            <w:tcMar>
-              <w:top w:w="100" w:type="dxa"/>
-              <w:bottom w:w="100" w:type="dxa"/>
-              <w:start w:w="120" w:type="dxa"/>
-              <w:end w:w="120" w:type="dxa"/>
-            </w:tcMar>
           </w:tcPr>
           <w:p>
             <w:pPr>
-              <w:spacing w:after="0" w:line="276" w:lineRule="auto"/>
+              <w:spacing w:before="0" w:after="40" w:line="276" w:lineRule="auto"/>
             </w:pPr>
-            <w:r/>
             <w:r>
               <w:rPr>
-                <w:rFonts w:ascii="Arial Unicode MS" w:hAnsi="Arial Unicode MS" w:eastAsia="Arial Unicode MS"/>
+                <w:rFonts w:ascii="Calibri" w:hAnsi="Calibri" w:eastAsia="Microsoft YaHei"/>
                 <w:b w:val="0"/>
-                <w:color w:val="222222"/>
-                <w:sz w:val="19"/>
+                <w:color w:val="1A1A1A"/>
+                <w:sz w:val="18"/>
               </w:rPr>
-              <w:t>5</w:t>
+              <w:t>中英文字符片段相似度</w:t>
             </w:r>
           </w:p>
         </w:tc>
@@ -3268,27 +3036,19 @@
           <w:tcPr>
             <w:tcW w:type="dxa" w:w="2016"/>
             <w:vAlign w:val="center"/>
-            <w:shd w:fill="FFFFFF"/>
-            <w:tcMar>
-              <w:top w:w="100" w:type="dxa"/>
-              <w:bottom w:w="100" w:type="dxa"/>
-              <w:start w:w="120" w:type="dxa"/>
-              <w:end w:w="120" w:type="dxa"/>
-            </w:tcMar>
           </w:tcPr>
           <w:p>
             <w:pPr>
-              <w:spacing w:after="0" w:line="276" w:lineRule="auto"/>
+              <w:spacing w:before="0" w:after="40" w:line="276" w:lineRule="auto"/>
             </w:pPr>
-            <w:r/>
             <w:r>
               <w:rPr>
-                <w:rFonts w:ascii="Arial Unicode MS" w:hAnsi="Arial Unicode MS" w:eastAsia="Arial Unicode MS"/>
+                <w:rFonts w:ascii="Calibri" w:hAnsi="Calibri" w:eastAsia="Microsoft YaHei"/>
                 <w:b w:val="0"/>
-                <w:color w:val="222222"/>
-                <w:sz w:val="19"/>
+                <w:color w:val="1A1A1A"/>
+                <w:sz w:val="18"/>
               </w:rPr>
-              <w:t>0.85</w:t>
+              <w:t>是</w:t>
             </w:r>
           </w:p>
         </w:tc>
@@ -3298,27 +3058,19 @@
           <w:tcPr>
             <w:tcW w:type="dxa" w:w="4032"/>
             <w:vAlign w:val="center"/>
-            <w:shd w:fill="FFFFFF"/>
-            <w:tcMar>
-              <w:top w:w="100" w:type="dxa"/>
-              <w:bottom w:w="100" w:type="dxa"/>
-              <w:start w:w="120" w:type="dxa"/>
-              <w:end w:w="120" w:type="dxa"/>
-            </w:tcMar>
           </w:tcPr>
           <w:p>
             <w:pPr>
-              <w:spacing w:after="0" w:line="276" w:lineRule="auto"/>
+              <w:spacing w:before="0" w:after="40" w:line="276" w:lineRule="auto"/>
             </w:pPr>
-            <w:r/>
             <w:r>
               <w:rPr>
-                <w:rFonts w:ascii="Arial Unicode MS" w:hAnsi="Arial Unicode MS" w:eastAsia="Arial Unicode MS"/>
-                <w:b w:val="0"/>
-                <w:color w:val="222222"/>
-                <w:sz w:val="19"/>
+                <w:rFonts w:ascii="Calibri" w:hAnsi="Calibri" w:eastAsia="Microsoft YaHei"/>
+                <w:b/>
+                <w:color w:val="1A1A1A"/>
+                <w:sz w:val="18"/>
               </w:rPr>
-              <w:t>B：文字略相关但不典型</w:t>
+              <w:t>关键词覆盖</w:t>
             </w:r>
           </w:p>
         </w:tc>
@@ -3326,27 +3078,19 @@
           <w:tcPr>
             <w:tcW w:type="dxa" w:w="1656"/>
             <w:vAlign w:val="center"/>
-            <w:shd w:fill="FFFFFF"/>
-            <w:tcMar>
-              <w:top w:w="100" w:type="dxa"/>
-              <w:bottom w:w="100" w:type="dxa"/>
-              <w:start w:w="120" w:type="dxa"/>
-              <w:end w:w="120" w:type="dxa"/>
-            </w:tcMar>
           </w:tcPr>
           <w:p>
             <w:pPr>
-              <w:spacing w:after="0" w:line="276" w:lineRule="auto"/>
+              <w:spacing w:before="0" w:after="40" w:line="276" w:lineRule="auto"/>
             </w:pPr>
-            <w:r/>
             <w:r>
               <w:rPr>
-                <w:rFonts w:ascii="Arial Unicode MS" w:hAnsi="Arial Unicode MS" w:eastAsia="Arial Unicode MS"/>
+                <w:rFonts w:ascii="Calibri" w:hAnsi="Calibri" w:eastAsia="Microsoft YaHei"/>
                 <w:b w:val="0"/>
-                <w:color w:val="222222"/>
-                <w:sz w:val="19"/>
+                <w:color w:val="1A1A1A"/>
+                <w:sz w:val="18"/>
               </w:rPr>
-              <w:t>0.78</w:t>
+              <w:t>18%</w:t>
             </w:r>
           </w:p>
         </w:tc>
@@ -3354,27 +3098,19 @@
           <w:tcPr>
             <w:tcW w:type="dxa" w:w="1656"/>
             <w:vAlign w:val="center"/>
-            <w:shd w:fill="FFFFFF"/>
-            <w:tcMar>
-              <w:top w:w="100" w:type="dxa"/>
-              <w:bottom w:w="100" w:type="dxa"/>
-              <w:start w:w="120" w:type="dxa"/>
-              <w:end w:w="120" w:type="dxa"/>
-            </w:tcMar>
           </w:tcPr>
           <w:p>
             <w:pPr>
-              <w:spacing w:after="0" w:line="276" w:lineRule="auto"/>
+              <w:spacing w:before="0" w:after="40" w:line="276" w:lineRule="auto"/>
             </w:pPr>
-            <w:r/>
             <w:r>
               <w:rPr>
-                <w:rFonts w:ascii="Arial Unicode MS" w:hAnsi="Arial Unicode MS" w:eastAsia="Arial Unicode MS"/>
+                <w:rFonts w:ascii="Calibri" w:hAnsi="Calibri" w:eastAsia="Microsoft YaHei"/>
                 <w:b w:val="0"/>
-                <w:color w:val="222222"/>
-                <w:sz w:val="19"/>
+                <w:color w:val="1A1A1A"/>
+                <w:sz w:val="18"/>
               </w:rPr>
-              <w:t>2</w:t>
+              <w:t>核心词命中程度</w:t>
             </w:r>
           </w:p>
         </w:tc>
@@ -3382,27 +3118,265 @@
           <w:tcPr>
             <w:tcW w:type="dxa" w:w="2016"/>
             <w:vAlign w:val="center"/>
-            <w:shd w:fill="FFFFFF"/>
-            <w:tcMar>
-              <w:top w:w="100" w:type="dxa"/>
-              <w:bottom w:w="100" w:type="dxa"/>
-              <w:start w:w="120" w:type="dxa"/>
-              <w:end w:w="120" w:type="dxa"/>
-            </w:tcMar>
           </w:tcPr>
           <w:p>
             <w:pPr>
-              <w:spacing w:after="0" w:line="276" w:lineRule="auto"/>
+              <w:spacing w:before="0" w:after="40" w:line="276" w:lineRule="auto"/>
             </w:pPr>
-            <w:r/>
             <w:r>
               <w:rPr>
-                <w:rFonts w:ascii="Arial Unicode MS" w:hAnsi="Arial Unicode MS" w:eastAsia="Arial Unicode MS"/>
+                <w:rFonts w:ascii="Calibri" w:hAnsi="Calibri" w:eastAsia="Microsoft YaHei"/>
                 <w:b w:val="0"/>
-                <w:color w:val="222222"/>
-                <w:sz w:val="19"/>
+                <w:color w:val="1A1A1A"/>
+                <w:sz w:val="18"/>
               </w:rPr>
-              <w:t>0.82</w:t>
+              <w:t>是</w:t>
+            </w:r>
+          </w:p>
+        </w:tc>
+      </w:tr>
+      <w:tr>
+        <w:tc>
+          <w:tcPr>
+            <w:tcW w:type="dxa" w:w="4032"/>
+            <w:vAlign w:val="center"/>
+          </w:tcPr>
+          <w:p>
+            <w:pPr>
+              <w:spacing w:before="0" w:after="40" w:line="276" w:lineRule="auto"/>
+            </w:pPr>
+            <w:r>
+              <w:rPr>
+                <w:rFonts w:ascii="Calibri" w:hAnsi="Calibri" w:eastAsia="Microsoft YaHei"/>
+                <w:b/>
+                <w:color w:val="1A1A1A"/>
+                <w:sz w:val="18"/>
+              </w:rPr>
+              <w:t>元数据</w:t>
+            </w:r>
+          </w:p>
+        </w:tc>
+        <w:tc>
+          <w:tcPr>
+            <w:tcW w:type="dxa" w:w="1656"/>
+            <w:vAlign w:val="center"/>
+          </w:tcPr>
+          <w:p>
+            <w:pPr>
+              <w:spacing w:before="0" w:after="40" w:line="276" w:lineRule="auto"/>
+            </w:pPr>
+            <w:r>
+              <w:rPr>
+                <w:rFonts w:ascii="Calibri" w:hAnsi="Calibri" w:eastAsia="Microsoft YaHei"/>
+                <w:b w:val="0"/>
+                <w:color w:val="1A1A1A"/>
+                <w:sz w:val="18"/>
+              </w:rPr>
+              <w:t>14%</w:t>
+            </w:r>
+          </w:p>
+        </w:tc>
+        <w:tc>
+          <w:tcPr>
+            <w:tcW w:type="dxa" w:w="1656"/>
+            <w:vAlign w:val="center"/>
+          </w:tcPr>
+          <w:p>
+            <w:pPr>
+              <w:spacing w:before="0" w:after="40" w:line="276" w:lineRule="auto"/>
+            </w:pPr>
+            <w:r>
+              <w:rPr>
+                <w:rFonts w:ascii="Calibri" w:hAnsi="Calibri" w:eastAsia="Microsoft YaHei"/>
+                <w:b w:val="0"/>
+                <w:color w:val="1A1A1A"/>
+                <w:sz w:val="18"/>
+              </w:rPr>
+              <w:t>平台、语言、类型和语气匹配</w:t>
+            </w:r>
+          </w:p>
+        </w:tc>
+        <w:tc>
+          <w:tcPr>
+            <w:tcW w:type="dxa" w:w="2016"/>
+            <w:vAlign w:val="center"/>
+          </w:tcPr>
+          <w:p>
+            <w:pPr>
+              <w:spacing w:before="0" w:after="40" w:line="276" w:lineRule="auto"/>
+            </w:pPr>
+            <w:r>
+              <w:rPr>
+                <w:rFonts w:ascii="Calibri" w:hAnsi="Calibri" w:eastAsia="Microsoft YaHei"/>
+                <w:b w:val="0"/>
+                <w:color w:val="1A1A1A"/>
+                <w:sz w:val="18"/>
+              </w:rPr>
+              <w:t>是</w:t>
+            </w:r>
+          </w:p>
+        </w:tc>
+      </w:tr>
+      <w:tr>
+        <w:tc>
+          <w:tcPr>
+            <w:tcW w:type="dxa" w:w="4032"/>
+            <w:vAlign w:val="center"/>
+          </w:tcPr>
+          <w:p>
+            <w:pPr>
+              <w:spacing w:before="0" w:after="40" w:line="276" w:lineRule="auto"/>
+            </w:pPr>
+            <w:r>
+              <w:rPr>
+                <w:rFonts w:ascii="Calibri" w:hAnsi="Calibri" w:eastAsia="Microsoft YaHei"/>
+                <w:b/>
+                <w:color w:val="1A1A1A"/>
+                <w:sz w:val="18"/>
+              </w:rPr>
+              <w:t>真实性</w:t>
+            </w:r>
+          </w:p>
+        </w:tc>
+        <w:tc>
+          <w:tcPr>
+            <w:tcW w:type="dxa" w:w="1656"/>
+            <w:vAlign w:val="center"/>
+          </w:tcPr>
+          <w:p>
+            <w:pPr>
+              <w:spacing w:before="0" w:after="40" w:line="276" w:lineRule="auto"/>
+            </w:pPr>
+            <w:r>
+              <w:rPr>
+                <w:rFonts w:ascii="Calibri" w:hAnsi="Calibri" w:eastAsia="Microsoft YaHei"/>
+                <w:b w:val="0"/>
+                <w:color w:val="1A1A1A"/>
+                <w:sz w:val="18"/>
+              </w:rPr>
+              <w:t>6%</w:t>
+            </w:r>
+          </w:p>
+        </w:tc>
+        <w:tc>
+          <w:tcPr>
+            <w:tcW w:type="dxa" w:w="1656"/>
+            <w:vAlign w:val="center"/>
+          </w:tcPr>
+          <w:p>
+            <w:pPr>
+              <w:spacing w:before="0" w:after="40" w:line="276" w:lineRule="auto"/>
+            </w:pPr>
+            <w:r>
+              <w:rPr>
+                <w:rFonts w:ascii="Calibri" w:hAnsi="Calibri" w:eastAsia="Microsoft YaHei"/>
+                <w:b w:val="0"/>
+                <w:color w:val="1A1A1A"/>
+                <w:sz w:val="18"/>
+              </w:rPr>
+              <w:t>轻度偏向代表性文章</w:t>
+            </w:r>
+          </w:p>
+        </w:tc>
+        <w:tc>
+          <w:tcPr>
+            <w:tcW w:type="dxa" w:w="2016"/>
+            <w:vAlign w:val="center"/>
+          </w:tcPr>
+          <w:p>
+            <w:pPr>
+              <w:spacing w:before="0" w:after="40" w:line="276" w:lineRule="auto"/>
+            </w:pPr>
+            <w:r>
+              <w:rPr>
+                <w:rFonts w:ascii="Calibri" w:hAnsi="Calibri" w:eastAsia="Microsoft YaHei"/>
+                <w:b w:val="0"/>
+                <w:color w:val="1A1A1A"/>
+                <w:sz w:val="18"/>
+              </w:rPr>
+              <w:t>是</w:t>
+            </w:r>
+          </w:p>
+        </w:tc>
+      </w:tr>
+      <w:tr>
+        <w:tc>
+          <w:tcPr>
+            <w:tcW w:type="dxa" w:w="4032"/>
+            <w:vAlign w:val="center"/>
+          </w:tcPr>
+          <w:p>
+            <w:pPr>
+              <w:spacing w:before="0" w:after="40" w:line="276" w:lineRule="auto"/>
+            </w:pPr>
+            <w:r>
+              <w:rPr>
+                <w:rFonts w:ascii="Calibri" w:hAnsi="Calibri" w:eastAsia="Microsoft YaHei"/>
+                <w:b/>
+                <w:color w:val="1A1A1A"/>
+                <w:sz w:val="18"/>
+              </w:rPr>
+              <w:t>新鲜度</w:t>
+            </w:r>
+          </w:p>
+        </w:tc>
+        <w:tc>
+          <w:tcPr>
+            <w:tcW w:type="dxa" w:w="1656"/>
+            <w:vAlign w:val="center"/>
+          </w:tcPr>
+          <w:p>
+            <w:pPr>
+              <w:spacing w:before="0" w:after="40" w:line="276" w:lineRule="auto"/>
+            </w:pPr>
+            <w:r>
+              <w:rPr>
+                <w:rFonts w:ascii="Calibri" w:hAnsi="Calibri" w:eastAsia="Microsoft YaHei"/>
+                <w:b w:val="0"/>
+                <w:color w:val="1A1A1A"/>
+                <w:sz w:val="18"/>
+              </w:rPr>
+              <w:t>2%</w:t>
+            </w:r>
+          </w:p>
+        </w:tc>
+        <w:tc>
+          <w:tcPr>
+            <w:tcW w:type="dxa" w:w="1656"/>
+            <w:vAlign w:val="center"/>
+          </w:tcPr>
+          <w:p>
+            <w:pPr>
+              <w:spacing w:before="0" w:after="40" w:line="276" w:lineRule="auto"/>
+            </w:pPr>
+            <w:r>
+              <w:rPr>
+                <w:rFonts w:ascii="Calibri" w:hAnsi="Calibri" w:eastAsia="Microsoft YaHei"/>
+                <w:b w:val="0"/>
+                <w:color w:val="1A1A1A"/>
+                <w:sz w:val="18"/>
+              </w:rPr>
+              <w:t>相关性接近时轻度偏新</w:t>
+            </w:r>
+          </w:p>
+        </w:tc>
+        <w:tc>
+          <w:tcPr>
+            <w:tcW w:type="dxa" w:w="2016"/>
+            <w:vAlign w:val="center"/>
+          </w:tcPr>
+          <w:p>
+            <w:pPr>
+              <w:spacing w:before="0" w:after="40" w:line="276" w:lineRule="auto"/>
+            </w:pPr>
+            <w:r>
+              <w:rPr>
+                <w:rFonts w:ascii="Calibri" w:hAnsi="Calibri" w:eastAsia="Microsoft YaHei"/>
+                <w:b w:val="0"/>
+                <w:color w:val="1A1A1A"/>
+                <w:sz w:val="18"/>
+              </w:rPr>
+              <w:t>是</w:t>
             </w:r>
           </w:p>
         </w:tc>
@@ -3440,6 +3414,7 @@
     </w:p>
     <w:tbl>
       <w:tblPr>
+        <w:tblStyle w:val="TableGrid"/>
         <w:tblW w:type="auto" w:w="0"/>
         <w:jc w:val="center"/>
         <w:tblLayout w:type="fixed"/>
@@ -3453,12 +3428,13 @@
       <w:tr>
         <w:trPr>
           <w:tblHeader/>
+          <w:tblHeader w:val="true"/>
         </w:trPr>
         <w:tc>
           <w:tcPr>
             <w:tcW w:type="dxa" w:w="3120"/>
             <w:vAlign w:val="center"/>
-            <w:shd w:fill="2E74B5"/>
+            <w:shd w:fill="E8EEF5"/>
             <w:tcMar>
               <w:top w:w="100" w:type="dxa"/>
               <w:bottom w:w="100" w:type="dxa"/>
@@ -3468,15 +3444,14 @@
           </w:tcPr>
           <w:p>
             <w:pPr>
-              <w:spacing w:after="0" w:line="276" w:lineRule="auto"/>
+              <w:spacing w:before="0" w:after="40" w:line="276" w:lineRule="auto"/>
             </w:pPr>
-            <w:r/>
             <w:r>
               <w:rPr>
-                <w:rFonts w:ascii="Arial Unicode MS" w:hAnsi="Arial Unicode MS" w:eastAsia="Arial Unicode MS"/>
+                <w:rFonts w:ascii="Calibri" w:hAnsi="Calibri" w:eastAsia="Microsoft YaHei"/>
                 <w:b/>
-                <w:color w:val="FFFFFF"/>
-                <w:sz w:val="19"/>
+                <w:color w:val="1A1A1A"/>
+                <w:sz w:val="18"/>
               </w:rPr>
               <w:t>因素</w:t>
             </w:r>
@@ -3486,7 +3461,7 @@
           <w:tcPr>
             <w:tcW w:type="dxa" w:w="3120"/>
             <w:vAlign w:val="center"/>
-            <w:shd w:fill="2E74B5"/>
+            <w:shd w:fill="E8EEF5"/>
             <w:tcMar>
               <w:top w:w="100" w:type="dxa"/>
               <w:bottom w:w="100" w:type="dxa"/>
@@ -3496,15 +3471,14 @@
           </w:tcPr>
           <w:p>
             <w:pPr>
-              <w:spacing w:after="0" w:line="276" w:lineRule="auto"/>
+              <w:spacing w:before="0" w:after="40" w:line="276" w:lineRule="auto"/>
             </w:pPr>
-            <w:r/>
             <w:r>
               <w:rPr>
-                <w:rFonts w:ascii="Arial Unicode MS" w:hAnsi="Arial Unicode MS" w:eastAsia="Arial Unicode MS"/>
+                <w:rFonts w:ascii="Calibri" w:hAnsi="Calibri" w:eastAsia="Microsoft YaHei"/>
                 <w:b/>
-                <w:color w:val="FFFFFF"/>
-                <w:sz w:val="19"/>
+                <w:color w:val="1A1A1A"/>
+                <w:sz w:val="18"/>
               </w:rPr>
               <w:t>当前状态</w:t>
             </w:r>
@@ -3514,7 +3488,7 @@
           <w:tcPr>
             <w:tcW w:type="dxa" w:w="3120"/>
             <w:vAlign w:val="center"/>
-            <w:shd w:fill="2E74B5"/>
+            <w:shd w:fill="E8EEF5"/>
             <w:tcMar>
               <w:top w:w="100" w:type="dxa"/>
               <w:bottom w:w="100" w:type="dxa"/>
@@ -3524,15 +3498,14 @@
           </w:tcPr>
           <w:p>
             <w:pPr>
-              <w:spacing w:after="0" w:line="276" w:lineRule="auto"/>
+              <w:spacing w:before="0" w:after="40" w:line="276" w:lineRule="auto"/>
             </w:pPr>
-            <w:r/>
             <w:r>
               <w:rPr>
-                <w:rFonts w:ascii="Arial Unicode MS" w:hAnsi="Arial Unicode MS" w:eastAsia="Arial Unicode MS"/>
+                <w:rFonts w:ascii="Calibri" w:hAnsi="Calibri" w:eastAsia="Microsoft YaHei"/>
                 <w:b/>
-                <w:color w:val="FFFFFF"/>
-                <w:sz w:val="19"/>
+                <w:color w:val="1A1A1A"/>
+                <w:sz w:val="18"/>
               </w:rPr>
               <w:t>说明</w:t>
             </w:r>
@@ -3544,27 +3517,19 @@
           <w:tcPr>
             <w:tcW w:type="dxa" w:w="2088"/>
             <w:vAlign w:val="center"/>
-            <w:shd w:fill="FFFFFF"/>
-            <w:tcMar>
-              <w:top w:w="100" w:type="dxa"/>
-              <w:bottom w:w="100" w:type="dxa"/>
-              <w:start w:w="120" w:type="dxa"/>
-              <w:end w:w="120" w:type="dxa"/>
-            </w:tcMar>
           </w:tcPr>
           <w:p>
             <w:pPr>
-              <w:spacing w:after="0" w:line="276" w:lineRule="auto"/>
+              <w:spacing w:before="0" w:after="40" w:line="276" w:lineRule="auto"/>
             </w:pPr>
-            <w:r/>
             <w:r>
               <w:rPr>
-                <w:rFonts w:ascii="Arial Unicode MS" w:hAnsi="Arial Unicode MS" w:eastAsia="Arial Unicode MS"/>
-                <w:b w:val="0"/>
-                <w:color w:val="222222"/>
-                <w:sz w:val="19"/>
+                <w:rFonts w:ascii="Calibri" w:hAnsi="Calibri" w:eastAsia="Microsoft YaHei"/>
+                <w:b/>
+                <w:color w:val="1A1A1A"/>
+                <w:sz w:val="18"/>
               </w:rPr>
-              <w:t>角色</w:t>
+              <w:t>角色与状态过滤</w:t>
             </w:r>
           </w:p>
         </w:tc>
@@ -3572,25 +3537,17 @@
           <w:tcPr>
             <w:tcW w:type="dxa" w:w="1800"/>
             <w:vAlign w:val="center"/>
-            <w:shd w:fill="FFFFFF"/>
-            <w:tcMar>
-              <w:top w:w="100" w:type="dxa"/>
-              <w:bottom w:w="100" w:type="dxa"/>
-              <w:start w:w="120" w:type="dxa"/>
-              <w:end w:w="120" w:type="dxa"/>
-            </w:tcMar>
           </w:tcPr>
           <w:p>
             <w:pPr>
-              <w:spacing w:after="0" w:line="276" w:lineRule="auto"/>
+              <w:spacing w:before="0" w:after="40" w:line="276" w:lineRule="auto"/>
             </w:pPr>
-            <w:r/>
             <w:r>
               <w:rPr>
-                <w:rFonts w:ascii="Arial Unicode MS" w:hAnsi="Arial Unicode MS" w:eastAsia="Arial Unicode MS"/>
+                <w:rFonts w:ascii="Calibri" w:hAnsi="Calibri" w:eastAsia="Microsoft YaHei"/>
                 <w:b w:val="0"/>
-                <w:color w:val="222222"/>
-                <w:sz w:val="19"/>
+                <w:color w:val="1A1A1A"/>
+                <w:sz w:val="18"/>
               </w:rPr>
               <w:t>已使用</w:t>
             </w:r>
@@ -3600,27 +3557,19 @@
           <w:tcPr>
             <w:tcW w:type="dxa" w:w="5472"/>
             <w:vAlign w:val="center"/>
-            <w:shd w:fill="FFFFFF"/>
-            <w:tcMar>
-              <w:top w:w="100" w:type="dxa"/>
-              <w:bottom w:w="100" w:type="dxa"/>
-              <w:start w:w="120" w:type="dxa"/>
-              <w:end w:w="120" w:type="dxa"/>
-            </w:tcMar>
           </w:tcPr>
           <w:p>
             <w:pPr>
-              <w:spacing w:after="0" w:line="276" w:lineRule="auto"/>
+              <w:spacing w:before="0" w:after="40" w:line="276" w:lineRule="auto"/>
             </w:pPr>
-            <w:r/>
             <w:r>
               <w:rPr>
-                <w:rFonts w:ascii="Arial Unicode MS" w:hAnsi="Arial Unicode MS" w:eastAsia="Arial Unicode MS"/>
+                <w:rFonts w:ascii="Calibri" w:hAnsi="Calibri" w:eastAsia="Microsoft YaHei"/>
                 <w:b w:val="0"/>
-                <w:color w:val="222222"/>
-                <w:sz w:val="19"/>
+                <w:color w:val="1A1A1A"/>
+                <w:sz w:val="18"/>
               </w:rPr>
-              <w:t>只搜索当前 role_id 的语料</w:t>
+              <w:t>只搜索同一 role_id 下的 ACTIVE 文章</w:t>
             </w:r>
           </w:p>
         </w:tc>
@@ -3630,25 +3579,17 @@
           <w:tcPr>
             <w:tcW w:type="dxa" w:w="2088"/>
             <w:vAlign w:val="center"/>
-            <w:shd w:fill="FFFFFF"/>
-            <w:tcMar>
-              <w:top w:w="100" w:type="dxa"/>
-              <w:bottom w:w="100" w:type="dxa"/>
-              <w:start w:w="120" w:type="dxa"/>
-              <w:end w:w="120" w:type="dxa"/>
-            </w:tcMar>
           </w:tcPr>
           <w:p>
             <w:pPr>
-              <w:spacing w:after="0" w:line="276" w:lineRule="auto"/>
+              <w:spacing w:before="0" w:after="40" w:line="276" w:lineRule="auto"/>
             </w:pPr>
-            <w:r/>
             <w:r>
               <w:rPr>
-                <w:rFonts w:ascii="Arial Unicode MS" w:hAnsi="Arial Unicode MS" w:eastAsia="Arial Unicode MS"/>
-                <w:b w:val="0"/>
-                <w:color w:val="222222"/>
-                <w:sz w:val="19"/>
+                <w:rFonts w:ascii="Calibri" w:hAnsi="Calibri" w:eastAsia="Microsoft YaHei"/>
+                <w:b/>
+                <w:color w:val="1A1A1A"/>
+                <w:sz w:val="18"/>
               </w:rPr>
               <w:t>正文与主题</w:t>
             </w:r>
@@ -3658,25 +3599,17 @@
           <w:tcPr>
             <w:tcW w:type="dxa" w:w="1800"/>
             <w:vAlign w:val="center"/>
-            <w:shd w:fill="FFFFFF"/>
-            <w:tcMar>
-              <w:top w:w="100" w:type="dxa"/>
-              <w:bottom w:w="100" w:type="dxa"/>
-              <w:start w:w="120" w:type="dxa"/>
-              <w:end w:w="120" w:type="dxa"/>
-            </w:tcMar>
           </w:tcPr>
           <w:p>
             <w:pPr>
-              <w:spacing w:after="0" w:line="276" w:lineRule="auto"/>
+              <w:spacing w:before="0" w:after="40" w:line="276" w:lineRule="auto"/>
             </w:pPr>
-            <w:r/>
             <w:r>
               <w:rPr>
-                <w:rFonts w:ascii="Arial Unicode MS" w:hAnsi="Arial Unicode MS" w:eastAsia="Arial Unicode MS"/>
+                <w:rFonts w:ascii="Calibri" w:hAnsi="Calibri" w:eastAsia="Microsoft YaHei"/>
                 <w:b w:val="0"/>
-                <w:color w:val="222222"/>
-                <w:sz w:val="19"/>
+                <w:color w:val="1A1A1A"/>
+                <w:sz w:val="18"/>
               </w:rPr>
               <w:t>已使用</w:t>
             </w:r>
@@ -3686,27 +3619,19 @@
           <w:tcPr>
             <w:tcW w:type="dxa" w:w="5472"/>
             <w:vAlign w:val="center"/>
-            <w:shd w:fill="FFFFFF"/>
-            <w:tcMar>
-              <w:top w:w="100" w:type="dxa"/>
-              <w:bottom w:w="100" w:type="dxa"/>
-              <w:start w:w="120" w:type="dxa"/>
-              <w:end w:w="120" w:type="dxa"/>
-            </w:tcMar>
           </w:tcPr>
           <w:p>
             <w:pPr>
-              <w:spacing w:after="0" w:line="276" w:lineRule="auto"/>
+              <w:spacing w:before="0" w:after="40" w:line="276" w:lineRule="auto"/>
             </w:pPr>
-            <w:r/>
             <w:r>
               <w:rPr>
-                <w:rFonts w:ascii="Arial Unicode MS" w:hAnsi="Arial Unicode MS" w:eastAsia="Arial Unicode MS"/>
+                <w:rFonts w:ascii="Calibri" w:hAnsi="Calibri" w:eastAsia="Microsoft YaHei"/>
                 <w:b w:val="0"/>
-                <w:color w:val="222222"/>
-                <w:sz w:val="19"/>
+                <w:color w:val="1A1A1A"/>
+                <w:sz w:val="18"/>
               </w:rPr>
-              <w:t>判断内容相关性</w:t>
+              <w:t>字符 TF-IDF 与关键词覆盖</w:t>
             </w:r>
           </w:p>
         </w:tc>
@@ -3716,27 +3641,19 @@
           <w:tcPr>
             <w:tcW w:type="dxa" w:w="2088"/>
             <w:vAlign w:val="center"/>
-            <w:shd w:fill="FFFFFF"/>
-            <w:tcMar>
-              <w:top w:w="100" w:type="dxa"/>
-              <w:bottom w:w="100" w:type="dxa"/>
-              <w:start w:w="120" w:type="dxa"/>
-              <w:end w:w="120" w:type="dxa"/>
-            </w:tcMar>
           </w:tcPr>
           <w:p>
             <w:pPr>
-              <w:spacing w:after="0" w:line="276" w:lineRule="auto"/>
+              <w:spacing w:before="0" w:after="40" w:line="276" w:lineRule="auto"/>
             </w:pPr>
-            <w:r/>
             <w:r>
               <w:rPr>
-                <w:rFonts w:ascii="Arial Unicode MS" w:hAnsi="Arial Unicode MS" w:eastAsia="Arial Unicode MS"/>
-                <w:b w:val="0"/>
-                <w:color w:val="222222"/>
-                <w:sz w:val="19"/>
+                <w:rFonts w:ascii="Calibri" w:hAnsi="Calibri" w:eastAsia="Microsoft YaHei"/>
+                <w:b/>
+                <w:color w:val="1A1A1A"/>
+                <w:sz w:val="18"/>
               </w:rPr>
-              <w:t>内容类型与语气</w:t>
+              <w:t>平台、语言、类型、语气</w:t>
             </w:r>
           </w:p>
         </w:tc>
@@ -3744,25 +3661,17 @@
           <w:tcPr>
             <w:tcW w:type="dxa" w:w="1800"/>
             <w:vAlign w:val="center"/>
-            <w:shd w:fill="FFFFFF"/>
-            <w:tcMar>
-              <w:top w:w="100" w:type="dxa"/>
-              <w:bottom w:w="100" w:type="dxa"/>
-              <w:start w:w="120" w:type="dxa"/>
-              <w:end w:w="120" w:type="dxa"/>
-            </w:tcMar>
           </w:tcPr>
           <w:p>
             <w:pPr>
-              <w:spacing w:after="0" w:line="276" w:lineRule="auto"/>
+              <w:spacing w:before="0" w:after="40" w:line="276" w:lineRule="auto"/>
             </w:pPr>
-            <w:r/>
             <w:r>
               <w:rPr>
-                <w:rFonts w:ascii="Arial Unicode MS" w:hAnsi="Arial Unicode MS" w:eastAsia="Arial Unicode MS"/>
+                <w:rFonts w:ascii="Calibri" w:hAnsi="Calibri" w:eastAsia="Microsoft YaHei"/>
                 <w:b w:val="0"/>
-                <w:color w:val="222222"/>
-                <w:sz w:val="19"/>
+                <w:color w:val="1A1A1A"/>
+                <w:sz w:val="18"/>
               </w:rPr>
               <w:t>已使用</w:t>
             </w:r>
@@ -3772,27 +3681,19 @@
           <w:tcPr>
             <w:tcW w:type="dxa" w:w="5472"/>
             <w:vAlign w:val="center"/>
-            <w:shd w:fill="FFFFFF"/>
-            <w:tcMar>
-              <w:top w:w="100" w:type="dxa"/>
-              <w:bottom w:w="100" w:type="dxa"/>
-              <w:start w:w="120" w:type="dxa"/>
-              <w:end w:w="120" w:type="dxa"/>
-            </w:tcMar>
           </w:tcPr>
           <w:p>
             <w:pPr>
-              <w:spacing w:after="0" w:line="276" w:lineRule="auto"/>
+              <w:spacing w:before="0" w:after="40" w:line="276" w:lineRule="auto"/>
             </w:pPr>
-            <w:r/>
             <w:r>
               <w:rPr>
-                <w:rFonts w:ascii="Arial Unicode MS" w:hAnsi="Arial Unicode MS" w:eastAsia="Arial Unicode MS"/>
+                <w:rFonts w:ascii="Calibri" w:hAnsi="Calibri" w:eastAsia="Microsoft YaHei"/>
                 <w:b w:val="0"/>
-                <w:color w:val="222222"/>
-                <w:sz w:val="19"/>
+                <w:color w:val="1A1A1A"/>
+                <w:sz w:val="18"/>
               </w:rPr>
-              <w:t>帮助匹配相似写作情境</w:t>
+              <w:t>形成 14% 元数据分量</w:t>
             </w:r>
           </w:p>
         </w:tc>
@@ -3802,27 +3703,19 @@
           <w:tcPr>
             <w:tcW w:type="dxa" w:w="2088"/>
             <w:vAlign w:val="center"/>
-            <w:shd w:fill="FFFFFF"/>
-            <w:tcMar>
-              <w:top w:w="100" w:type="dxa"/>
-              <w:bottom w:w="100" w:type="dxa"/>
-              <w:start w:w="120" w:type="dxa"/>
-              <w:end w:w="120" w:type="dxa"/>
-            </w:tcMar>
           </w:tcPr>
           <w:p>
             <w:pPr>
-              <w:spacing w:after="0" w:line="276" w:lineRule="auto"/>
+              <w:spacing w:before="0" w:after="40" w:line="276" w:lineRule="auto"/>
             </w:pPr>
-            <w:r/>
             <w:r>
               <w:rPr>
-                <w:rFonts w:ascii="Arial Unicode MS" w:hAnsi="Arial Unicode MS" w:eastAsia="Arial Unicode MS"/>
-                <w:b w:val="0"/>
-                <w:color w:val="222222"/>
-                <w:sz w:val="19"/>
+                <w:rFonts w:ascii="Calibri" w:hAnsi="Calibri" w:eastAsia="Microsoft YaHei"/>
+                <w:b/>
+                <w:color w:val="1A1A1A"/>
+                <w:sz w:val="18"/>
               </w:rPr>
-              <w:t>真实性评分</w:t>
+              <w:t>真实性与新鲜度</w:t>
             </w:r>
           </w:p>
         </w:tc>
@@ -3830,25 +3723,17 @@
           <w:tcPr>
             <w:tcW w:type="dxa" w:w="1800"/>
             <w:vAlign w:val="center"/>
-            <w:shd w:fill="FFFFFF"/>
-            <w:tcMar>
-              <w:top w:w="100" w:type="dxa"/>
-              <w:bottom w:w="100" w:type="dxa"/>
-              <w:start w:w="120" w:type="dxa"/>
-              <w:end w:w="120" w:type="dxa"/>
-            </w:tcMar>
           </w:tcPr>
           <w:p>
             <w:pPr>
-              <w:spacing w:after="0" w:line="276" w:lineRule="auto"/>
+              <w:spacing w:before="0" w:after="40" w:line="276" w:lineRule="auto"/>
             </w:pPr>
-            <w:r/>
             <w:r>
               <w:rPr>
-                <w:rFonts w:ascii="Arial Unicode MS" w:hAnsi="Arial Unicode MS" w:eastAsia="Arial Unicode MS"/>
+                <w:rFonts w:ascii="Calibri" w:hAnsi="Calibri" w:eastAsia="Microsoft YaHei"/>
                 <w:b w:val="0"/>
-                <w:color w:val="222222"/>
-                <w:sz w:val="19"/>
+                <w:color w:val="1A1A1A"/>
+                <w:sz w:val="18"/>
               </w:rPr>
               <w:t>已使用</w:t>
             </w:r>
@@ -3858,27 +3743,19 @@
           <w:tcPr>
             <w:tcW w:type="dxa" w:w="5472"/>
             <w:vAlign w:val="center"/>
-            <w:shd w:fill="FFFFFF"/>
-            <w:tcMar>
-              <w:top w:w="100" w:type="dxa"/>
-              <w:bottom w:w="100" w:type="dxa"/>
-              <w:start w:w="120" w:type="dxa"/>
-              <w:end w:w="120" w:type="dxa"/>
-            </w:tcMar>
           </w:tcPr>
           <w:p>
             <w:pPr>
-              <w:spacing w:after="0" w:line="276" w:lineRule="auto"/>
+              <w:spacing w:before="0" w:after="40" w:line="276" w:lineRule="auto"/>
             </w:pPr>
-            <w:r/>
             <w:r>
               <w:rPr>
-                <w:rFonts w:ascii="Arial Unicode MS" w:hAnsi="Arial Unicode MS" w:eastAsia="Arial Unicode MS"/>
+                <w:rFonts w:ascii="Calibri" w:hAnsi="Calibri" w:eastAsia="Microsoft YaHei"/>
                 <w:b w:val="0"/>
-                <w:color w:val="222222"/>
-                <w:sz w:val="19"/>
+                <w:color w:val="1A1A1A"/>
+                <w:sz w:val="18"/>
               </w:rPr>
-              <w:t>优先选择更能代表本人的样本</w:t>
+              <w:t>只做小幅重排，不覆盖相关性</w:t>
             </w:r>
           </w:p>
         </w:tc>
@@ -3888,27 +3765,19 @@
           <w:tcPr>
             <w:tcW w:type="dxa" w:w="2088"/>
             <w:vAlign w:val="center"/>
-            <w:shd w:fill="FFFFFF"/>
-            <w:tcMar>
-              <w:top w:w="100" w:type="dxa"/>
-              <w:bottom w:w="100" w:type="dxa"/>
-              <w:start w:w="120" w:type="dxa"/>
-              <w:end w:w="120" w:type="dxa"/>
-            </w:tcMar>
           </w:tcPr>
           <w:p>
             <w:pPr>
-              <w:spacing w:after="0" w:line="276" w:lineRule="auto"/>
+              <w:spacing w:before="0" w:after="40" w:line="276" w:lineRule="auto"/>
             </w:pPr>
-            <w:r/>
             <w:r>
               <w:rPr>
-                <w:rFonts w:ascii="Arial Unicode MS" w:hAnsi="Arial Unicode MS" w:eastAsia="Arial Unicode MS"/>
-                <w:b w:val="0"/>
-                <w:color w:val="222222"/>
-                <w:sz w:val="19"/>
+                <w:rFonts w:ascii="Calibri" w:hAnsi="Calibri" w:eastAsia="Microsoft YaHei"/>
+                <w:b/>
+                <w:color w:val="1A1A1A"/>
+                <w:sz w:val="18"/>
               </w:rPr>
-              <w:t>平台与语言</w:t>
+              <w:t>MMR</w:t>
             </w:r>
           </w:p>
         </w:tc>
@@ -3916,27 +3785,19 @@
           <w:tcPr>
             <w:tcW w:type="dxa" w:w="1800"/>
             <w:vAlign w:val="center"/>
-            <w:shd w:fill="FFFFFF"/>
-            <w:tcMar>
-              <w:top w:w="100" w:type="dxa"/>
-              <w:bottom w:w="100" w:type="dxa"/>
-              <w:start w:w="120" w:type="dxa"/>
-              <w:end w:w="120" w:type="dxa"/>
-            </w:tcMar>
           </w:tcPr>
           <w:p>
             <w:pPr>
-              <w:spacing w:after="0" w:line="276" w:lineRule="auto"/>
+              <w:spacing w:before="0" w:after="40" w:line="276" w:lineRule="auto"/>
             </w:pPr>
-            <w:r/>
             <w:r>
               <w:rPr>
-                <w:rFonts w:ascii="Arial Unicode MS" w:hAnsi="Arial Unicode MS" w:eastAsia="Arial Unicode MS"/>
+                <w:rFonts w:ascii="Calibri" w:hAnsi="Calibri" w:eastAsia="Microsoft YaHei"/>
                 <w:b w:val="0"/>
-                <w:color w:val="222222"/>
-                <w:sz w:val="19"/>
+                <w:color w:val="1A1A1A"/>
+                <w:sz w:val="18"/>
               </w:rPr>
-              <w:t>生成参数已有</w:t>
+              <w:t>已使用</w:t>
             </w:r>
           </w:p>
         </w:tc>
@@ -3944,27 +3805,19 @@
           <w:tcPr>
             <w:tcW w:type="dxa" w:w="5472"/>
             <w:vAlign w:val="center"/>
-            <w:shd w:fill="FFFFFF"/>
-            <w:tcMar>
-              <w:top w:w="100" w:type="dxa"/>
-              <w:bottom w:w="100" w:type="dxa"/>
-              <w:start w:w="120" w:type="dxa"/>
-              <w:end w:w="120" w:type="dxa"/>
-            </w:tcMar>
           </w:tcPr>
           <w:p>
             <w:pPr>
-              <w:spacing w:after="0" w:line="276" w:lineRule="auto"/>
+              <w:spacing w:before="0" w:after="40" w:line="276" w:lineRule="auto"/>
             </w:pPr>
-            <w:r/>
             <w:r>
               <w:rPr>
-                <w:rFonts w:ascii="Arial Unicode MS" w:hAnsi="Arial Unicode MS" w:eastAsia="Arial Unicode MS"/>
+                <w:rFonts w:ascii="Calibri" w:hAnsi="Calibri" w:eastAsia="Microsoft YaHei"/>
                 <w:b w:val="0"/>
-                <w:color w:val="222222"/>
-                <w:sz w:val="19"/>
+                <w:color w:val="1A1A1A"/>
+                <w:sz w:val="18"/>
               </w:rPr>
-              <w:t>下一版可加入显式检索加权</w:t>
+              <w:t>减少近重复参考</w:t>
             </w:r>
           </w:p>
         </w:tc>
@@ -3974,27 +3827,19 @@
           <w:tcPr>
             <w:tcW w:type="dxa" w:w="2088"/>
             <w:vAlign w:val="center"/>
-            <w:shd w:fill="FFFFFF"/>
-            <w:tcMar>
-              <w:top w:w="100" w:type="dxa"/>
-              <w:bottom w:w="100" w:type="dxa"/>
-              <w:start w:w="120" w:type="dxa"/>
-              <w:end w:w="120" w:type="dxa"/>
-            </w:tcMar>
           </w:tcPr>
           <w:p>
             <w:pPr>
-              <w:spacing w:after="0" w:line="276" w:lineRule="auto"/>
+              <w:spacing w:before="0" w:after="40" w:line="276" w:lineRule="auto"/>
             </w:pPr>
-            <w:r/>
             <w:r>
               <w:rPr>
-                <w:rFonts w:ascii="Arial Unicode MS" w:hAnsi="Arial Unicode MS" w:eastAsia="Arial Unicode MS"/>
-                <w:b w:val="0"/>
-                <w:color w:val="222222"/>
-                <w:sz w:val="19"/>
+                <w:rFonts w:ascii="Calibri" w:hAnsi="Calibri" w:eastAsia="Microsoft YaHei"/>
+                <w:b/>
+                <w:color w:val="1A1A1A"/>
+                <w:sz w:val="18"/>
               </w:rPr>
-              <w:t>发布时间</w:t>
+              <w:t>Embedding</w:t>
             </w:r>
           </w:p>
         </w:tc>
@@ -4002,25 +3847,17 @@
           <w:tcPr>
             <w:tcW w:type="dxa" w:w="1800"/>
             <w:vAlign w:val="center"/>
-            <w:shd w:fill="FFFFFF"/>
-            <w:tcMar>
-              <w:top w:w="100" w:type="dxa"/>
-              <w:bottom w:w="100" w:type="dxa"/>
-              <w:start w:w="120" w:type="dxa"/>
-              <w:end w:w="120" w:type="dxa"/>
-            </w:tcMar>
           </w:tcPr>
           <w:p>
             <w:pPr>
-              <w:spacing w:after="0" w:line="276" w:lineRule="auto"/>
+              <w:spacing w:before="0" w:after="40" w:line="276" w:lineRule="auto"/>
             </w:pPr>
-            <w:r/>
             <w:r>
               <w:rPr>
-                <w:rFonts w:ascii="Arial Unicode MS" w:hAnsi="Arial Unicode MS" w:eastAsia="Arial Unicode MS"/>
+                <w:rFonts w:ascii="Calibri" w:hAnsi="Calibri" w:eastAsia="Microsoft YaHei"/>
                 <w:b w:val="0"/>
-                <w:color w:val="222222"/>
-                <w:sz w:val="19"/>
+                <w:color w:val="1A1A1A"/>
+                <w:sz w:val="18"/>
               </w:rPr>
               <w:t>尚未使用</w:t>
             </w:r>
@@ -4030,113 +3867,19 @@
           <w:tcPr>
             <w:tcW w:type="dxa" w:w="5472"/>
             <w:vAlign w:val="center"/>
-            <w:shd w:fill="FFFFFF"/>
-            <w:tcMar>
-              <w:top w:w="100" w:type="dxa"/>
-              <w:bottom w:w="100" w:type="dxa"/>
-              <w:start w:w="120" w:type="dxa"/>
-              <w:end w:w="120" w:type="dxa"/>
-            </w:tcMar>
           </w:tcPr>
           <w:p>
             <w:pPr>
-              <w:spacing w:after="0" w:line="276" w:lineRule="auto"/>
+              <w:spacing w:before="0" w:after="40" w:line="276" w:lineRule="auto"/>
             </w:pPr>
-            <w:r/>
             <w:r>
               <w:rPr>
-                <w:rFonts w:ascii="Arial Unicode MS" w:hAnsi="Arial Unicode MS" w:eastAsia="Arial Unicode MS"/>
+                <w:rFonts w:ascii="Calibri" w:hAnsi="Calibri" w:eastAsia="Microsoft YaHei"/>
                 <w:b w:val="0"/>
-                <w:color w:val="222222"/>
-                <w:sz w:val="19"/>
+                <w:color w:val="1A1A1A"/>
+                <w:sz w:val="18"/>
               </w:rPr>
-              <w:t>未来可减少过时观点影响</w:t>
-            </w:r>
-          </w:p>
-        </w:tc>
-      </w:tr>
-      <w:tr>
-        <w:tc>
-          <w:tcPr>
-            <w:tcW w:type="dxa" w:w="2088"/>
-            <w:vAlign w:val="center"/>
-            <w:shd w:fill="FFFFFF"/>
-            <w:tcMar>
-              <w:top w:w="100" w:type="dxa"/>
-              <w:bottom w:w="100" w:type="dxa"/>
-              <w:start w:w="120" w:type="dxa"/>
-              <w:end w:w="120" w:type="dxa"/>
-            </w:tcMar>
-          </w:tcPr>
-          <w:p>
-            <w:pPr>
-              <w:spacing w:after="0" w:line="276" w:lineRule="auto"/>
-            </w:pPr>
-            <w:r/>
-            <w:r>
-              <w:rPr>
-                <w:rFonts w:ascii="Arial Unicode MS" w:hAnsi="Arial Unicode MS" w:eastAsia="Arial Unicode MS"/>
-                <w:b w:val="0"/>
-                <w:color w:val="222222"/>
-                <w:sz w:val="19"/>
-              </w:rPr>
-              <w:t>发布表现</w:t>
-            </w:r>
-          </w:p>
-        </w:tc>
-        <w:tc>
-          <w:tcPr>
-            <w:tcW w:type="dxa" w:w="1800"/>
-            <w:vAlign w:val="center"/>
-            <w:shd w:fill="FFFFFF"/>
-            <w:tcMar>
-              <w:top w:w="100" w:type="dxa"/>
-              <w:bottom w:w="100" w:type="dxa"/>
-              <w:start w:w="120" w:type="dxa"/>
-              <w:end w:w="120" w:type="dxa"/>
-            </w:tcMar>
-          </w:tcPr>
-          <w:p>
-            <w:pPr>
-              <w:spacing w:after="0" w:line="276" w:lineRule="auto"/>
-            </w:pPr>
-            <w:r/>
-            <w:r>
-              <w:rPr>
-                <w:rFonts w:ascii="Arial Unicode MS" w:hAnsi="Arial Unicode MS" w:eastAsia="Arial Unicode MS"/>
-                <w:b w:val="0"/>
-                <w:color w:val="222222"/>
-                <w:sz w:val="19"/>
-              </w:rPr>
-              <w:t>尚未使用</w:t>
-            </w:r>
-          </w:p>
-        </w:tc>
-        <w:tc>
-          <w:tcPr>
-            <w:tcW w:type="dxa" w:w="5472"/>
-            <w:vAlign w:val="center"/>
-            <w:shd w:fill="FFFFFF"/>
-            <w:tcMar>
-              <w:top w:w="100" w:type="dxa"/>
-              <w:bottom w:w="100" w:type="dxa"/>
-              <w:start w:w="120" w:type="dxa"/>
-              <w:end w:w="120" w:type="dxa"/>
-            </w:tcMar>
-          </w:tcPr>
-          <w:p>
-            <w:pPr>
-              <w:spacing w:after="0" w:line="276" w:lineRule="auto"/>
-            </w:pPr>
-            <w:r/>
-            <w:r>
-              <w:rPr>
-                <w:rFonts w:ascii="Arial Unicode MS" w:hAnsi="Arial Unicode MS" w:eastAsia="Arial Unicode MS"/>
-                <w:b w:val="0"/>
-                <w:color w:val="222222"/>
-                <w:sz w:val="19"/>
-              </w:rPr>
-              <w:t>流量高不一定更像本人，应谨慎加入</w:t>
+              <w:t>需要由固定评测证明收益后再引入</w:t>
             </w:r>
           </w:p>
         </w:tc>
@@ -4529,12 +4272,11 @@
     <w:p>
       <w:r>
         <w:rPr>
-          <w:rFonts w:ascii="Arial Unicode MS" w:hAnsi="Arial Unicode MS" w:eastAsia="Arial Unicode MS"/>
-          <w:b w:val="0"/>
-          <w:color w:val="222222"/>
+          <w:rFonts w:ascii="Calibri" w:hAnsi="Calibri" w:eastAsia="Microsoft YaHei"/>
+          <w:color w:val="1A1A1A"/>
           <w:sz w:val="22"/>
         </w:rPr>
-        <w:t>调用 POST /profile/rebuild?role_id=2 后，模型会分析高真实性样本，分别总结中英文的价值观、词汇、句式、节奏、开头结尾、宣传强度、CTA 和禁用表达。</w:t>
+        <w:t>调用 POST /profile/rebuild?role_id=2 后，模型只分析 retrieval_status=ACTIVE 且 authenticity 为 4–5 的样本，最多使用 30 篇，分别总结中英文的价值观、voice、openings、rhythm、CTA 和 avoid。</w:t>
       </w:r>
     </w:p>
     <w:p>
@@ -4654,12 +4396,11 @@
     <w:p>
       <w:r>
         <w:rPr>
-          <w:rFonts w:ascii="Arial Unicode MS" w:hAnsi="Arial Unicode MS" w:eastAsia="Arial Unicode MS"/>
-          <w:b w:val="0"/>
-          <w:color w:val="222222"/>
+          <w:rFonts w:ascii="Calibri" w:hAnsi="Calibri" w:eastAsia="Microsoft YaHei"/>
+          <w:color w:val="1A1A1A"/>
           <w:sz w:val="22"/>
         </w:rPr>
-        <w:t>第一次输出只是初稿。独立的风格评审器会检查角色一致性、任务完成度、AI 模板感、照抄、虚构事实、宣传强度与 CTA。如果返回 PASS，文章通过；否则只针对问题重写，最多循环两次。</w:t>
+        <w:t>第一次输出只是初稿。本地规则和独立评审器会检查事实、角色一致性、模板感、照抄与营销强度；审核故障会 BLOCKED，不会降级成 PASS。成功生成后仍进入 PENDING_REVIEW，必须由人工编辑、批准或拒绝。</w:t>
       </w:r>
     </w:p>
     <w:tbl>
@@ -4989,12 +4730,11 @@
     <w:p>
       <w:r>
         <w:rPr>
-          <w:rFonts w:ascii="Arial Unicode MS" w:hAnsi="Arial Unicode MS" w:eastAsia="Arial Unicode MS"/>
-          <w:b w:val="0"/>
-          <w:color w:val="222222"/>
+          <w:rFonts w:ascii="Calibri" w:hAnsi="Calibri" w:eastAsia="Microsoft YaHei"/>
+          <w:color w:val="1A1A1A"/>
           <w:sz w:val="22"/>
         </w:rPr>
-        <w:t>最有价值的数据往往不是更多旧文章，而是“AI 初稿 → 本人终稿 → 修改原因”。它直接告诉系统哪里不像本人。每条反馈都绑定 role_id，之后生成该角色内容时会作为纠正案例提供给模型。</w:t>
+        <w:t>最有价值的数据往往是“AI 初稿 → 本人终稿 → 修改原因”。新反馈先进入 CANDIDATE，只有人工 ADMIT 后才会被后续任务检索；一次性要求或错误反馈应 REJECT，避免污染长期记忆。</w:t>
       </w:r>
     </w:p>
     <w:tbl>
@@ -5192,6 +4932,52 @@
     </w:p>
     <w:p>
       <w:pPr>
+        <w:pStyle w:val="Heading2"/>
+      </w:pPr>
+      <w:r>
+        <w:t>13.1 当前闭环操作</w:t>
+      </w:r>
+    </w:p>
+    <w:p>
+      <w:r>
+        <w:rPr>
+          <w:rFonts w:ascii="Calibri" w:hAnsi="Calibri" w:eastAsia="Microsoft YaHei"/>
+          <w:color w:val="1A1A1A"/>
+          <w:sz w:val="22"/>
+        </w:rPr>
+        <w:t>生成响应会返回 effective_request 和 run_id。人工先在 review-inbox 查看 review_summary，再对生成记录执行 EDIT、APPROVE 或 REJECT；系统不会自动发布内容。</w:t>
+      </w:r>
+    </w:p>
+    <w:p>
+      <w:r>
+        <w:rPr>
+          <w:rFonts w:ascii="Calibri" w:hAnsi="Calibri" w:eastAsia="Microsoft YaHei"/>
+          <w:color w:val="1A1A1A"/>
+          <w:sz w:val="22"/>
+        </w:rPr>
+        <w:t>反馈创建后是 CANDIDATE，只有 ADMIT 才进入后续生成。NOT_RELEVANT 目前只做任务级记录；RETIRE / RESTORE 则直接控制文章是否能进入未来 RAG 和画像。</w:t>
+      </w:r>
+    </w:p>
+    <w:p>
+      <w:pPr>
+        <w:pStyle w:val="Heading2"/>
+      </w:pPr>
+      <w:r>
+        <w:t>13.2 当前闭环操作的接口</w:t>
+      </w:r>
+    </w:p>
+    <w:p>
+      <w:r>
+        <w:rPr>
+          <w:rFonts w:ascii="Calibri" w:hAnsi="Calibri" w:eastAsia="Microsoft YaHei"/>
+          <w:color w:val="1A1A1A"/>
+          <w:sz w:val="22"/>
+        </w:rPr>
+        <w:t>核心接口包括 /review-inbox、/generations/{run_id}/review-actions、/feedback/{feedback_id}/admission、/feedback/admission/bulk、/generations/{run_id}/retrieval-feedback 和 /posts/{post_id}/retrieval-status。</w:t>
+      </w:r>
+    </w:p>
+    <w:p>
+      <w:pPr>
         <w:pStyle w:val="Heading1"/>
       </w:pPr>
       <w:r>
@@ -5206,6 +4992,7 @@
     </w:p>
     <w:tbl>
       <w:tblPr>
+        <w:tblStyle w:val="TableGrid"/>
         <w:tblW w:type="auto" w:w="0"/>
         <w:jc w:val="center"/>
         <w:tblLayout w:type="fixed"/>
@@ -5219,12 +5006,13 @@
       <w:tr>
         <w:trPr>
           <w:tblHeader/>
+          <w:tblHeader w:val="true"/>
         </w:trPr>
         <w:tc>
           <w:tcPr>
             <w:tcW w:type="dxa" w:w="3120"/>
             <w:vAlign w:val="center"/>
-            <w:shd w:fill="2E74B5"/>
+            <w:shd w:fill="E8EEF5"/>
             <w:tcMar>
               <w:top w:w="100" w:type="dxa"/>
               <w:bottom w:w="100" w:type="dxa"/>
@@ -5234,15 +5022,14 @@
           </w:tcPr>
           <w:p>
             <w:pPr>
-              <w:spacing w:after="0" w:line="276" w:lineRule="auto"/>
+              <w:spacing w:before="0" w:after="40" w:line="276" w:lineRule="auto"/>
             </w:pPr>
-            <w:r/>
             <w:r>
               <w:rPr>
-                <w:rFonts w:ascii="Arial Unicode MS" w:hAnsi="Arial Unicode MS" w:eastAsia="Arial Unicode MS"/>
+                <w:rFonts w:ascii="Calibri" w:hAnsi="Calibri" w:eastAsia="Microsoft YaHei"/>
                 <w:b/>
-                <w:color w:val="FFFFFF"/>
-                <w:sz w:val="19"/>
+                <w:color w:val="1A1A1A"/>
+                <w:sz w:val="18"/>
               </w:rPr>
               <w:t>数据表</w:t>
             </w:r>
@@ -5252,7 +5039,7 @@
           <w:tcPr>
             <w:tcW w:type="dxa" w:w="3120"/>
             <w:vAlign w:val="center"/>
-            <w:shd w:fill="2E74B5"/>
+            <w:shd w:fill="E8EEF5"/>
             <w:tcMar>
               <w:top w:w="100" w:type="dxa"/>
               <w:bottom w:w="100" w:type="dxa"/>
@@ -5262,15 +5049,14 @@
           </w:tcPr>
           <w:p>
             <w:pPr>
-              <w:spacing w:after="0" w:line="276" w:lineRule="auto"/>
+              <w:spacing w:before="0" w:after="40" w:line="276" w:lineRule="auto"/>
             </w:pPr>
-            <w:r/>
             <w:r>
               <w:rPr>
-                <w:rFonts w:ascii="Arial Unicode MS" w:hAnsi="Arial Unicode MS" w:eastAsia="Arial Unicode MS"/>
+                <w:rFonts w:ascii="Calibri" w:hAnsi="Calibri" w:eastAsia="Microsoft YaHei"/>
                 <w:b/>
-                <w:color w:val="FFFFFF"/>
-                <w:sz w:val="19"/>
+                <w:color w:val="1A1A1A"/>
+                <w:sz w:val="18"/>
               </w:rPr>
               <w:t>主要内容</w:t>
             </w:r>
@@ -5280,7 +5066,7 @@
           <w:tcPr>
             <w:tcW w:type="dxa" w:w="3120"/>
             <w:vAlign w:val="center"/>
-            <w:shd w:fill="2E74B5"/>
+            <w:shd w:fill="E8EEF5"/>
             <w:tcMar>
               <w:top w:w="100" w:type="dxa"/>
               <w:bottom w:w="100" w:type="dxa"/>
@@ -5290,17 +5076,16 @@
           </w:tcPr>
           <w:p>
             <w:pPr>
-              <w:spacing w:after="0" w:line="276" w:lineRule="auto"/>
+              <w:spacing w:before="0" w:after="40" w:line="276" w:lineRule="auto"/>
             </w:pPr>
-            <w:r/>
             <w:r>
               <w:rPr>
-                <w:rFonts w:ascii="Arial Unicode MS" w:hAnsi="Arial Unicode MS" w:eastAsia="Arial Unicode MS"/>
+                <w:rFonts w:ascii="Calibri" w:hAnsi="Calibri" w:eastAsia="Microsoft YaHei"/>
                 <w:b/>
-                <w:color w:val="FFFFFF"/>
-                <w:sz w:val="19"/>
+                <w:color w:val="1A1A1A"/>
+                <w:sz w:val="18"/>
               </w:rPr>
-              <w:t>与角色的关系</w:t>
+              <w:t>作用域</w:t>
             </w:r>
           </w:p>
         </w:tc>
@@ -5310,27 +5095,19 @@
           <w:tcPr>
             <w:tcW w:type="dxa" w:w="1800"/>
             <w:vAlign w:val="center"/>
-            <w:shd w:fill="FFFFFF"/>
-            <w:tcMar>
-              <w:top w:w="100" w:type="dxa"/>
-              <w:bottom w:w="100" w:type="dxa"/>
-              <w:start w:w="120" w:type="dxa"/>
-              <w:end w:w="120" w:type="dxa"/>
-            </w:tcMar>
           </w:tcPr>
           <w:p>
             <w:pPr>
-              <w:spacing w:after="0" w:line="276" w:lineRule="auto"/>
+              <w:spacing w:before="0" w:after="40" w:line="276" w:lineRule="auto"/>
             </w:pPr>
-            <w:r/>
             <w:r>
               <w:rPr>
-                <w:rFonts w:ascii="Arial Unicode MS" w:hAnsi="Arial Unicode MS" w:eastAsia="Arial Unicode MS"/>
-                <w:b w:val="0"/>
-                <w:color w:val="222222"/>
-                <w:sz w:val="19"/>
+                <w:rFonts w:ascii="Calibri" w:hAnsi="Calibri" w:eastAsia="Microsoft YaHei"/>
+                <w:b/>
+                <w:color w:val="1A1A1A"/>
+                <w:sz w:val="18"/>
               </w:rPr>
-              <w:t>roles</w:t>
+              <w:t>roles / posts / profiles</w:t>
             </w:r>
           </w:p>
         </w:tc>
@@ -5338,27 +5115,19 @@
           <w:tcPr>
             <w:tcW w:type="dxa" w:w="4680"/>
             <w:vAlign w:val="center"/>
-            <w:shd w:fill="FFFFFF"/>
-            <w:tcMar>
-              <w:top w:w="100" w:type="dxa"/>
-              <w:bottom w:w="100" w:type="dxa"/>
-              <w:start w:w="120" w:type="dxa"/>
-              <w:end w:w="120" w:type="dxa"/>
-            </w:tcMar>
           </w:tcPr>
           <w:p>
             <w:pPr>
-              <w:spacing w:after="0" w:line="276" w:lineRule="auto"/>
+              <w:spacing w:before="0" w:after="40" w:line="276" w:lineRule="auto"/>
             </w:pPr>
-            <w:r/>
             <w:r>
               <w:rPr>
-                <w:rFonts w:ascii="Arial Unicode MS" w:hAnsi="Arial Unicode MS" w:eastAsia="Arial Unicode MS"/>
+                <w:rFonts w:ascii="Calibri" w:hAnsi="Calibri" w:eastAsia="Microsoft YaHei"/>
                 <w:b w:val="0"/>
-                <w:color w:val="222222"/>
-                <w:sz w:val="19"/>
+                <w:color w:val="1A1A1A"/>
+                <w:sz w:val="18"/>
               </w:rPr>
-              <w:t>名称、说明、身份边界</w:t>
+              <w:t>角色配置、文章和画像版本</w:t>
             </w:r>
           </w:p>
         </w:tc>
@@ -5366,27 +5135,19 @@
           <w:tcPr>
             <w:tcW w:type="dxa" w:w="2880"/>
             <w:vAlign w:val="center"/>
-            <w:shd w:fill="FFFFFF"/>
-            <w:tcMar>
-              <w:top w:w="100" w:type="dxa"/>
-              <w:bottom w:w="100" w:type="dxa"/>
-              <w:start w:w="120" w:type="dxa"/>
-              <w:end w:w="120" w:type="dxa"/>
-            </w:tcMar>
           </w:tcPr>
           <w:p>
             <w:pPr>
-              <w:spacing w:after="0" w:line="276" w:lineRule="auto"/>
+              <w:spacing w:before="0" w:after="40" w:line="276" w:lineRule="auto"/>
             </w:pPr>
-            <w:r/>
             <w:r>
               <w:rPr>
-                <w:rFonts w:ascii="Arial Unicode MS" w:hAnsi="Arial Unicode MS" w:eastAsia="Arial Unicode MS"/>
+                <w:rFonts w:ascii="Calibri" w:hAnsi="Calibri" w:eastAsia="Microsoft YaHei"/>
                 <w:b w:val="0"/>
-                <w:color w:val="222222"/>
-                <w:sz w:val="19"/>
+                <w:color w:val="1A1A1A"/>
+                <w:sz w:val="18"/>
               </w:rPr>
-              <w:t>角色本身</w:t>
+              <w:t>role_id</w:t>
             </w:r>
           </w:p>
         </w:tc>
@@ -5396,27 +5157,19 @@
           <w:tcPr>
             <w:tcW w:type="dxa" w:w="1800"/>
             <w:vAlign w:val="center"/>
-            <w:shd w:fill="FFFFFF"/>
-            <w:tcMar>
-              <w:top w:w="100" w:type="dxa"/>
-              <w:bottom w:w="100" w:type="dxa"/>
-              <w:start w:w="120" w:type="dxa"/>
-              <w:end w:w="120" w:type="dxa"/>
-            </w:tcMar>
           </w:tcPr>
           <w:p>
             <w:pPr>
-              <w:spacing w:after="0" w:line="276" w:lineRule="auto"/>
+              <w:spacing w:before="0" w:after="40" w:line="276" w:lineRule="auto"/>
             </w:pPr>
-            <w:r/>
             <w:r>
               <w:rPr>
-                <w:rFonts w:ascii="Arial Unicode MS" w:hAnsi="Arial Unicode MS" w:eastAsia="Arial Unicode MS"/>
-                <w:b w:val="0"/>
-                <w:color w:val="222222"/>
-                <w:sz w:val="19"/>
+                <w:rFonts w:ascii="Calibri" w:hAnsi="Calibri" w:eastAsia="Microsoft YaHei"/>
+                <w:b/>
+                <w:color w:val="1A1A1A"/>
+                <w:sz w:val="18"/>
               </w:rPr>
-              <w:t>posts</w:t>
+              <w:t>feedback / feedback_admission_actions</w:t>
             </w:r>
           </w:p>
         </w:tc>
@@ -5424,27 +5177,19 @@
           <w:tcPr>
             <w:tcW w:type="dxa" w:w="4680"/>
             <w:vAlign w:val="center"/>
-            <w:shd w:fill="FFFFFF"/>
-            <w:tcMar>
-              <w:top w:w="100" w:type="dxa"/>
-              <w:bottom w:w="100" w:type="dxa"/>
-              <w:start w:w="120" w:type="dxa"/>
-              <w:end w:w="120" w:type="dxa"/>
-            </w:tcMar>
           </w:tcPr>
           <w:p>
             <w:pPr>
-              <w:spacing w:after="0" w:line="276" w:lineRule="auto"/>
+              <w:spacing w:before="0" w:after="40" w:line="276" w:lineRule="auto"/>
             </w:pPr>
-            <w:r/>
             <w:r>
               <w:rPr>
-                <w:rFonts w:ascii="Arial Unicode MS" w:hAnsi="Arial Unicode MS" w:eastAsia="Arial Unicode MS"/>
+                <w:rFonts w:ascii="Calibri" w:hAnsi="Calibri" w:eastAsia="Microsoft YaHei"/>
                 <w:b w:val="0"/>
-                <w:color w:val="222222"/>
-                <w:sz w:val="19"/>
+                <w:color w:val="1A1A1A"/>
+                <w:sz w:val="18"/>
               </w:rPr>
-              <w:t>正文、平台、主题、语气、真实性</w:t>
+              <w:t>候选反馈和准入审计</w:t>
             </w:r>
           </w:p>
         </w:tc>
@@ -5452,27 +5197,19 @@
           <w:tcPr>
             <w:tcW w:type="dxa" w:w="2880"/>
             <w:vAlign w:val="center"/>
-            <w:shd w:fill="FFFFFF"/>
-            <w:tcMar>
-              <w:top w:w="100" w:type="dxa"/>
-              <w:bottom w:w="100" w:type="dxa"/>
-              <w:start w:w="120" w:type="dxa"/>
-              <w:end w:w="120" w:type="dxa"/>
-            </w:tcMar>
           </w:tcPr>
           <w:p>
             <w:pPr>
-              <w:spacing w:after="0" w:line="276" w:lineRule="auto"/>
+              <w:spacing w:before="0" w:after="40" w:line="276" w:lineRule="auto"/>
             </w:pPr>
-            <w:r/>
             <w:r>
               <w:rPr>
-                <w:rFonts w:ascii="Arial Unicode MS" w:hAnsi="Arial Unicode MS" w:eastAsia="Arial Unicode MS"/>
+                <w:rFonts w:ascii="Calibri" w:hAnsi="Calibri" w:eastAsia="Microsoft YaHei"/>
                 <w:b w:val="0"/>
-                <w:color w:val="222222"/>
-                <w:sz w:val="19"/>
+                <w:color w:val="1A1A1A"/>
+                <w:sz w:val="18"/>
               </w:rPr>
-              <w:t>通过 role_id 归属角色</w:t>
+              <w:t>role_id / feedback_id</w:t>
             </w:r>
           </w:p>
         </w:tc>
@@ -5482,27 +5219,19 @@
           <w:tcPr>
             <w:tcW w:type="dxa" w:w="1800"/>
             <w:vAlign w:val="center"/>
-            <w:shd w:fill="FFFFFF"/>
-            <w:tcMar>
-              <w:top w:w="100" w:type="dxa"/>
-              <w:bottom w:w="100" w:type="dxa"/>
-              <w:start w:w="120" w:type="dxa"/>
-              <w:end w:w="120" w:type="dxa"/>
-            </w:tcMar>
           </w:tcPr>
           <w:p>
             <w:pPr>
-              <w:spacing w:after="0" w:line="276" w:lineRule="auto"/>
+              <w:spacing w:before="0" w:after="40" w:line="276" w:lineRule="auto"/>
             </w:pPr>
-            <w:r/>
             <w:r>
               <w:rPr>
-                <w:rFonts w:ascii="Arial Unicode MS" w:hAnsi="Arial Unicode MS" w:eastAsia="Arial Unicode MS"/>
-                <w:b w:val="0"/>
-                <w:color w:val="222222"/>
-                <w:sz w:val="19"/>
+                <w:rFonts w:ascii="Calibri" w:hAnsi="Calibri" w:eastAsia="Microsoft YaHei"/>
+                <w:b/>
+                <w:color w:val="1A1A1A"/>
+                <w:sz w:val="18"/>
               </w:rPr>
-              <w:t>profiles</w:t>
+              <w:t>generation_runs / generation_run_steps</w:t>
             </w:r>
           </w:p>
         </w:tc>
@@ -5510,27 +5239,19 @@
           <w:tcPr>
             <w:tcW w:type="dxa" w:w="4680"/>
             <w:vAlign w:val="center"/>
-            <w:shd w:fill="FFFFFF"/>
-            <w:tcMar>
-              <w:top w:w="100" w:type="dxa"/>
-              <w:bottom w:w="100" w:type="dxa"/>
-              <w:start w:w="120" w:type="dxa"/>
-              <w:end w:w="120" w:type="dxa"/>
-            </w:tcMar>
           </w:tcPr>
           <w:p>
             <w:pPr>
-              <w:spacing w:after="0" w:line="276" w:lineRule="auto"/>
+              <w:spacing w:before="0" w:after="40" w:line="276" w:lineRule="auto"/>
             </w:pPr>
-            <w:r/>
             <w:r>
               <w:rPr>
-                <w:rFonts w:ascii="Arial Unicode MS" w:hAnsi="Arial Unicode MS" w:eastAsia="Arial Unicode MS"/>
+                <w:rFonts w:ascii="Calibri" w:hAnsi="Calibri" w:eastAsia="Microsoft YaHei"/>
                 <w:b w:val="0"/>
-                <w:color w:val="222222"/>
-                <w:sz w:val="19"/>
+                <w:color w:val="1A1A1A"/>
+                <w:sz w:val="18"/>
               </w:rPr>
-              <w:t>不同版本的作者画像</w:t>
+              <w:t>生成结果和逐步轨迹</w:t>
             </w:r>
           </w:p>
         </w:tc>
@@ -5538,27 +5259,19 @@
           <w:tcPr>
             <w:tcW w:type="dxa" w:w="2880"/>
             <w:vAlign w:val="center"/>
-            <w:shd w:fill="FFFFFF"/>
-            <w:tcMar>
-              <w:top w:w="100" w:type="dxa"/>
-              <w:bottom w:w="100" w:type="dxa"/>
-              <w:start w:w="120" w:type="dxa"/>
-              <w:end w:w="120" w:type="dxa"/>
-            </w:tcMar>
           </w:tcPr>
           <w:p>
             <w:pPr>
-              <w:spacing w:after="0" w:line="276" w:lineRule="auto"/>
+              <w:spacing w:before="0" w:after="40" w:line="276" w:lineRule="auto"/>
             </w:pPr>
-            <w:r/>
             <w:r>
               <w:rPr>
-                <w:rFonts w:ascii="Arial Unicode MS" w:hAnsi="Arial Unicode MS" w:eastAsia="Arial Unicode MS"/>
+                <w:rFonts w:ascii="Calibri" w:hAnsi="Calibri" w:eastAsia="Microsoft YaHei"/>
                 <w:b w:val="0"/>
-                <w:color w:val="222222"/>
-                <w:sz w:val="19"/>
+                <w:color w:val="1A1A1A"/>
+                <w:sz w:val="18"/>
               </w:rPr>
-              <w:t>每个角色独立保存</w:t>
+              <w:t>generation_run_id</w:t>
             </w:r>
           </w:p>
         </w:tc>
@@ -5568,27 +5281,19 @@
           <w:tcPr>
             <w:tcW w:type="dxa" w:w="1800"/>
             <w:vAlign w:val="center"/>
-            <w:shd w:fill="FFFFFF"/>
-            <w:tcMar>
-              <w:top w:w="100" w:type="dxa"/>
-              <w:bottom w:w="100" w:type="dxa"/>
-              <w:start w:w="120" w:type="dxa"/>
-              <w:end w:w="120" w:type="dxa"/>
-            </w:tcMar>
           </w:tcPr>
           <w:p>
             <w:pPr>
-              <w:spacing w:after="0" w:line="276" w:lineRule="auto"/>
+              <w:spacing w:before="0" w:after="40" w:line="276" w:lineRule="auto"/>
             </w:pPr>
-            <w:r/>
             <w:r>
               <w:rPr>
-                <w:rFonts w:ascii="Arial Unicode MS" w:hAnsi="Arial Unicode MS" w:eastAsia="Arial Unicode MS"/>
-                <w:b w:val="0"/>
-                <w:color w:val="222222"/>
-                <w:sz w:val="19"/>
+                <w:rFonts w:ascii="Calibri" w:hAnsi="Calibri" w:eastAsia="Microsoft YaHei"/>
+                <w:b/>
+                <w:color w:val="1A1A1A"/>
+                <w:sz w:val="18"/>
               </w:rPr>
-              <w:t>feedback</w:t>
+              <w:t>review_actions</w:t>
             </w:r>
           </w:p>
         </w:tc>
@@ -5596,27 +5301,19 @@
           <w:tcPr>
             <w:tcW w:type="dxa" w:w="4680"/>
             <w:vAlign w:val="center"/>
-            <w:shd w:fill="FFFFFF"/>
-            <w:tcMar>
-              <w:top w:w="100" w:type="dxa"/>
-              <w:bottom w:w="100" w:type="dxa"/>
-              <w:start w:w="120" w:type="dxa"/>
-              <w:end w:w="120" w:type="dxa"/>
-            </w:tcMar>
           </w:tcPr>
           <w:p>
             <w:pPr>
-              <w:spacing w:after="0" w:line="276" w:lineRule="auto"/>
+              <w:spacing w:before="0" w:after="40" w:line="276" w:lineRule="auto"/>
             </w:pPr>
-            <w:r/>
             <w:r>
               <w:rPr>
-                <w:rFonts w:ascii="Arial Unicode MS" w:hAnsi="Arial Unicode MS" w:eastAsia="Arial Unicode MS"/>
+                <w:rFonts w:ascii="Calibri" w:hAnsi="Calibri" w:eastAsia="Microsoft YaHei"/>
                 <w:b w:val="0"/>
-                <w:color w:val="222222"/>
-                <w:sz w:val="19"/>
+                <w:color w:val="1A1A1A"/>
+                <w:sz w:val="18"/>
               </w:rPr>
-              <w:t>初稿、终稿、原因和相似度评分</w:t>
+              <w:t>人工编辑、批准、拒绝和 diff</w:t>
             </w:r>
           </w:p>
         </w:tc>
@@ -5624,27 +5321,205 @@
           <w:tcPr>
             <w:tcW w:type="dxa" w:w="2880"/>
             <w:vAlign w:val="center"/>
-            <w:shd w:fill="FFFFFF"/>
-            <w:tcMar>
-              <w:top w:w="100" w:type="dxa"/>
-              <w:bottom w:w="100" w:type="dxa"/>
-              <w:start w:w="120" w:type="dxa"/>
-              <w:end w:w="120" w:type="dxa"/>
-            </w:tcMar>
           </w:tcPr>
           <w:p>
             <w:pPr>
-              <w:spacing w:after="0" w:line="276" w:lineRule="auto"/>
+              <w:spacing w:before="0" w:after="40" w:line="276" w:lineRule="auto"/>
             </w:pPr>
-            <w:r/>
             <w:r>
               <w:rPr>
-                <w:rFonts w:ascii="Arial Unicode MS" w:hAnsi="Arial Unicode MS" w:eastAsia="Arial Unicode MS"/>
+                <w:rFonts w:ascii="Calibri" w:hAnsi="Calibri" w:eastAsia="Microsoft YaHei"/>
                 <w:b w:val="0"/>
-                <w:color w:val="222222"/>
-                <w:sz w:val="19"/>
+                <w:color w:val="1A1A1A"/>
+                <w:sz w:val="18"/>
               </w:rPr>
-              <w:t>只影响对应角色</w:t>
+              <w:t>generation_run_id</w:t>
+            </w:r>
+          </w:p>
+        </w:tc>
+      </w:tr>
+      <w:tr>
+        <w:tc>
+          <w:tcPr>
+            <w:tcW w:type="dxa" w:w="1800"/>
+            <w:vAlign w:val="center"/>
+          </w:tcPr>
+          <w:p>
+            <w:pPr>
+              <w:spacing w:before="0" w:after="40" w:line="276" w:lineRule="auto"/>
+            </w:pPr>
+            <w:r>
+              <w:rPr>
+                <w:rFonts w:ascii="Calibri" w:hAnsi="Calibri" w:eastAsia="Microsoft YaHei"/>
+                <w:b/>
+                <w:color w:val="1A1A1A"/>
+                <w:sz w:val="18"/>
+              </w:rPr>
+              <w:t>retrieval_feedback</w:t>
+            </w:r>
+          </w:p>
+        </w:tc>
+        <w:tc>
+          <w:tcPr>
+            <w:tcW w:type="dxa" w:w="4680"/>
+            <w:vAlign w:val="center"/>
+          </w:tcPr>
+          <w:p>
+            <w:pPr>
+              <w:spacing w:before="0" w:after="40" w:line="276" w:lineRule="auto"/>
+            </w:pPr>
+            <w:r>
+              <w:rPr>
+                <w:rFonts w:ascii="Calibri" w:hAnsi="Calibri" w:eastAsia="Microsoft YaHei"/>
+                <w:b w:val="0"/>
+                <w:color w:val="1A1A1A"/>
+                <w:sz w:val="18"/>
+              </w:rPr>
+              <w:t>任务级 NOT_RELEVANT 记录</w:t>
+            </w:r>
+          </w:p>
+        </w:tc>
+        <w:tc>
+          <w:tcPr>
+            <w:tcW w:type="dxa" w:w="2880"/>
+            <w:vAlign w:val="center"/>
+          </w:tcPr>
+          <w:p>
+            <w:pPr>
+              <w:spacing w:before="0" w:after="40" w:line="276" w:lineRule="auto"/>
+            </w:pPr>
+            <w:r>
+              <w:rPr>
+                <w:rFonts w:ascii="Calibri" w:hAnsi="Calibri" w:eastAsia="Microsoft YaHei"/>
+                <w:b w:val="0"/>
+                <w:color w:val="1A1A1A"/>
+                <w:sz w:val="18"/>
+              </w:rPr>
+              <w:t>generation_run_id + post_id</w:t>
+            </w:r>
+          </w:p>
+        </w:tc>
+      </w:tr>
+      <w:tr>
+        <w:tc>
+          <w:tcPr>
+            <w:tcW w:type="dxa" w:w="1800"/>
+            <w:vAlign w:val="center"/>
+          </w:tcPr>
+          <w:p>
+            <w:pPr>
+              <w:spacing w:before="0" w:after="40" w:line="276" w:lineRule="auto"/>
+            </w:pPr>
+            <w:r>
+              <w:rPr>
+                <w:rFonts w:ascii="Calibri" w:hAnsi="Calibri" w:eastAsia="Microsoft YaHei"/>
+                <w:b/>
+                <w:color w:val="1A1A1A"/>
+                <w:sz w:val="18"/>
+              </w:rPr>
+              <w:t>post_retrieval_actions</w:t>
+            </w:r>
+          </w:p>
+        </w:tc>
+        <w:tc>
+          <w:tcPr>
+            <w:tcW w:type="dxa" w:w="4680"/>
+            <w:vAlign w:val="center"/>
+          </w:tcPr>
+          <w:p>
+            <w:pPr>
+              <w:spacing w:before="0" w:after="40" w:line="276" w:lineRule="auto"/>
+            </w:pPr>
+            <w:r>
+              <w:rPr>
+                <w:rFonts w:ascii="Calibri" w:hAnsi="Calibri" w:eastAsia="Microsoft YaHei"/>
+                <w:b w:val="0"/>
+                <w:color w:val="1A1A1A"/>
+                <w:sz w:val="18"/>
+              </w:rPr>
+              <w:t>文章 RETIRE / RESTORE 审计</w:t>
+            </w:r>
+          </w:p>
+        </w:tc>
+        <w:tc>
+          <w:tcPr>
+            <w:tcW w:type="dxa" w:w="2880"/>
+            <w:vAlign w:val="center"/>
+          </w:tcPr>
+          <w:p>
+            <w:pPr>
+              <w:spacing w:before="0" w:after="40" w:line="276" w:lineRule="auto"/>
+            </w:pPr>
+            <w:r>
+              <w:rPr>
+                <w:rFonts w:ascii="Calibri" w:hAnsi="Calibri" w:eastAsia="Microsoft YaHei"/>
+                <w:b w:val="0"/>
+                <w:color w:val="1A1A1A"/>
+                <w:sz w:val="18"/>
+              </w:rPr>
+              <w:t>post_id</w:t>
+            </w:r>
+          </w:p>
+        </w:tc>
+      </w:tr>
+      <w:tr>
+        <w:tc>
+          <w:tcPr>
+            <w:tcW w:type="dxa" w:w="1800"/>
+            <w:vAlign w:val="center"/>
+          </w:tcPr>
+          <w:p>
+            <w:pPr>
+              <w:spacing w:before="0" w:after="40" w:line="276" w:lineRule="auto"/>
+            </w:pPr>
+            <w:r>
+              <w:rPr>
+                <w:rFonts w:ascii="Calibri" w:hAnsi="Calibri" w:eastAsia="Microsoft YaHei"/>
+                <w:b/>
+                <w:color w:val="1A1A1A"/>
+                <w:sz w:val="18"/>
+              </w:rPr>
+              <w:t>eval_cases / eval_runs</w:t>
+            </w:r>
+          </w:p>
+        </w:tc>
+        <w:tc>
+          <w:tcPr>
+            <w:tcW w:type="dxa" w:w="4680"/>
+            <w:vAlign w:val="center"/>
+          </w:tcPr>
+          <w:p>
+            <w:pPr>
+              <w:spacing w:before="0" w:after="40" w:line="276" w:lineRule="auto"/>
+            </w:pPr>
+            <w:r>
+              <w:rPr>
+                <w:rFonts w:ascii="Calibri" w:hAnsi="Calibri" w:eastAsia="Microsoft YaHei"/>
+                <w:b w:val="0"/>
+                <w:color w:val="1A1A1A"/>
+                <w:sz w:val="18"/>
+              </w:rPr>
+              <w:t>固定案例、指标和比较结果</w:t>
+            </w:r>
+          </w:p>
+        </w:tc>
+        <w:tc>
+          <w:tcPr>
+            <w:tcW w:type="dxa" w:w="2880"/>
+            <w:vAlign w:val="center"/>
+          </w:tcPr>
+          <w:p>
+            <w:pPr>
+              <w:spacing w:before="0" w:after="40" w:line="276" w:lineRule="auto"/>
+            </w:pPr>
+            <w:r>
+              <w:rPr>
+                <w:rFonts w:ascii="Calibri" w:hAnsi="Calibri" w:eastAsia="Microsoft YaHei"/>
+                <w:b w:val="0"/>
+                <w:color w:val="1A1A1A"/>
+                <w:sz w:val="18"/>
+              </w:rPr>
+              <w:t>role_id / eval_case_id</w:t>
             </w:r>
           </w:p>
         </w:tc>
@@ -5658,12 +5533,11 @@
     <w:p>
       <w:r>
         <w:rPr>
-          <w:rFonts w:ascii="Arial Unicode MS" w:hAnsi="Arial Unicode MS" w:eastAsia="Arial Unicode MS"/>
-          <w:b w:val="0"/>
-          <w:color w:val="222222"/>
+          <w:rFonts w:ascii="Calibri" w:hAnsi="Calibri" w:eastAsia="Microsoft YaHei"/>
+          <w:color w:val="1A1A1A"/>
           <w:sz w:val="22"/>
         </w:rPr>
-        <w:t>当前使用 SQLite，本地文件为 data/voice.db。它可以理解为一个更适合程序查询的本地 Excel。</w:t>
+        <w:t>当前使用 SQLite，本地文件为 data/voice.db。数据库除角色、文章、画像和生成记录外，还保存反馈准入、生成步骤、人工审批、检索负反馈、文章停用恢复和评测审计。</w:t>
       </w:r>
     </w:p>
     <w:p>
@@ -5683,16 +5557,16 @@
     <w:p>
       <w:r>
         <w:rPr>
-          <w:rFonts w:ascii="Arial Unicode MS" w:hAnsi="Arial Unicode MS" w:eastAsia="Arial Unicode MS"/>
-          <w:b w:val="0"/>
-          <w:color w:val="222222"/>
+          <w:rFonts w:ascii="Calibri" w:hAnsi="Calibri" w:eastAsia="Microsoft YaHei"/>
+          <w:color w:val="1A1A1A"/>
           <w:sz w:val="22"/>
         </w:rPr>
-        <w:t>当前只有少量文章。直接引入 Qdrant、Milvus 或 pgvector 会增加部署和维护复杂度，却不一定马上提升效果。MVP 阶段先验证角色、检索、生成和反馈链路更重要。</w:t>
+        <w:t>当前语料规模适合使用本地、可解释的混合检索。直接引入 Qdrant、Milvus 或 pgvector 会增加部署成本；应先用固定评测案例确认现有检索的真实瓶颈。</w:t>
       </w:r>
     </w:p>
     <w:tbl>
       <w:tblPr>
+        <w:tblStyle w:val="TableGrid"/>
         <w:tblW w:type="auto" w:w="0"/>
         <w:jc w:val="center"/>
         <w:tblLayout w:type="fixed"/>
@@ -5705,12 +5579,13 @@
       <w:tr>
         <w:trPr>
           <w:tblHeader/>
+          <w:tblHeader w:val="true"/>
         </w:trPr>
         <w:tc>
           <w:tcPr>
             <w:tcW w:type="dxa" w:w="4680"/>
             <w:vAlign w:val="center"/>
-            <w:shd w:fill="2E74B5"/>
+            <w:shd w:fill="E8EEF5"/>
             <w:tcMar>
               <w:top w:w="100" w:type="dxa"/>
               <w:bottom w:w="100" w:type="dxa"/>
@@ -5720,15 +5595,14 @@
           </w:tcPr>
           <w:p>
             <w:pPr>
-              <w:spacing w:after="0" w:line="276" w:lineRule="auto"/>
+              <w:spacing w:before="0" w:after="40" w:line="276" w:lineRule="auto"/>
             </w:pPr>
-            <w:r/>
             <w:r>
               <w:rPr>
-                <w:rFonts w:ascii="Arial Unicode MS" w:hAnsi="Arial Unicode MS" w:eastAsia="Arial Unicode MS"/>
+                <w:rFonts w:ascii="Calibri" w:hAnsi="Calibri" w:eastAsia="Microsoft YaHei"/>
                 <w:b/>
-                <w:color w:val="FFFFFF"/>
-                <w:sz w:val="19"/>
+                <w:color w:val="1A1A1A"/>
+                <w:sz w:val="18"/>
               </w:rPr>
               <w:t>语料规模</w:t>
             </w:r>
@@ -5738,7 +5612,7 @@
           <w:tcPr>
             <w:tcW w:type="dxa" w:w="4680"/>
             <w:vAlign w:val="center"/>
-            <w:shd w:fill="2E74B5"/>
+            <w:shd w:fill="E8EEF5"/>
             <w:tcMar>
               <w:top w:w="100" w:type="dxa"/>
               <w:bottom w:w="100" w:type="dxa"/>
@@ -5748,15 +5622,14 @@
           </w:tcPr>
           <w:p>
             <w:pPr>
-              <w:spacing w:after="0" w:line="276" w:lineRule="auto"/>
+              <w:spacing w:before="0" w:after="40" w:line="276" w:lineRule="auto"/>
             </w:pPr>
-            <w:r/>
             <w:r>
               <w:rPr>
-                <w:rFonts w:ascii="Arial Unicode MS" w:hAnsi="Arial Unicode MS" w:eastAsia="Arial Unicode MS"/>
+                <w:rFonts w:ascii="Calibri" w:hAnsi="Calibri" w:eastAsia="Microsoft YaHei"/>
                 <w:b/>
-                <w:color w:val="FFFFFF"/>
-                <w:sz w:val="19"/>
+                <w:color w:val="1A1A1A"/>
+                <w:sz w:val="18"/>
               </w:rPr>
               <w:t>推荐方案</w:t>
             </w:r>
@@ -5768,25 +5641,17 @@
           <w:tcPr>
             <w:tcW w:type="dxa" w:w="2664"/>
             <w:vAlign w:val="center"/>
-            <w:shd w:fill="FFFFFF"/>
-            <w:tcMar>
-              <w:top w:w="100" w:type="dxa"/>
-              <w:bottom w:w="100" w:type="dxa"/>
-              <w:start w:w="120" w:type="dxa"/>
-              <w:end w:w="120" w:type="dxa"/>
-            </w:tcMar>
           </w:tcPr>
           <w:p>
             <w:pPr>
-              <w:spacing w:after="0" w:line="276" w:lineRule="auto"/>
+              <w:spacing w:before="0" w:after="40" w:line="276" w:lineRule="auto"/>
             </w:pPr>
-            <w:r/>
             <w:r>
               <w:rPr>
-                <w:rFonts w:ascii="Arial Unicode MS" w:hAnsi="Arial Unicode MS" w:eastAsia="Arial Unicode MS"/>
-                <w:b w:val="0"/>
-                <w:color w:val="222222"/>
-                <w:sz w:val="19"/>
+                <w:rFonts w:ascii="Calibri" w:hAnsi="Calibri" w:eastAsia="Microsoft YaHei"/>
+                <w:b/>
+                <w:color w:val="1A1A1A"/>
+                <w:sz w:val="18"/>
               </w:rPr>
               <w:t>10–500 篇</w:t>
             </w:r>
@@ -5796,27 +5661,19 @@
           <w:tcPr>
             <w:tcW w:type="dxa" w:w="6696"/>
             <w:vAlign w:val="center"/>
-            <w:shd w:fill="FFFFFF"/>
-            <w:tcMar>
-              <w:top w:w="100" w:type="dxa"/>
-              <w:bottom w:w="100" w:type="dxa"/>
-              <w:start w:w="120" w:type="dxa"/>
-              <w:end w:w="120" w:type="dxa"/>
-            </w:tcMar>
           </w:tcPr>
           <w:p>
             <w:pPr>
-              <w:spacing w:after="0" w:line="276" w:lineRule="auto"/>
+              <w:spacing w:before="0" w:after="40" w:line="276" w:lineRule="auto"/>
             </w:pPr>
-            <w:r/>
             <w:r>
               <w:rPr>
-                <w:rFonts w:ascii="Arial Unicode MS" w:hAnsi="Arial Unicode MS" w:eastAsia="Arial Unicode MS"/>
+                <w:rFonts w:ascii="Calibri" w:hAnsi="Calibri" w:eastAsia="Microsoft YaHei"/>
                 <w:b w:val="0"/>
-                <w:color w:val="222222"/>
-                <w:sz w:val="19"/>
+                <w:color w:val="1A1A1A"/>
+                <w:sz w:val="18"/>
               </w:rPr>
-              <w:t>当前字符 n-gram TF-IDF，快速验证</w:t>
+              <w:t>当前可解释混合检索 + 固定评测</w:t>
             </w:r>
           </w:p>
         </w:tc>
@@ -5826,25 +5683,17 @@
           <w:tcPr>
             <w:tcW w:type="dxa" w:w="2664"/>
             <w:vAlign w:val="center"/>
-            <w:shd w:fill="FFFFFF"/>
-            <w:tcMar>
-              <w:top w:w="100" w:type="dxa"/>
-              <w:bottom w:w="100" w:type="dxa"/>
-              <w:start w:w="120" w:type="dxa"/>
-              <w:end w:w="120" w:type="dxa"/>
-            </w:tcMar>
           </w:tcPr>
           <w:p>
             <w:pPr>
-              <w:spacing w:after="0" w:line="276" w:lineRule="auto"/>
+              <w:spacing w:before="0" w:after="40" w:line="276" w:lineRule="auto"/>
             </w:pPr>
-            <w:r/>
             <w:r>
               <w:rPr>
-                <w:rFonts w:ascii="Arial Unicode MS" w:hAnsi="Arial Unicode MS" w:eastAsia="Arial Unicode MS"/>
-                <w:b w:val="0"/>
-                <w:color w:val="222222"/>
-                <w:sz w:val="19"/>
+                <w:rFonts w:ascii="Calibri" w:hAnsi="Calibri" w:eastAsia="Microsoft YaHei"/>
+                <w:b/>
+                <w:color w:val="1A1A1A"/>
+                <w:sz w:val="18"/>
               </w:rPr>
               <w:t>500–5,000 篇</w:t>
             </w:r>
@@ -5854,27 +5703,19 @@
           <w:tcPr>
             <w:tcW w:type="dxa" w:w="6696"/>
             <w:vAlign w:val="center"/>
-            <w:shd w:fill="FFFFFF"/>
-            <w:tcMar>
-              <w:top w:w="100" w:type="dxa"/>
-              <w:bottom w:w="100" w:type="dxa"/>
-              <w:start w:w="120" w:type="dxa"/>
-              <w:end w:w="120" w:type="dxa"/>
-            </w:tcMar>
           </w:tcPr>
           <w:p>
             <w:pPr>
-              <w:spacing w:after="0" w:line="276" w:lineRule="auto"/>
+              <w:spacing w:before="0" w:after="40" w:line="276" w:lineRule="auto"/>
             </w:pPr>
-            <w:r/>
             <w:r>
               <w:rPr>
-                <w:rFonts w:ascii="Arial Unicode MS" w:hAnsi="Arial Unicode MS" w:eastAsia="Arial Unicode MS"/>
+                <w:rFonts w:ascii="Calibri" w:hAnsi="Calibri" w:eastAsia="Microsoft YaHei"/>
                 <w:b w:val="0"/>
-                <w:color w:val="222222"/>
-                <w:sz w:val="19"/>
+                <w:color w:val="1A1A1A"/>
+                <w:sz w:val="18"/>
               </w:rPr>
-              <w:t>Embedding + 本地向量索引</w:t>
+              <w:t>先评测，再考虑 Embedding + 本地向量索引</w:t>
             </w:r>
           </w:p>
         </w:tc>
@@ -5884,27 +5725,19 @@
           <w:tcPr>
             <w:tcW w:type="dxa" w:w="2664"/>
             <w:vAlign w:val="center"/>
-            <w:shd w:fill="FFFFFF"/>
-            <w:tcMar>
-              <w:top w:w="100" w:type="dxa"/>
-              <w:bottom w:w="100" w:type="dxa"/>
-              <w:start w:w="120" w:type="dxa"/>
-              <w:end w:w="120" w:type="dxa"/>
-            </w:tcMar>
           </w:tcPr>
           <w:p>
             <w:pPr>
-              <w:spacing w:after="0" w:line="276" w:lineRule="auto"/>
+              <w:spacing w:before="0" w:after="40" w:line="276" w:lineRule="auto"/>
             </w:pPr>
-            <w:r/>
             <w:r>
               <w:rPr>
-                <w:rFonts w:ascii="Arial Unicode MS" w:hAnsi="Arial Unicode MS" w:eastAsia="Arial Unicode MS"/>
-                <w:b w:val="0"/>
-                <w:color w:val="222222"/>
-                <w:sz w:val="19"/>
+                <w:rFonts w:ascii="Calibri" w:hAnsi="Calibri" w:eastAsia="Microsoft YaHei"/>
+                <w:b/>
+                <w:color w:val="1A1A1A"/>
+                <w:sz w:val="18"/>
               </w:rPr>
-              <w:t>5,000 篇以上</w:t>
+              <w:t>更大或多租户</w:t>
             </w:r>
           </w:p>
         </w:tc>
@@ -5912,85 +5745,19 @@
           <w:tcPr>
             <w:tcW w:type="dxa" w:w="6696"/>
             <w:vAlign w:val="center"/>
-            <w:shd w:fill="FFFFFF"/>
-            <w:tcMar>
-              <w:top w:w="100" w:type="dxa"/>
-              <w:bottom w:w="100" w:type="dxa"/>
-              <w:start w:w="120" w:type="dxa"/>
-              <w:end w:w="120" w:type="dxa"/>
-            </w:tcMar>
           </w:tcPr>
           <w:p>
             <w:pPr>
-              <w:spacing w:after="0" w:line="276" w:lineRule="auto"/>
+              <w:spacing w:before="0" w:after="40" w:line="276" w:lineRule="auto"/>
             </w:pPr>
-            <w:r/>
             <w:r>
               <w:rPr>
-                <w:rFonts w:ascii="Arial Unicode MS" w:hAnsi="Arial Unicode MS" w:eastAsia="Arial Unicode MS"/>
+                <w:rFonts w:ascii="Calibri" w:hAnsi="Calibri" w:eastAsia="Microsoft YaHei"/>
                 <w:b w:val="0"/>
-                <w:color w:val="222222"/>
-                <w:sz w:val="19"/>
+                <w:color w:val="1A1A1A"/>
+                <w:sz w:val="18"/>
               </w:rPr>
-              <w:t>pgvector 或 Qdrant</w:t>
-            </w:r>
-          </w:p>
-        </w:tc>
-      </w:tr>
-      <w:tr>
-        <w:tc>
-          <w:tcPr>
-            <w:tcW w:type="dxa" w:w="2664"/>
-            <w:vAlign w:val="center"/>
-            <w:shd w:fill="FFFFFF"/>
-            <w:tcMar>
-              <w:top w:w="100" w:type="dxa"/>
-              <w:bottom w:w="100" w:type="dxa"/>
-              <w:start w:w="120" w:type="dxa"/>
-              <w:end w:w="120" w:type="dxa"/>
-            </w:tcMar>
-          </w:tcPr>
-          <w:p>
-            <w:pPr>
-              <w:spacing w:after="0" w:line="276" w:lineRule="auto"/>
-            </w:pPr>
-            <w:r/>
-            <w:r>
-              <w:rPr>
-                <w:rFonts w:ascii="Arial Unicode MS" w:hAnsi="Arial Unicode MS" w:eastAsia="Arial Unicode MS"/>
-                <w:b w:val="0"/>
-                <w:color w:val="222222"/>
-                <w:sz w:val="19"/>
-              </w:rPr>
-              <w:t>多用户正式产品</w:t>
-            </w:r>
-          </w:p>
-        </w:tc>
-        <w:tc>
-          <w:tcPr>
-            <w:tcW w:type="dxa" w:w="6696"/>
-            <w:vAlign w:val="center"/>
-            <w:shd w:fill="FFFFFF"/>
-            <w:tcMar>
-              <w:top w:w="100" w:type="dxa"/>
-              <w:bottom w:w="100" w:type="dxa"/>
-              <w:start w:w="120" w:type="dxa"/>
-              <w:end w:w="120" w:type="dxa"/>
-            </w:tcMar>
-          </w:tcPr>
-          <w:p>
-            <w:pPr>
-              <w:spacing w:after="0" w:line="276" w:lineRule="auto"/>
-            </w:pPr>
-            <w:r/>
-            <w:r>
-              <w:rPr>
-                <w:rFonts w:ascii="Arial Unicode MS" w:hAnsi="Arial Unicode MS" w:eastAsia="Arial Unicode MS"/>
-                <w:b w:val="0"/>
-                <w:color w:val="222222"/>
-                <w:sz w:val="19"/>
-              </w:rPr>
-              <w:t>PostgreSQL + pgvector/Qdrant + 权限隔离</w:t>
+              <w:t>向量数据库、tenant_id、权限与可观测性</w:t>
             </w:r>
           </w:p>
         </w:tc>
@@ -6018,12 +5785,11 @@
     <w:p>
       <w:r>
         <w:rPr>
-          <w:rFonts w:ascii="Arial Unicode MS" w:hAnsi="Arial Unicode MS" w:eastAsia="Arial Unicode MS"/>
-          <w:b w:val="0"/>
-          <w:color w:val="222222"/>
+          <w:rFonts w:ascii="Calibri" w:hAnsi="Calibri" w:eastAsia="Microsoft YaHei"/>
+          <w:color w:val="1A1A1A"/>
           <w:sz w:val="22"/>
         </w:rPr>
-        <w:t>专业版可以同时使用语义 Embedding、关键词检索和元数据过滤，再按平台、语言、真实性、新鲜度重排序。语义 Embedding 能识别“隐藏文字影响模型回答”和“AI 投毒风险”这种用词不同但意思接近的表达。</w:t>
+        <w:t>当前版本已经同时使用字符 TF-IDF、关键词、元数据、真实性、新鲜度和 MMR。下一步只有在固定评测证明语义召回不足时，才考虑增加 Embedding 或向量数据库。</w:t>
       </w:r>
     </w:p>
     <w:p>
@@ -6034,21 +5800,11 @@
       </w:pPr>
       <w:r>
         <w:rPr>
-          <w:rFonts w:ascii="Arial Unicode MS" w:hAnsi="Arial Unicode MS" w:eastAsia="Arial Unicode MS"/>
-          <w:b/>
-          <w:color w:val="1F4D78"/>
-          <w:sz w:val="21"/>
+          <w:rFonts w:ascii="Calibri" w:hAnsi="Calibri" w:eastAsia="Microsoft YaHei"/>
+          <w:color w:val="1A1A1A"/>
+          <w:sz w:val="22"/>
         </w:rPr>
-        <w:t xml:space="preserve">示例权重  </w:t>
-      </w:r>
-      <w:r>
-        <w:rPr>
-          <w:rFonts w:ascii="Arial Unicode MS" w:hAnsi="Arial Unicode MS" w:eastAsia="Arial Unicode MS"/>
-          <w:b w:val="0"/>
-          <w:color w:val="222222"/>
-          <w:sz w:val="21"/>
-        </w:rPr>
-        <w:t>语义相似度 40% + 关键词 20% + 内容类型 10% + 平台 10% + 语言 8% + 真实性 7% + 新鲜度 5%。实际比例需要用真实生成效果校准。</w:t>
+        <w:t>当前实际权重  字符 TF-IDF 60% + 关键词覆盖 18% + 元数据匹配 14% + 真实性 6% + 新鲜度 2%；权重变化应通过 eval-cases 和 eval-runs 比较验证。</w:t>
       </w:r>
     </w:p>
     <w:p>
@@ -6594,21 +6350,11 @@
       </w:pPr>
       <w:r>
         <w:rPr>
-          <w:rFonts w:ascii="Arial Unicode MS" w:hAnsi="Arial Unicode MS" w:eastAsia="Arial Unicode MS"/>
-          <w:b/>
-          <w:color w:val="2E74B5"/>
+          <w:rFonts w:ascii="Calibri" w:hAnsi="Calibri" w:eastAsia="Microsoft YaHei"/>
+          <w:color w:val="1A1A1A"/>
           <w:sz w:val="22"/>
         </w:rPr>
-        <w:t xml:space="preserve">1. </w:t>
-      </w:r>
-      <w:r>
-        <w:rPr>
-          <w:rFonts w:ascii="Arial Unicode MS" w:hAnsi="Arial Unicode MS" w:eastAsia="Arial Unicode MS"/>
-          <w:b w:val="0"/>
-          <w:color w:val="222222"/>
-          <w:sz w:val="22"/>
-        </w:rPr>
-        <w:t>配置模型 API Key，启动 FastAPI 服务，并打开 /docs 交互页面。</w:t>
+        <w:t>1. 先保持 LLM_MODE=mock，启动 FastAPI 并用 57 项测试和 smoke test 验证本地链路；需要真实生成时再配置 DeepSeek 或 OpenAI。</w:t>
       </w:r>
     </w:p>
     <w:p>
@@ -6617,21 +6363,11 @@
       </w:pPr>
       <w:r>
         <w:rPr>
-          <w:rFonts w:ascii="Arial Unicode MS" w:hAnsi="Arial Unicode MS" w:eastAsia="Arial Unicode MS"/>
-          <w:b/>
-          <w:color w:val="2E74B5"/>
+          <w:rFonts w:ascii="Calibri" w:hAnsi="Calibri" w:eastAsia="Microsoft YaHei"/>
+          <w:color w:val="1A1A1A"/>
           <w:sz w:val="22"/>
         </w:rPr>
-        <w:t xml:space="preserve">2. </w:t>
-      </w:r>
-      <w:r>
-        <w:rPr>
-          <w:rFonts w:ascii="Arial Unicode MS" w:hAnsi="Arial Unicode MS" w:eastAsia="Arial Unicode MS"/>
-          <w:b w:val="0"/>
-          <w:color w:val="222222"/>
-          <w:sz w:val="22"/>
-        </w:rPr>
-        <w:t>查看 GET /roles，确认 Alignment AI 角色的 role_id 为 2。</w:t>
+        <w:t>2. 查看 GET /roles；创建新角色时同时设置 identity_rules 和长期复用的 default_generate_params。</w:t>
       </w:r>
     </w:p>
     <w:p>
@@ -6640,21 +6376,11 @@
       </w:pPr>
       <w:r>
         <w:rPr>
-          <w:rFonts w:ascii="Arial Unicode MS" w:hAnsi="Arial Unicode MS" w:eastAsia="Arial Unicode MS"/>
-          <w:b/>
-          <w:color w:val="2E74B5"/>
+          <w:rFonts w:ascii="Calibri" w:hAnsi="Calibri" w:eastAsia="Microsoft YaHei"/>
+          <w:color w:val="1A1A1A"/>
           <w:sz w:val="22"/>
         </w:rPr>
-        <w:t xml:space="preserve">3. </w:t>
-      </w:r>
-      <w:r>
-        <w:rPr>
-          <w:rFonts w:ascii="Arial Unicode MS" w:hAnsi="Arial Unicode MS" w:eastAsia="Arial Unicode MS"/>
-          <w:b w:val="0"/>
-          <w:color w:val="222222"/>
-          <w:sz w:val="22"/>
-        </w:rPr>
-        <w:t>调用 POST /profile/rebuild?role_id=2，生成第一版双语作者画像。</w:t>
+        <w:t>3. 用 POST /posts/bulk-upload 导入真实文章，检查自动标签，必要时通过单条或批量 PATCH 修正，再重建画像。</w:t>
       </w:r>
     </w:p>
     <w:p>
@@ -6663,21 +6389,11 @@
       </w:pPr>
       <w:r>
         <w:rPr>
-          <w:rFonts w:ascii="Arial Unicode MS" w:hAnsi="Arial Unicode MS" w:eastAsia="Arial Unicode MS"/>
-          <w:b/>
-          <w:color w:val="2E74B5"/>
+          <w:rFonts w:ascii="Calibri" w:hAnsi="Calibri" w:eastAsia="Microsoft YaHei"/>
+          <w:color w:val="1A1A1A"/>
           <w:sz w:val="22"/>
         </w:rPr>
-        <w:t xml:space="preserve">4. </w:t>
-      </w:r>
-      <w:r>
-        <w:rPr>
-          <w:rFonts w:ascii="Arial Unicode MS" w:hAnsi="Arial Unicode MS" w:eastAsia="Arial Unicode MS"/>
-          <w:b w:val="0"/>
-          <w:color w:val="222222"/>
-          <w:sz w:val="22"/>
-        </w:rPr>
-        <w:t>选择 10 个真实选题，每次生成 3 个候选版本。</w:t>
+        <w:t>4. 先调用 /retrieve 检查命中，再用 /generate 生成；通过 effective_request 核对最终生效参数。</w:t>
       </w:r>
     </w:p>
     <w:p>
@@ -6686,21 +6402,11 @@
       </w:pPr>
       <w:r>
         <w:rPr>
-          <w:rFonts w:ascii="Arial Unicode MS" w:hAnsi="Arial Unicode MS" w:eastAsia="Arial Unicode MS"/>
-          <w:b/>
-          <w:color w:val="2E74B5"/>
+          <w:rFonts w:ascii="Calibri" w:hAnsi="Calibri" w:eastAsia="Microsoft YaHei"/>
+          <w:color w:val="1A1A1A"/>
           <w:sz w:val="22"/>
         </w:rPr>
-        <w:t xml:space="preserve">5. </w:t>
-      </w:r>
-      <w:r>
-        <w:rPr>
-          <w:rFonts w:ascii="Arial Unicode MS" w:hAnsi="Arial Unicode MS" w:eastAsia="Arial Unicode MS"/>
-          <w:b w:val="0"/>
-          <w:color w:val="222222"/>
-          <w:sz w:val="22"/>
-        </w:rPr>
-        <w:t>由本人修改，并通过 POST /feedback 保存终稿和修改原因。</w:t>
+        <w:t>5. 在 review-inbox 中查看审核摘要，人工 EDIT、APPROVE 或 REJECT，系统不会自动发布。</w:t>
       </w:r>
     </w:p>
     <w:p>
@@ -6709,21 +6415,11 @@
       </w:pPr>
       <w:r>
         <w:rPr>
-          <w:rFonts w:ascii="Arial Unicode MS" w:hAnsi="Arial Unicode MS" w:eastAsia="Arial Unicode MS"/>
-          <w:b/>
-          <w:color w:val="2E74B5"/>
+          <w:rFonts w:ascii="Calibri" w:hAnsi="Calibri" w:eastAsia="Microsoft YaHei"/>
+          <w:color w:val="1A1A1A"/>
           <w:sz w:val="22"/>
         </w:rPr>
-        <w:t xml:space="preserve">6. </w:t>
-      </w:r>
-      <w:r>
-        <w:rPr>
-          <w:rFonts w:ascii="Arial Unicode MS" w:hAnsi="Arial Unicode MS" w:eastAsia="Arial Unicode MS"/>
-          <w:b w:val="0"/>
-          <w:color w:val="222222"/>
-          <w:sz w:val="22"/>
-        </w:rPr>
-        <w:t>观察哪些检索样本经常不合适，再决定是否调整标签和权重。</w:t>
+        <w:t>6. 保存初稿、终稿和修改原因，再人工 ADMIT 或 REJECT；错误命中记录 NOT_RELEVANT，过时文章使用 RETIRE。</w:t>
       </w:r>
     </w:p>
     <w:p>
@@ -6732,21 +6428,11 @@
       </w:pPr>
       <w:r>
         <w:rPr>
-          <w:rFonts w:ascii="Arial Unicode MS" w:hAnsi="Arial Unicode MS" w:eastAsia="Arial Unicode MS"/>
-          <w:b/>
-          <w:color w:val="2E74B5"/>
+          <w:rFonts w:ascii="Calibri" w:hAnsi="Calibri" w:eastAsia="Microsoft YaHei"/>
+          <w:color w:val="1A1A1A"/>
           <w:sz w:val="22"/>
         </w:rPr>
-        <w:t xml:space="preserve">7. </w:t>
-      </w:r>
-      <w:r>
-        <w:rPr>
-          <w:rFonts w:ascii="Arial Unicode MS" w:hAnsi="Arial Unicode MS" w:eastAsia="Arial Unicode MS"/>
-          <w:b w:val="0"/>
-          <w:color w:val="222222"/>
-          <w:sz w:val="22"/>
-        </w:rPr>
-        <w:t>积累数百篇语料后，再评估升级语义 Embedding 与向量数据库。</w:t>
+        <w:t>7. 建立 eval-cases，对已保存的 generation_run 执行确定性评测；只有指标证明需要时才升级 Embedding。</w:t>
       </w:r>
     </w:p>
     <w:p>
@@ -6765,6 +6451,7 @@
     </w:p>
     <w:tbl>
       <w:tblPr>
+        <w:tblStyle w:val="TableGrid"/>
         <w:tblW w:type="auto" w:w="0"/>
         <w:jc w:val="center"/>
         <w:tblLayout w:type="fixed"/>
@@ -6777,12 +6464,13 @@
       <w:tr>
         <w:trPr>
           <w:tblHeader/>
+          <w:tblHeader w:val="true"/>
         </w:trPr>
         <w:tc>
           <w:tcPr>
             <w:tcW w:type="dxa" w:w="4680"/>
             <w:vAlign w:val="center"/>
-            <w:shd w:fill="2E74B5"/>
+            <w:shd w:fill="E8EEF5"/>
             <w:tcMar>
               <w:top w:w="100" w:type="dxa"/>
               <w:bottom w:w="100" w:type="dxa"/>
@@ -6792,15 +6480,14 @@
           </w:tcPr>
           <w:p>
             <w:pPr>
-              <w:spacing w:after="0" w:line="276" w:lineRule="auto"/>
+              <w:spacing w:before="0" w:after="40" w:line="276" w:lineRule="auto"/>
             </w:pPr>
-            <w:r/>
             <w:r>
               <w:rPr>
-                <w:rFonts w:ascii="Arial Unicode MS" w:hAnsi="Arial Unicode MS" w:eastAsia="Arial Unicode MS"/>
+                <w:rFonts w:ascii="Calibri" w:hAnsi="Calibri" w:eastAsia="Microsoft YaHei"/>
                 <w:b/>
-                <w:color w:val="FFFFFF"/>
-                <w:sz w:val="19"/>
+                <w:color w:val="1A1A1A"/>
+                <w:sz w:val="18"/>
               </w:rPr>
               <w:t>文件</w:t>
             </w:r>
@@ -6810,7 +6497,7 @@
           <w:tcPr>
             <w:tcW w:type="dxa" w:w="4680"/>
             <w:vAlign w:val="center"/>
-            <w:shd w:fill="2E74B5"/>
+            <w:shd w:fill="E8EEF5"/>
             <w:tcMar>
               <w:top w:w="100" w:type="dxa"/>
               <w:bottom w:w="100" w:type="dxa"/>
@@ -6820,15 +6507,14 @@
           </w:tcPr>
           <w:p>
             <w:pPr>
-              <w:spacing w:after="0" w:line="276" w:lineRule="auto"/>
+              <w:spacing w:before="0" w:after="40" w:line="276" w:lineRule="auto"/>
             </w:pPr>
-            <w:r/>
             <w:r>
               <w:rPr>
-                <w:rFonts w:ascii="Arial Unicode MS" w:hAnsi="Arial Unicode MS" w:eastAsia="Arial Unicode MS"/>
+                <w:rFonts w:ascii="Calibri" w:hAnsi="Calibri" w:eastAsia="Microsoft YaHei"/>
                 <w:b/>
-                <w:color w:val="FFFFFF"/>
-                <w:sz w:val="19"/>
+                <w:color w:val="1A1A1A"/>
+                <w:sz w:val="18"/>
               </w:rPr>
               <w:t>职责</w:t>
             </w:r>
@@ -6840,25 +6526,17 @@
           <w:tcPr>
             <w:tcW w:type="dxa" w:w="2880"/>
             <w:vAlign w:val="center"/>
-            <w:shd w:fill="FFFFFF"/>
-            <w:tcMar>
-              <w:top w:w="100" w:type="dxa"/>
-              <w:bottom w:w="100" w:type="dxa"/>
-              <w:start w:w="120" w:type="dxa"/>
-              <w:end w:w="120" w:type="dxa"/>
-            </w:tcMar>
           </w:tcPr>
           <w:p>
             <w:pPr>
-              <w:spacing w:after="0" w:line="276" w:lineRule="auto"/>
+              <w:spacing w:before="0" w:after="40" w:line="276" w:lineRule="auto"/>
             </w:pPr>
-            <w:r/>
             <w:r>
               <w:rPr>
-                <w:rFonts w:ascii="Arial Unicode MS" w:hAnsi="Arial Unicode MS" w:eastAsia="Arial Unicode MS"/>
-                <w:b w:val="0"/>
-                <w:color w:val="222222"/>
-                <w:sz w:val="19"/>
+                <w:rFonts w:ascii="Calibri" w:hAnsi="Calibri" w:eastAsia="Microsoft YaHei"/>
+                <w:b/>
+                <w:color w:val="1A1A1A"/>
+                <w:sz w:val="18"/>
               </w:rPr>
               <w:t>app/main.py</w:t>
             </w:r>
@@ -6868,27 +6546,19 @@
           <w:tcPr>
             <w:tcW w:type="dxa" w:w="6480"/>
             <w:vAlign w:val="center"/>
-            <w:shd w:fill="FFFFFF"/>
-            <w:tcMar>
-              <w:top w:w="100" w:type="dxa"/>
-              <w:bottom w:w="100" w:type="dxa"/>
-              <w:start w:w="120" w:type="dxa"/>
-              <w:end w:w="120" w:type="dxa"/>
-            </w:tcMar>
           </w:tcPr>
           <w:p>
             <w:pPr>
-              <w:spacing w:after="0" w:line="276" w:lineRule="auto"/>
+              <w:spacing w:before="0" w:after="40" w:line="276" w:lineRule="auto"/>
             </w:pPr>
-            <w:r/>
             <w:r>
               <w:rPr>
-                <w:rFonts w:ascii="Arial Unicode MS" w:hAnsi="Arial Unicode MS" w:eastAsia="Arial Unicode MS"/>
+                <w:rFonts w:ascii="Calibri" w:hAnsi="Calibri" w:eastAsia="Microsoft YaHei"/>
                 <w:b w:val="0"/>
-                <w:color w:val="222222"/>
-                <w:sz w:val="19"/>
+                <w:color w:val="1A1A1A"/>
+                <w:sz w:val="18"/>
               </w:rPr>
-              <w:t>FastAPI 接口：角色、文章上传、画像、生成和反馈</w:t>
+              <w:t>FastAPI 路由与 HTTP 错误映射</w:t>
             </w:r>
           </w:p>
         </w:tc>
@@ -6898,25 +6568,143 @@
           <w:tcPr>
             <w:tcW w:type="dxa" w:w="2880"/>
             <w:vAlign w:val="center"/>
-            <w:shd w:fill="FFFFFF"/>
-            <w:tcMar>
-              <w:top w:w="100" w:type="dxa"/>
-              <w:bottom w:w="100" w:type="dxa"/>
-              <w:start w:w="120" w:type="dxa"/>
-              <w:end w:w="120" w:type="dxa"/>
-            </w:tcMar>
           </w:tcPr>
           <w:p>
             <w:pPr>
-              <w:spacing w:after="0" w:line="276" w:lineRule="auto"/>
+              <w:spacing w:before="0" w:after="40" w:line="276" w:lineRule="auto"/>
             </w:pPr>
-            <w:r/>
             <w:r>
               <w:rPr>
-                <w:rFonts w:ascii="Arial Unicode MS" w:hAnsi="Arial Unicode MS" w:eastAsia="Arial Unicode MS"/>
+                <w:rFonts w:ascii="Calibri" w:hAnsi="Calibri" w:eastAsia="Microsoft YaHei"/>
+                <w:b/>
+                <w:color w:val="1A1A1A"/>
+                <w:sz w:val="18"/>
+              </w:rPr>
+              <w:t>app/agent.py</w:t>
+            </w:r>
+          </w:p>
+        </w:tc>
+        <w:tc>
+          <w:tcPr>
+            <w:tcW w:type="dxa" w:w="6480"/>
+            <w:vAlign w:val="center"/>
+          </w:tcPr>
+          <w:p>
+            <w:pPr>
+              <w:spacing w:before="0" w:after="40" w:line="276" w:lineRule="auto"/>
+            </w:pPr>
+            <w:r>
+              <w:rPr>
+                <w:rFonts w:ascii="Calibri" w:hAnsi="Calibri" w:eastAsia="Microsoft YaHei"/>
                 <w:b w:val="0"/>
-                <w:color w:val="222222"/>
-                <w:sz w:val="19"/>
+                <w:color w:val="1A1A1A"/>
+                <w:sz w:val="18"/>
+              </w:rPr>
+              <w:t>画像、参数解析、检索、生成、评审和改写</w:t>
+            </w:r>
+          </w:p>
+        </w:tc>
+      </w:tr>
+      <w:tr>
+        <w:tc>
+          <w:tcPr>
+            <w:tcW w:type="dxa" w:w="2880"/>
+            <w:vAlign w:val="center"/>
+          </w:tcPr>
+          <w:p>
+            <w:pPr>
+              <w:spacing w:before="0" w:after="40" w:line="276" w:lineRule="auto"/>
+            </w:pPr>
+            <w:r>
+              <w:rPr>
+                <w:rFonts w:ascii="Calibri" w:hAnsi="Calibri" w:eastAsia="Microsoft YaHei"/>
+                <w:b/>
+                <w:color w:val="1A1A1A"/>
+                <w:sz w:val="18"/>
+              </w:rPr>
+              <w:t>app/retrieval.py</w:t>
+            </w:r>
+          </w:p>
+        </w:tc>
+        <w:tc>
+          <w:tcPr>
+            <w:tcW w:type="dxa" w:w="6480"/>
+            <w:vAlign w:val="center"/>
+          </w:tcPr>
+          <w:p>
+            <w:pPr>
+              <w:spacing w:before="0" w:after="40" w:line="276" w:lineRule="auto"/>
+            </w:pPr>
+            <w:r>
+              <w:rPr>
+                <w:rFonts w:ascii="Calibri" w:hAnsi="Calibri" w:eastAsia="Microsoft YaHei"/>
+                <w:b w:val="0"/>
+                <w:color w:val="1A1A1A"/>
+                <w:sz w:val="18"/>
+              </w:rPr>
+              <w:t>混合评分、解释和 MMR</w:t>
+            </w:r>
+          </w:p>
+        </w:tc>
+      </w:tr>
+      <w:tr>
+        <w:tc>
+          <w:tcPr>
+            <w:tcW w:type="dxa" w:w="2880"/>
+            <w:vAlign w:val="center"/>
+          </w:tcPr>
+          <w:p>
+            <w:pPr>
+              <w:spacing w:before="0" w:after="40" w:line="276" w:lineRule="auto"/>
+            </w:pPr>
+            <w:r>
+              <w:rPr>
+                <w:rFonts w:ascii="Calibri" w:hAnsi="Calibri" w:eastAsia="Microsoft YaHei"/>
+                <w:b/>
+                <w:color w:val="1A1A1A"/>
+                <w:sz w:val="18"/>
+              </w:rPr>
+              <w:t>app/ingestion.py</w:t>
+            </w:r>
+          </w:p>
+        </w:tc>
+        <w:tc>
+          <w:tcPr>
+            <w:tcW w:type="dxa" w:w="6480"/>
+            <w:vAlign w:val="center"/>
+          </w:tcPr>
+          <w:p>
+            <w:pPr>
+              <w:spacing w:before="0" w:after="40" w:line="276" w:lineRule="auto"/>
+            </w:pPr>
+            <w:r>
+              <w:rPr>
+                <w:rFonts w:ascii="Calibri" w:hAnsi="Calibri" w:eastAsia="Microsoft YaHei"/>
+                <w:b w:val="0"/>
+                <w:color w:val="1A1A1A"/>
+                <w:sz w:val="18"/>
+              </w:rPr>
+              <w:t>自动元数据、正文指纹和统一上传流程</w:t>
+            </w:r>
+          </w:p>
+        </w:tc>
+      </w:tr>
+      <w:tr>
+        <w:tc>
+          <w:tcPr>
+            <w:tcW w:type="dxa" w:w="2880"/>
+            <w:vAlign w:val="center"/>
+          </w:tcPr>
+          <w:p>
+            <w:pPr>
+              <w:spacing w:before="0" w:after="40" w:line="276" w:lineRule="auto"/>
+            </w:pPr>
+            <w:r>
+              <w:rPr>
+                <w:rFonts w:ascii="Calibri" w:hAnsi="Calibri" w:eastAsia="Microsoft YaHei"/>
+                <w:b/>
+                <w:color w:val="1A1A1A"/>
+                <w:sz w:val="18"/>
               </w:rPr>
               <w:t>app/db.py</w:t>
             </w:r>
@@ -6926,27 +6714,19 @@
           <w:tcPr>
             <w:tcW w:type="dxa" w:w="6480"/>
             <w:vAlign w:val="center"/>
-            <w:shd w:fill="FFFFFF"/>
-            <w:tcMar>
-              <w:top w:w="100" w:type="dxa"/>
-              <w:bottom w:w="100" w:type="dxa"/>
-              <w:start w:w="120" w:type="dxa"/>
-              <w:end w:w="120" w:type="dxa"/>
-            </w:tcMar>
           </w:tcPr>
           <w:p>
             <w:pPr>
-              <w:spacing w:after="0" w:line="276" w:lineRule="auto"/>
+              <w:spacing w:before="0" w:after="40" w:line="276" w:lineRule="auto"/>
             </w:pPr>
-            <w:r/>
             <w:r>
               <w:rPr>
-                <w:rFonts w:ascii="Arial Unicode MS" w:hAnsi="Arial Unicode MS" w:eastAsia="Arial Unicode MS"/>
+                <w:rFonts w:ascii="Calibri" w:hAnsi="Calibri" w:eastAsia="Microsoft YaHei"/>
                 <w:b w:val="0"/>
-                <w:color w:val="222222"/>
-                <w:sz w:val="19"/>
+                <w:color w:val="1A1A1A"/>
+                <w:sz w:val="18"/>
               </w:rPr>
-              <w:t>SQLite 数据库与多角色隔离</w:t>
+              <w:t>SQLite、事务、状态机与审计记录</w:t>
             </w:r>
           </w:p>
         </w:tc>
@@ -6956,27 +6736,19 @@
           <w:tcPr>
             <w:tcW w:type="dxa" w:w="2880"/>
             <w:vAlign w:val="center"/>
-            <w:shd w:fill="FFFFFF"/>
-            <w:tcMar>
-              <w:top w:w="100" w:type="dxa"/>
-              <w:bottom w:w="100" w:type="dxa"/>
-              <w:start w:w="120" w:type="dxa"/>
-              <w:end w:w="120" w:type="dxa"/>
-            </w:tcMar>
           </w:tcPr>
           <w:p>
             <w:pPr>
-              <w:spacing w:after="0" w:line="276" w:lineRule="auto"/>
+              <w:spacing w:before="0" w:after="40" w:line="276" w:lineRule="auto"/>
             </w:pPr>
-            <w:r/>
             <w:r>
               <w:rPr>
-                <w:rFonts w:ascii="Arial Unicode MS" w:hAnsi="Arial Unicode MS" w:eastAsia="Arial Unicode MS"/>
-                <w:b w:val="0"/>
-                <w:color w:val="222222"/>
-                <w:sz w:val="19"/>
+                <w:rFonts w:ascii="Calibri" w:hAnsi="Calibri" w:eastAsia="Microsoft YaHei"/>
+                <w:b/>
+                <w:color w:val="1A1A1A"/>
+                <w:sz w:val="18"/>
               </w:rPr>
-              <w:t>app/documents.py</w:t>
+              <w:t>app/reviewer.py</w:t>
             </w:r>
           </w:p>
         </w:tc>
@@ -6984,27 +6756,19 @@
           <w:tcPr>
             <w:tcW w:type="dxa" w:w="6480"/>
             <w:vAlign w:val="center"/>
-            <w:shd w:fill="FFFFFF"/>
-            <w:tcMar>
-              <w:top w:w="100" w:type="dxa"/>
-              <w:bottom w:w="100" w:type="dxa"/>
-              <w:start w:w="120" w:type="dxa"/>
-              <w:end w:w="120" w:type="dxa"/>
-            </w:tcMar>
           </w:tcPr>
           <w:p>
             <w:pPr>
-              <w:spacing w:after="0" w:line="276" w:lineRule="auto"/>
+              <w:spacing w:before="0" w:after="40" w:line="276" w:lineRule="auto"/>
             </w:pPr>
-            <w:r/>
             <w:r>
               <w:rPr>
-                <w:rFonts w:ascii="Arial Unicode MS" w:hAnsi="Arial Unicode MS" w:eastAsia="Arial Unicode MS"/>
+                <w:rFonts w:ascii="Calibri" w:hAnsi="Calibri" w:eastAsia="Microsoft YaHei"/>
                 <w:b w:val="0"/>
-                <w:color w:val="222222"/>
-                <w:sz w:val="19"/>
+                <w:color w:val="1A1A1A"/>
+                <w:sz w:val="18"/>
               </w:rPr>
-              <w:t>PDF/TXT/Markdown 文本提取和文章拆分</w:t>
+              <w:t>独立只读审核器</w:t>
             </w:r>
           </w:p>
         </w:tc>
@@ -7014,27 +6778,19 @@
           <w:tcPr>
             <w:tcW w:type="dxa" w:w="2880"/>
             <w:vAlign w:val="center"/>
-            <w:shd w:fill="FFFFFF"/>
-            <w:tcMar>
-              <w:top w:w="100" w:type="dxa"/>
-              <w:bottom w:w="100" w:type="dxa"/>
-              <w:start w:w="120" w:type="dxa"/>
-              <w:end w:w="120" w:type="dxa"/>
-            </w:tcMar>
           </w:tcPr>
           <w:p>
             <w:pPr>
-              <w:spacing w:after="0" w:line="276" w:lineRule="auto"/>
+              <w:spacing w:before="0" w:after="40" w:line="276" w:lineRule="auto"/>
             </w:pPr>
-            <w:r/>
             <w:r>
               <w:rPr>
-                <w:rFonts w:ascii="Arial Unicode MS" w:hAnsi="Arial Unicode MS" w:eastAsia="Arial Unicode MS"/>
-                <w:b w:val="0"/>
-                <w:color w:val="222222"/>
-                <w:sz w:val="19"/>
+                <w:rFonts w:ascii="Calibri" w:hAnsi="Calibri" w:eastAsia="Microsoft YaHei"/>
+                <w:b/>
+                <w:color w:val="1A1A1A"/>
+                <w:sz w:val="18"/>
               </w:rPr>
-              <w:t>app/retrieval.py</w:t>
+              <w:t>app/evals/</w:t>
             </w:r>
           </w:p>
         </w:tc>
@@ -7042,27 +6798,19 @@
           <w:tcPr>
             <w:tcW w:type="dxa" w:w="6480"/>
             <w:vAlign w:val="center"/>
-            <w:shd w:fill="FFFFFF"/>
-            <w:tcMar>
-              <w:top w:w="100" w:type="dxa"/>
-              <w:bottom w:w="100" w:type="dxa"/>
-              <w:start w:w="120" w:type="dxa"/>
-              <w:end w:w="120" w:type="dxa"/>
-            </w:tcMar>
           </w:tcPr>
           <w:p>
             <w:pPr>
-              <w:spacing w:after="0" w:line="276" w:lineRule="auto"/>
+              <w:spacing w:before="0" w:after="40" w:line="276" w:lineRule="auto"/>
             </w:pPr>
-            <w:r/>
             <w:r>
               <w:rPr>
-                <w:rFonts w:ascii="Arial Unicode MS" w:hAnsi="Arial Unicode MS" w:eastAsia="Arial Unicode MS"/>
+                <w:rFonts w:ascii="Calibri" w:hAnsi="Calibri" w:eastAsia="Microsoft YaHei"/>
                 <w:b w:val="0"/>
-                <w:color w:val="222222"/>
-                <w:sz w:val="19"/>
+                <w:color w:val="1A1A1A"/>
+                <w:sz w:val="18"/>
               </w:rPr>
-              <w:t>字符 n-gram、TF-IDF、余弦相似度与排序</w:t>
+              <w:t>确定性指标、运行和比较</w:t>
             </w:r>
           </w:p>
         </w:tc>
@@ -7072,27 +6820,19 @@
           <w:tcPr>
             <w:tcW w:type="dxa" w:w="2880"/>
             <w:vAlign w:val="center"/>
-            <w:shd w:fill="FFFFFF"/>
-            <w:tcMar>
-              <w:top w:w="100" w:type="dxa"/>
-              <w:bottom w:w="100" w:type="dxa"/>
-              <w:start w:w="120" w:type="dxa"/>
-              <w:end w:w="120" w:type="dxa"/>
-            </w:tcMar>
           </w:tcPr>
           <w:p>
             <w:pPr>
-              <w:spacing w:after="0" w:line="276" w:lineRule="auto"/>
+              <w:spacing w:before="0" w:after="40" w:line="276" w:lineRule="auto"/>
             </w:pPr>
-            <w:r/>
             <w:r>
               <w:rPr>
-                <w:rFonts w:ascii="Arial Unicode MS" w:hAnsi="Arial Unicode MS" w:eastAsia="Arial Unicode MS"/>
-                <w:b w:val="0"/>
-                <w:color w:val="222222"/>
-                <w:sz w:val="19"/>
+                <w:rFonts w:ascii="Calibri" w:hAnsi="Calibri" w:eastAsia="Microsoft YaHei"/>
+                <w:b/>
+                <w:color w:val="1A1A1A"/>
+                <w:sz w:val="18"/>
               </w:rPr>
-              <w:t>app/agent.py</w:t>
+              <w:t>tests/</w:t>
             </w:r>
           </w:p>
         </w:tc>
@@ -7100,143 +6840,19 @@
           <w:tcPr>
             <w:tcW w:type="dxa" w:w="6480"/>
             <w:vAlign w:val="center"/>
-            <w:shd w:fill="FFFFFF"/>
-            <w:tcMar>
-              <w:top w:w="100" w:type="dxa"/>
-              <w:bottom w:w="100" w:type="dxa"/>
-              <w:start w:w="120" w:type="dxa"/>
-              <w:end w:w="120" w:type="dxa"/>
-            </w:tcMar>
           </w:tcPr>
           <w:p>
             <w:pPr>
-              <w:spacing w:after="0" w:line="276" w:lineRule="auto"/>
+              <w:spacing w:before="0" w:after="40" w:line="276" w:lineRule="auto"/>
             </w:pPr>
-            <w:r/>
             <w:r>
               <w:rPr>
-                <w:rFonts w:ascii="Arial Unicode MS" w:hAnsi="Arial Unicode MS" w:eastAsia="Arial Unicode MS"/>
+                <w:rFonts w:ascii="Calibri" w:hAnsi="Calibri" w:eastAsia="Microsoft YaHei"/>
                 <w:b w:val="0"/>
-                <w:color w:val="222222"/>
-                <w:sz w:val="19"/>
+                <w:color w:val="1A1A1A"/>
+                <w:sz w:val="18"/>
               </w:rPr>
-              <w:t>作者画像、生成提示词、风格评审和定向修改</w:t>
-            </w:r>
-          </w:p>
-        </w:tc>
-      </w:tr>
-      <w:tr>
-        <w:tc>
-          <w:tcPr>
-            <w:tcW w:type="dxa" w:w="2880"/>
-            <w:vAlign w:val="center"/>
-            <w:shd w:fill="FFFFFF"/>
-            <w:tcMar>
-              <w:top w:w="100" w:type="dxa"/>
-              <w:bottom w:w="100" w:type="dxa"/>
-              <w:start w:w="120" w:type="dxa"/>
-              <w:end w:w="120" w:type="dxa"/>
-            </w:tcMar>
-          </w:tcPr>
-          <w:p>
-            <w:pPr>
-              <w:spacing w:after="0" w:line="276" w:lineRule="auto"/>
-            </w:pPr>
-            <w:r/>
-            <w:r>
-              <w:rPr>
-                <w:rFonts w:ascii="Arial Unicode MS" w:hAnsi="Arial Unicode MS" w:eastAsia="Arial Unicode MS"/>
-                <w:b w:val="0"/>
-                <w:color w:val="222222"/>
-                <w:sz w:val="19"/>
-              </w:rPr>
-              <w:t>app/llm.py</w:t>
-            </w:r>
-          </w:p>
-        </w:tc>
-        <w:tc>
-          <w:tcPr>
-            <w:tcW w:type="dxa" w:w="6480"/>
-            <w:vAlign w:val="center"/>
-            <w:shd w:fill="FFFFFF"/>
-            <w:tcMar>
-              <w:top w:w="100" w:type="dxa"/>
-              <w:bottom w:w="100" w:type="dxa"/>
-              <w:start w:w="120" w:type="dxa"/>
-              <w:end w:w="120" w:type="dxa"/>
-            </w:tcMar>
-          </w:tcPr>
-          <w:p>
-            <w:pPr>
-              <w:spacing w:after="0" w:line="276" w:lineRule="auto"/>
-            </w:pPr>
-            <w:r/>
-            <w:r>
-              <w:rPr>
-                <w:rFonts w:ascii="Arial Unicode MS" w:hAnsi="Arial Unicode MS" w:eastAsia="Arial Unicode MS"/>
-                <w:b w:val="0"/>
-                <w:color w:val="222222"/>
-                <w:sz w:val="19"/>
-              </w:rPr>
-              <w:t>调用兼容 OpenAI Chat Completions 的模型接口</w:t>
-            </w:r>
-          </w:p>
-        </w:tc>
-      </w:tr>
-      <w:tr>
-        <w:tc>
-          <w:tcPr>
-            <w:tcW w:type="dxa" w:w="2880"/>
-            <w:vAlign w:val="center"/>
-            <w:shd w:fill="FFFFFF"/>
-            <w:tcMar>
-              <w:top w:w="100" w:type="dxa"/>
-              <w:bottom w:w="100" w:type="dxa"/>
-              <w:start w:w="120" w:type="dxa"/>
-              <w:end w:w="120" w:type="dxa"/>
-            </w:tcMar>
-          </w:tcPr>
-          <w:p>
-            <w:pPr>
-              <w:spacing w:after="0" w:line="276" w:lineRule="auto"/>
-            </w:pPr>
-            <w:r/>
-            <w:r>
-              <w:rPr>
-                <w:rFonts w:ascii="Arial Unicode MS" w:hAnsi="Arial Unicode MS" w:eastAsia="Arial Unicode MS"/>
-                <w:b w:val="0"/>
-                <w:color w:val="222222"/>
-                <w:sz w:val="19"/>
-              </w:rPr>
-              <w:t>app/models.py</w:t>
-            </w:r>
-          </w:p>
-        </w:tc>
-        <w:tc>
-          <w:tcPr>
-            <w:tcW w:type="dxa" w:w="6480"/>
-            <w:vAlign w:val="center"/>
-            <w:shd w:fill="FFFFFF"/>
-            <w:tcMar>
-              <w:top w:w="100" w:type="dxa"/>
-              <w:bottom w:w="100" w:type="dxa"/>
-              <w:start w:w="120" w:type="dxa"/>
-              <w:end w:w="120" w:type="dxa"/>
-            </w:tcMar>
-          </w:tcPr>
-          <w:p>
-            <w:pPr>
-              <w:spacing w:after="0" w:line="276" w:lineRule="auto"/>
-            </w:pPr>
-            <w:r/>
-            <w:r>
-              <w:rPr>
-                <w:rFonts w:ascii="Arial Unicode MS" w:hAnsi="Arial Unicode MS" w:eastAsia="Arial Unicode MS"/>
-                <w:b w:val="0"/>
-                <w:color w:val="222222"/>
-                <w:sz w:val="19"/>
-              </w:rPr>
-              <w:t>输入输出数据结构与字段校验</w:t>
+              <w:t>57 项离线回归测试</w:t>
             </w:r>
           </w:p>
         </w:tc>
